--- a/out/03_FAT/SNX-FAT-FRM-01 Financial Transaction Approval Records (Rev00 DRAFT).docx
+++ b/out/03_FAT/SNX-FAT-FRM-01 Financial Transaction Approval Records (Rev00 DRAFT).docx
@@ -2573,7 +2573,7 @@
                 <w:sz w:val="24"/>
                 <w:szCs w:val="24"/>
               </w:rPr>
-              <w:t>Bukan pembayaran oleh SINUX. Penagihan dan piutang ada di SOP Account Receivable &amp; Collection dan Billing &amp; Collection Monitoring Register, keduanya dalam peninjauan dan belum bernomor.</w:t>
+              <w:t>Bukan pembayaran oleh SINUX. Penagihan dan piutang ada di SOP Account Receivable &amp; Collection (dalam peninjauan dan belum bernomor) dan SNX-FAT-REG-01.</w:t>
             </w:r>
           </w:p>
         </w:tc>
@@ -2878,7 +2878,7 @@
                 <w:sz w:val="24"/>
                 <w:szCs w:val="24"/>
               </w:rPr>
-              <w:t>Ada di SOP Accounting and Financial Report, dalam peninjauan dan belum bernomor.</w:t>
+              <w:t>Ada di SNX-FAT-SOP-06.</w:t>
             </w:r>
           </w:p>
         </w:tc>
@@ -4691,7 +4691,7 @@
           <w:sz w:val="24"/>
           <w:szCs w:val="24"/>
         </w:rPr>
-        <w:t xml:space="preserve">6.11 Finance Staff menulis lokasi bukti persetujuan di Tabel 3, sesuai lokasi di tabel Rekaman (butir 4.8).</w:t>
+        <w:t xml:space="preserve">6.11 Finance Staff menulis lokasi berkas bukti persetujuan di Tabel 3, di dalam folder yang tercantum di tabel Rekaman (butir 4.8).</w:t>
       </w:r>
     </w:p>
     <w:p>
@@ -10942,7 +10942,7 @@
                 <w:sz w:val="24"/>
                 <w:szCs w:val="24"/>
               </w:rPr>
-              <w:t>Lokasi tertulis di Tabel 3. Pemilik: Finance Lead (USULAN). Aturan arsip mengikuti SNX-FAT-SOP-04.</w:t>
+              <w:t>Folder Google Drive Departemen FAT (USULAN); lokasi berkas tiap baris ditulis di Tabel 3 (butir 6.11). Pemilik: Finance Lead (USULAN). Aturan arsip mengikuti SNX-FAT-SOP-04.</w:t>
             </w:r>
           </w:p>
         </w:tc>
@@ -11956,7 +11956,7 @@
                 <w:sz w:val="24"/>
                 <w:szCs w:val="24"/>
               </w:rPr>
-              <w:t>SNX-ISMS-PRO-01</w:t>
+              <w:t>SNX-FAT-SOP-06</w:t>
             </w:r>
           </w:p>
         </w:tc>
@@ -11984,7 +11984,7 @@
                 <w:sz w:val="24"/>
                 <w:szCs w:val="24"/>
               </w:rPr>
-              <w:t>Information Classification &amp; Handling Procedure: tingkat RESTRICTED (Internal) untuk form ini (butir 4.10).</w:t>
+              <w:t>Accounting and Financial Report: pencatatan akuntansi, dikecualikan dari form ini.</w:t>
             </w:r>
           </w:p>
         </w:tc>
@@ -12017,7 +12017,7 @@
                 <w:sz w:val="24"/>
                 <w:szCs w:val="24"/>
               </w:rPr>
-              <w:t>Belum bernomor</w:t>
+              <w:t>SNX-FAT-REG-01</w:t>
             </w:r>
           </w:p>
         </w:tc>
@@ -12045,7 +12045,7 @@
                 <w:sz w:val="24"/>
                 <w:szCs w:val="24"/>
               </w:rPr>
-              <w:t>SOP Payment and Disbursement Approval: dalam peninjauan. Mengatur pengajuan pembayaran invoice, reimbursement, dan cash advance; form ini mencatat approval atas pengajuan itu.</w:t>
+              <w:t>Billing &amp; Collection Monitoring Register: pencatatan piutang usaha dari klien, dikecualikan dari form ini.</w:t>
             </w:r>
           </w:p>
         </w:tc>
@@ -12078,7 +12078,7 @@
                 <w:sz w:val="24"/>
                 <w:szCs w:val="24"/>
               </w:rPr>
-              <w:t>Belum bernomor</w:t>
+              <w:t>SNX-ISMS-PRO-01</w:t>
             </w:r>
           </w:p>
         </w:tc>
@@ -12106,7 +12106,7 @@
                 <w:sz w:val="24"/>
                 <w:szCs w:val="24"/>
               </w:rPr>
-              <w:t>SOP Account Receivable &amp; Collection dan Billing &amp; Collection Monitoring Register: dalam peninjauan. Penagihan dan piutang, dikecualikan dari form ini.</w:t>
+              <w:t>Information Classification &amp; Handling Procedure: tingkat RESTRICTED (Internal) untuk form ini (butir 4.10).</w:t>
             </w:r>
           </w:p>
         </w:tc>
@@ -12167,7 +12167,68 @@
                 <w:sz w:val="24"/>
                 <w:szCs w:val="24"/>
               </w:rPr>
-              <w:t>SOP Accounting and Financial Report: dalam peninjauan. Pencatatan akuntansi, dikecualikan dari form ini.</w:t>
+              <w:t>SOP Payment and Disbursement Approval: dalam peninjauan. Mengatur pengajuan pembayaran invoice, reimbursement, dan cash advance; form ini mencatat approval atas pengajuan itu.</w:t>
+            </w:r>
+          </w:p>
+        </w:tc>
+      </w:tr>
+      <w:tr>
+        <w:trPr>
+          <w:jc w:val="center"/>
+        </w:trPr>
+        <w:tc>
+          <w:tcPr>
+            <w:tcW w:w="2268" w:type="dxa"/>
+            <w:tcBorders>
+              <w:top w:val="single" w:sz="8" w:space="0" w:color="000000"/>
+              <w:left w:val="single" w:sz="8" w:space="0" w:color="000000"/>
+              <w:bottom w:val="single" w:sz="8" w:space="0" w:color="000000"/>
+              <w:right w:val="single" w:sz="8" w:space="0" w:color="000000"/>
+            </w:tcBorders>
+            <w:vAlign w:val="center"/>
+          </w:tcPr>
+          <w:p>
+            <w:pPr>
+              <w:rPr>
+                <w:sz w:val="24"/>
+                <w:szCs w:val="24"/>
+              </w:rPr>
+            </w:pPr>
+            <w:r>
+              <w:rPr>
+                <w:b w:val="0"/>
+                <w:sz w:val="24"/>
+                <w:szCs w:val="24"/>
+              </w:rPr>
+              <w:t>Belum bernomor</w:t>
+            </w:r>
+          </w:p>
+        </w:tc>
+        <w:tc>
+          <w:tcPr>
+            <w:tcW w:w="6520" w:type="dxa"/>
+            <w:tcBorders>
+              <w:top w:val="single" w:sz="8" w:space="0" w:color="000000"/>
+              <w:left w:val="single" w:sz="8" w:space="0" w:color="000000"/>
+              <w:bottom w:val="single" w:sz="8" w:space="0" w:color="000000"/>
+              <w:right w:val="single" w:sz="8" w:space="0" w:color="000000"/>
+            </w:tcBorders>
+            <w:vAlign w:val="center"/>
+          </w:tcPr>
+          <w:p>
+            <w:pPr>
+              <w:rPr>
+                <w:sz w:val="24"/>
+                <w:szCs w:val="24"/>
+              </w:rPr>
+            </w:pPr>
+            <w:r>
+              <w:rPr>
+                <w:b w:val="0"/>
+                <w:sz w:val="24"/>
+                <w:szCs w:val="24"/>
+              </w:rPr>
+              <w:t>SOP Account Receivable &amp; Collection: dalam peninjauan. Penagihan dan piutang, dikecualikan dari form ini.</w:t>
             </w:r>
           </w:p>
         </w:tc>

--- a/out/03_FAT/SNX-FAT-FRM-01 Financial Transaction Approval Records (Rev00 DRAFT).docx
+++ b/out/03_FAT/SNX-FAT-FRM-01 Financial Transaction Approval Records (Rev00 DRAFT).docx
@@ -1903,7 +1903,7 @@
           </w:tcPr>
           <w:p>
             <w:r>
-              <w:t>Finance Lead</w:t>
+              <w:t>Amirull Yusuf Zulkarnain / Direktur</w:t>
             </w:r>
           </w:p>
         </w:tc>
@@ -2573,7 +2573,7 @@
                 <w:sz w:val="24"/>
                 <w:szCs w:val="24"/>
               </w:rPr>
-              <w:t>Bukan pembayaran oleh SINUX. Penagihan dan piutang ada di SOP Account Receivable &amp; Collection (dalam peninjauan dan belum bernomor) dan SNX-FAT-REG-01.</w:t>
+              <w:t>Bukan pembayaran oleh SINUX. Penagihan dan piutang ada di SOP Account Receivable &amp; Collection (dalam peninjauan) dan SNX-FAT-REG-01.</w:t>
             </w:r>
           </w:p>
         </w:tc>
@@ -2695,7 +2695,7 @@
                 <w:sz w:val="24"/>
                 <w:szCs w:val="24"/>
               </w:rPr>
-              <w:t>Ada di SOP Payment and Disbursement Approval, dalam peninjauan dan belum bernomor. Form ini hanya mencatat hasilnya.</w:t>
+              <w:t>Ada di SOP Payment and Disbursement Approval, dalam peninjauan. Form ini hanya mencatat hasilnya.</w:t>
             </w:r>
           </w:p>
         </w:tc>
@@ -3666,6 +3666,128 @@
                 <w:szCs w:val="24"/>
               </w:rPr>
               <w:t>Finance, Accounting &amp; Tax, departemen pemilik form ini.</w:t>
+            </w:r>
+          </w:p>
+        </w:tc>
+      </w:tr>
+      <w:tr>
+        <w:trPr>
+          <w:jc w:val="center"/>
+        </w:trPr>
+        <w:tc>
+          <w:tcPr>
+            <w:tcW w:w="2268" w:type="dxa"/>
+            <w:tcBorders>
+              <w:top w:val="single" w:sz="8" w:space="0" w:color="000000"/>
+              <w:left w:val="single" w:sz="8" w:space="0" w:color="000000"/>
+              <w:bottom w:val="single" w:sz="8" w:space="0" w:color="000000"/>
+              <w:right w:val="single" w:sz="8" w:space="0" w:color="000000"/>
+            </w:tcBorders>
+            <w:vAlign w:val="center"/>
+          </w:tcPr>
+          <w:p>
+            <w:pPr>
+              <w:rPr>
+                <w:sz w:val="24"/>
+                <w:szCs w:val="24"/>
+              </w:rPr>
+            </w:pPr>
+            <w:r>
+              <w:rPr>
+                <w:b w:val="0"/>
+                <w:sz w:val="24"/>
+                <w:szCs w:val="24"/>
+              </w:rPr>
+              <w:t>Finance Lead</w:t>
+            </w:r>
+          </w:p>
+        </w:tc>
+        <w:tc>
+          <w:tcPr>
+            <w:tcW w:w="6520" w:type="dxa"/>
+            <w:tcBorders>
+              <w:top w:val="single" w:sz="8" w:space="0" w:color="000000"/>
+              <w:left w:val="single" w:sz="8" w:space="0" w:color="000000"/>
+              <w:bottom w:val="single" w:sz="8" w:space="0" w:color="000000"/>
+              <w:right w:val="single" w:sz="8" w:space="0" w:color="000000"/>
+            </w:tcBorders>
+            <w:vAlign w:val="center"/>
+          </w:tcPr>
+          <w:p>
+            <w:pPr>
+              <w:rPr>
+                <w:sz w:val="24"/>
+                <w:szCs w:val="24"/>
+              </w:rPr>
+            </w:pPr>
+            <w:r>
+              <w:rPr>
+                <w:b w:val="0"/>
+                <w:sz w:val="24"/>
+                <w:szCs w:val="24"/>
+              </w:rPr>
+              <w:t>Peran pemeriksa dan penyetuju FAT; jabatannya belum terisi, dan sampai terisi peran ini dijalankan Direktur (USULAN).</w:t>
+            </w:r>
+          </w:p>
+        </w:tc>
+      </w:tr>
+      <w:tr>
+        <w:trPr>
+          <w:jc w:val="center"/>
+        </w:trPr>
+        <w:tc>
+          <w:tcPr>
+            <w:tcW w:w="2268" w:type="dxa"/>
+            <w:tcBorders>
+              <w:top w:val="single" w:sz="8" w:space="0" w:color="000000"/>
+              <w:left w:val="single" w:sz="8" w:space="0" w:color="000000"/>
+              <w:bottom w:val="single" w:sz="8" w:space="0" w:color="000000"/>
+              <w:right w:val="single" w:sz="8" w:space="0" w:color="000000"/>
+            </w:tcBorders>
+            <w:vAlign w:val="center"/>
+          </w:tcPr>
+          <w:p>
+            <w:pPr>
+              <w:rPr>
+                <w:sz w:val="24"/>
+                <w:szCs w:val="24"/>
+              </w:rPr>
+            </w:pPr>
+            <w:r>
+              <w:rPr>
+                <w:b w:val="0"/>
+                <w:sz w:val="24"/>
+                <w:szCs w:val="24"/>
+              </w:rPr>
+              <w:t>Finance Staff</w:t>
+            </w:r>
+          </w:p>
+        </w:tc>
+        <w:tc>
+          <w:tcPr>
+            <w:tcW w:w="6520" w:type="dxa"/>
+            <w:tcBorders>
+              <w:top w:val="single" w:sz="8" w:space="0" w:color="000000"/>
+              <w:left w:val="single" w:sz="8" w:space="0" w:color="000000"/>
+              <w:bottom w:val="single" w:sz="8" w:space="0" w:color="000000"/>
+              <w:right w:val="single" w:sz="8" w:space="0" w:color="000000"/>
+            </w:tcBorders>
+            <w:vAlign w:val="center"/>
+          </w:tcPr>
+          <w:p>
+            <w:pPr>
+              <w:rPr>
+                <w:sz w:val="24"/>
+                <w:szCs w:val="24"/>
+              </w:rPr>
+            </w:pPr>
+            <w:r>
+              <w:rPr>
+                <w:b w:val="0"/>
+                <w:sz w:val="24"/>
+                <w:szCs w:val="24"/>
+              </w:rPr>
+              <w:t>Peran pelaksana yang dijalankan pemegang jabatan Finance (JA-10) dan Accounting &amp; Tax (JA-11) (USULAN).</w:t>
             </w:r>
           </w:p>
         </w:tc>
@@ -4241,7 +4363,7 @@
                 <w:sz w:val="24"/>
                 <w:szCs w:val="24"/>
               </w:rPr>
-              <w:t>Mencatat pengajuan, keputusan, dan lokasi bukti di Tabel 1, Tabel 2, dan Tabel 3 (butir 4.2, 4.7, 4.8). Belum dipetakan ke jabatan di SNX-HR-ORG-01 (butir K-13).</w:t>
+              <w:t>Mencatat pengajuan, keputusan, dan lokasi bukti di Tabel 1, Tabel 2, dan Tabel 3 (butir 4.2, 4.7, 4.8). Pemetaan ke jabatan mengikuti definisi di bagian 3 (butir K-13).</w:t>
             </w:r>
           </w:p>
         </w:tc>
@@ -4302,7 +4424,7 @@
                 <w:sz w:val="24"/>
                 <w:szCs w:val="24"/>
               </w:rPr>
-              <w:t>Pemilik form ini. Memeriksa dokumen dasar dan memutuskan (butir 4.3). Belum dipetakan ke jabatan di SNX-HR-ORG-01 (butir K-13).</w:t>
+              <w:t>Pemilik form ini. Memeriksa dokumen dasar dan memutuskan (butir 4.3). Pemetaan ke jabatan mengikuti definisi di bagian 3 (butir K-13).</w:t>
             </w:r>
           </w:p>
         </w:tc>
@@ -11679,7 +11801,7 @@
                 <w:sz w:val="24"/>
                 <w:szCs w:val="24"/>
               </w:rPr>
-              <w:t>Struktur Organisasi SINUX: sumber nama peran Finance Lead dan Finance Staff, yang belum dipetakan ke jabatan (butir K-13).</w:t>
+              <w:t>Struktur Organisasi SINUX: sumber nama jabatan. Pemetaan Finance Lead dan Finance Staff ke jabatan mengikuti definisi di bagian 3 (butir K-13).</w:t>
             </w:r>
           </w:p>
         </w:tc>
@@ -11923,7 +12045,7 @@
                 <w:sz w:val="24"/>
                 <w:szCs w:val="24"/>
               </w:rPr>
-              <w:t>Tax Administration &amp; Reporting: butir 6.3 menyebut form ini sebagai tempat mencatat persetujuan utang pajak dan pengajuan pembayaran pajak (USULAN).</w:t>
+              <w:t>Tax Administration &amp; Reporting: butir 6.3 langkah 2 menyebut form ini sebagai tempat mencatat persetujuan utang pajak, dan tabel rekaman di bagian 11 menyebutnya untuk persetujuan utang pajak dan pengajuan pembayaran (USULAN).</w:t>
             </w:r>
           </w:p>
         </w:tc>

--- a/out/03_FAT/SNX-FAT-FRM-01 Financial Transaction Approval Records (Rev00 DRAFT).docx
+++ b/out/03_FAT/SNX-FAT-FRM-01 Financial Transaction Approval Records (Rev00 DRAFT).docx
@@ -4363,7 +4363,7 @@
                 <w:sz w:val="24"/>
                 <w:szCs w:val="24"/>
               </w:rPr>
-              <w:t>Mencatat pengajuan, keputusan, dan lokasi bukti di Tabel 1, Tabel 2, dan Tabel 3 (butir 4.2, 4.7, 4.8). Pemetaan ke jabatan mengikuti definisi di bagian 3 (butir K-13).</w:t>
+              <w:t>Mencatat pengajuan, keputusan, dan lokasi bukti di Tabel 1, Tabel 2, dan Tabel 3 (butir 4.2, 4.7, 4.8). Pemetaan ke jabatan mengikuti definisi di bagian 3 (SNX-HR-ORG-01 butir K-13).</w:t>
             </w:r>
           </w:p>
         </w:tc>
@@ -4424,7 +4424,7 @@
                 <w:sz w:val="24"/>
                 <w:szCs w:val="24"/>
               </w:rPr>
-              <w:t>Pemilik form ini. Memeriksa dokumen dasar dan memutuskan (butir 4.3). Pemetaan ke jabatan mengikuti definisi di bagian 3 (butir K-13).</w:t>
+              <w:t>Pemilik form ini. Memeriksa dokumen dasar dan memutuskan (butir 4.3). Pemetaan ke jabatan mengikuti definisi di bagian 3 (SNX-HR-ORG-01 butir K-13).</w:t>
             </w:r>
           </w:p>
         </w:tc>
@@ -11801,7 +11801,7 @@
                 <w:sz w:val="24"/>
                 <w:szCs w:val="24"/>
               </w:rPr>
-              <w:t>Struktur Organisasi SINUX: sumber nama jabatan. Pemetaan Finance Lead dan Finance Staff ke jabatan mengikuti definisi di bagian 3 (butir K-13).</w:t>
+              <w:t>Struktur Organisasi SINUX: sumber nama jabatan. Pemetaan Finance Lead dan Finance Staff ke jabatan mengikuti definisi di bagian 3 (SNX-HR-ORG-01 butir K-13).</w:t>
             </w:r>
           </w:p>
         </w:tc>

--- a/out/03_FAT/SNX-FAT-FRM-01 Financial Transaction Approval Records (Rev00 DRAFT).docx
+++ b/out/03_FAT/SNX-FAT-FRM-01 Financial Transaction Approval Records (Rev00 DRAFT).docx
@@ -217,6 +217,7 @@
     <w:p>
       <w:pPr>
         <w:pStyle w:val="Heading1"/>
+        <w:keepNext/>
         <w:widowControl w:val="0"/>
         <w:spacing w:line="240" w:lineRule="auto"/>
         <w:ind w:right="407" w:firstLine="0"/>
@@ -511,6 +512,10 @@
         <w:gridCol w:w="5850"/>
       </w:tblGrid>
       <w:tr>
+        <w:trPr>
+          <w:cantSplit/>
+          <w:tblHeader/>
+        </w:trPr>
         <w:tc>
           <w:tcPr>
             <w:tcW w:w="3150" w:type="dxa"/>
@@ -523,6 +528,7 @@
           </w:tcPr>
           <w:p>
             <w:pPr>
+              <w:keepNext/>
               <w:widowControl w:val="0"/>
               <w:pBdr>
                 <w:top w:val="nil"/>
@@ -563,6 +569,7 @@
           </w:tcPr>
           <w:p>
             <w:pPr>
+              <w:keepNext/>
               <w:widowControl w:val="0"/>
               <w:pBdr>
                 <w:top w:val="nil"/>
@@ -593,6 +600,9 @@
         </w:tc>
       </w:tr>
       <w:tr>
+        <w:trPr>
+          <w:cantSplit/>
+        </w:trPr>
         <w:tc>
           <w:tcPr>
             <w:tcW w:w="3150" w:type="dxa"/>
@@ -646,6 +656,9 @@
         </w:tc>
       </w:tr>
       <w:tr>
+        <w:trPr>
+          <w:cantSplit/>
+        </w:trPr>
         <w:tc>
           <w:tcPr>
             <w:tcW w:w="3150" w:type="dxa"/>
@@ -699,6 +712,9 @@
         </w:tc>
       </w:tr>
       <w:tr>
+        <w:trPr>
+          <w:cantSplit/>
+        </w:trPr>
         <w:tc>
           <w:tcPr>
             <w:tcW w:w="3150" w:type="dxa"/>
@@ -750,6 +766,9 @@
         </w:tc>
       </w:tr>
       <w:tr>
+        <w:trPr>
+          <w:cantSplit/>
+        </w:trPr>
         <w:tc>
           <w:tcPr>
             <w:tcW w:w="3150" w:type="dxa"/>
@@ -810,6 +829,9 @@
         </w:tc>
       </w:tr>
       <w:tr>
+        <w:trPr>
+          <w:cantSplit/>
+        </w:trPr>
         <w:tc>
           <w:tcPr>
             <w:tcW w:w="3150" w:type="dxa"/>
@@ -861,6 +883,9 @@
         </w:tc>
       </w:tr>
       <w:tr>
+        <w:trPr>
+          <w:cantSplit/>
+        </w:trPr>
         <w:tc>
           <w:tcPr>
             <w:tcW w:w="3150" w:type="dxa"/>
@@ -914,6 +939,9 @@
         </w:tc>
       </w:tr>
       <w:tr>
+        <w:trPr>
+          <w:cantSplit/>
+        </w:trPr>
         <w:tc>
           <w:tcPr>
             <w:tcW w:w="3150" w:type="dxa"/>
@@ -967,6 +995,9 @@
         </w:tc>
       </w:tr>
       <w:tr>
+        <w:trPr>
+          <w:cantSplit/>
+        </w:trPr>
         <w:tc>
           <w:tcPr>
             <w:tcW w:w="3150" w:type="dxa"/>
@@ -1020,6 +1051,9 @@
         </w:tc>
       </w:tr>
       <w:tr>
+        <w:trPr>
+          <w:cantSplit/>
+        </w:trPr>
         <w:tc>
           <w:tcPr>
             <w:tcW w:w="3150" w:type="dxa"/>
@@ -1073,6 +1107,9 @@
         </w:tc>
       </w:tr>
       <w:tr>
+        <w:trPr>
+          <w:cantSplit/>
+        </w:trPr>
         <w:tc>
           <w:tcPr>
             <w:tcW w:w="3150" w:type="dxa"/>
@@ -1126,6 +1163,9 @@
         </w:tc>
       </w:tr>
       <w:tr>
+        <w:trPr>
+          <w:cantSplit/>
+        </w:trPr>
         <w:tc>
           <w:tcPr>
             <w:tcW w:w="3150" w:type="dxa"/>
@@ -1207,6 +1247,7 @@
     <w:p>
       <w:pPr>
         <w:pStyle w:val="Heading1"/>
+        <w:keepNext/>
         <w:widowControl w:val="0"/>
         <w:spacing w:before="816" w:line="240" w:lineRule="auto"/>
         <w:ind w:right="407"/>
@@ -1243,6 +1284,10 @@
         <w:gridCol w:w="3010"/>
       </w:tblGrid>
       <w:tr>
+        <w:trPr>
+          <w:cantSplit/>
+          <w:tblHeader/>
+        </w:trPr>
         <w:tc>
           <w:tcPr>
             <w:tcW w:w="3009" w:type="dxa"/>
@@ -1255,6 +1300,7 @@
           </w:tcPr>
           <w:p>
             <w:pPr>
+              <w:keepNext/>
               <w:widowControl w:val="0"/>
               <w:spacing w:line="240" w:lineRule="auto"/>
               <w:jc w:val="center"/>
@@ -1288,6 +1334,7 @@
           </w:tcPr>
           <w:p>
             <w:pPr>
+              <w:keepNext/>
               <w:widowControl w:val="0"/>
               <w:spacing w:line="240" w:lineRule="auto"/>
               <w:jc w:val="center"/>
@@ -1321,6 +1368,7 @@
           </w:tcPr>
           <w:p>
             <w:pPr>
+              <w:keepNext/>
               <w:widowControl w:val="0"/>
               <w:spacing w:line="240" w:lineRule="auto"/>
               <w:jc w:val="center"/>
@@ -1344,6 +1392,9 @@
         </w:tc>
       </w:tr>
       <w:tr>
+        <w:trPr>
+          <w:cantSplit/>
+        </w:trPr>
         <w:tc>
           <w:tcPr>
             <w:tcW w:w="3009" w:type="dxa"/>
@@ -1392,6 +1443,9 @@
         </w:tc>
       </w:tr>
       <w:tr>
+        <w:trPr>
+          <w:cantSplit/>
+        </w:trPr>
         <w:tc>
           <w:tcPr>
             <w:tcW w:w="3009" w:type="dxa"/>
@@ -1463,6 +1517,9 @@
         </w:tc>
       </w:tr>
       <w:tr>
+        <w:trPr>
+          <w:cantSplit/>
+        </w:trPr>
         <w:tc>
           <w:tcPr>
             <w:tcW w:w="3009" w:type="dxa"/>
@@ -1537,6 +1594,7 @@
     <w:p>
       <w:pPr>
         <w:pStyle w:val="Heading1"/>
+        <w:keepNext/>
         <w:widowControl w:val="0"/>
         <w:spacing w:before="816" w:line="240" w:lineRule="auto"/>
         <w:ind w:right="407"/>
@@ -1578,6 +1636,10 @@
         <w:gridCol w:w="2235"/>
       </w:tblGrid>
       <w:tr>
+        <w:trPr>
+          <w:cantSplit/>
+          <w:tblHeader/>
+        </w:trPr>
         <w:tc>
           <w:tcPr>
             <w:tcW w:w="810" w:type="dxa"/>
@@ -1590,6 +1652,7 @@
           </w:tcPr>
           <w:p>
             <w:pPr>
+              <w:keepNext/>
               <w:widowControl w:val="0"/>
               <w:pBdr>
                 <w:top w:val="nil"/>
@@ -1630,6 +1693,7 @@
           </w:tcPr>
           <w:p>
             <w:pPr>
+              <w:keepNext/>
               <w:widowControl w:val="0"/>
               <w:spacing w:line="240" w:lineRule="auto"/>
               <w:jc w:val="center"/>
@@ -1663,6 +1727,7 @@
           </w:tcPr>
           <w:p>
             <w:pPr>
+              <w:keepNext/>
               <w:widowControl w:val="0"/>
               <w:pBdr>
                 <w:top w:val="nil"/>
@@ -1703,6 +1768,7 @@
           </w:tcPr>
           <w:p>
             <w:pPr>
+              <w:keepNext/>
               <w:widowControl w:val="0"/>
               <w:pBdr>
                 <w:top w:val="nil"/>
@@ -1733,6 +1799,9 @@
         </w:tc>
       </w:tr>
       <w:tr>
+        <w:trPr>
+          <w:cantSplit/>
+        </w:trPr>
         <w:tc>
           <w:tcPr>
             <w:tcW w:w="810" w:type="dxa"/>
@@ -1835,6 +1904,9 @@
         </w:tc>
       </w:tr>
       <w:tr>
+        <w:trPr>
+          <w:cantSplit/>
+        </w:trPr>
         <w:tc>
           <w:tcPr>
             <w:tcW w:w="810" w:type="dxa"/>
@@ -1937,6 +2009,9 @@
         </w:tc>
       </w:tr>
       <w:tr>
+        <w:trPr>
+          <w:cantSplit/>
+        </w:trPr>
         <w:tc>
           <w:tcPr>
             <w:tcW w:w="810" w:type="dxa"/>
@@ -2375,7 +2450,7 @@
           <w:sz w:val="24"/>
           <w:szCs w:val="24"/>
         </w:rPr>
-        <w:t xml:space="preserve">Hasil yang dijaga adalah satu log yang memungkinkan Finance Lead dan auditor menelusuri tiap pembayaran ke keputusan yang menyetujuinya.</w:t>
+        <w:t xml:space="preserve">Dengan log ini, Finance Lead dan auditor dapat menelusuri setiap pembayaran sampai ke keputusan yang menyetujuinya.</w:t>
       </w:r>
     </w:p>
     <w:p>
@@ -2412,11 +2487,12 @@
           <w:sz w:val="24"/>
           <w:szCs w:val="24"/>
         </w:rPr>
-        <w:t xml:space="preserve">Form ini mencakup setiap transaksi pembayaran yang dikelola FAT: pembayaran invoice, reimbursement, cash advance, dan pembayaran pajak. Transaksi pembayaran jenis lain juga dicatat, dengan nama jenisnya ditulis di kolom Jenis Transaksi.</w:t>
+        <w:t xml:space="preserve">Form ini mencakup setiap transaksi pembayaran yang dikelola FAT, yaitu pembayaran invoice, reimbursement, cash advance, dan pembayaran pajak. Transaksi jenis lain juga dicatat, dengan nama jenisnya ditulis di kolom Jenis Transaksi.</w:t>
       </w:r>
     </w:p>
     <w:p>
       <w:pPr>
+        <w:keepNext/>
         <w:pBdr>
           <w:top w:val="nil"/>
           <w:left w:val="nil"/>
@@ -2454,6 +2530,8 @@
       </w:tblGrid>
       <w:tr>
         <w:trPr>
+          <w:cantSplit/>
+          <w:tblHeader/>
           <w:jc w:val="center"/>
         </w:trPr>
         <w:tc>
@@ -2469,6 +2547,7 @@
           </w:tcPr>
           <w:p>
             <w:pPr>
+              <w:keepNext/>
               <w:jc w:val="center"/>
               <w:rPr>
                 <w:sz w:val="24"/>
@@ -2499,6 +2578,7 @@
           </w:tcPr>
           <w:p>
             <w:pPr>
+              <w:keepNext/>
               <w:jc w:val="center"/>
               <w:rPr>
                 <w:sz w:val="24"/>
@@ -2519,6 +2599,7 @@
       </w:tr>
       <w:tr>
         <w:trPr>
+          <w:cantSplit/>
           <w:jc w:val="center"/>
         </w:trPr>
         <w:tc>
@@ -2545,7 +2626,7 @@
                 <w:sz w:val="24"/>
                 <w:szCs w:val="24"/>
               </w:rPr>
-              <w:t>Penerimaan uang dari pelanggan</w:t>
+              <w:t>Penerimaan uang dari klien</w:t>
             </w:r>
           </w:p>
         </w:tc>
@@ -2573,13 +2654,14 @@
                 <w:sz w:val="24"/>
                 <w:szCs w:val="24"/>
               </w:rPr>
-              <w:t>Bukan pembayaran oleh SINUX. Penagihan dan piutang ada di SOP Account Receivable &amp; Collection (dalam peninjauan) dan SNX-FAT-REG-01.</w:t>
+              <w:t>Bukan pembayaran oleh SINUX. Penagihan dan piutang diatur dalam SOP Account Receivable &amp; Collection (dalam review) dan dicatat di SNX-FAT-REG-01.</w:t>
             </w:r>
           </w:p>
         </w:tc>
       </w:tr>
       <w:tr>
         <w:trPr>
+          <w:cantSplit/>
           <w:jc w:val="center"/>
         </w:trPr>
         <w:tc>
@@ -2634,13 +2716,14 @@
                 <w:sz w:val="24"/>
                 <w:szCs w:val="24"/>
               </w:rPr>
-              <w:t>Ada di SNX-FAT-SOP-01 butir 4.4 dan 4.8. Form ini mencatat pembayaran oleh SINUX.</w:t>
+              <w:t>Diatur dalam SNX-FAT-SOP-01 butir 4.4 dan 4.8. Form ini hanya mencatat pembayaran oleh SINUX.</w:t>
             </w:r>
           </w:p>
         </w:tc>
       </w:tr>
       <w:tr>
         <w:trPr>
+          <w:cantSplit/>
           <w:jc w:val="center"/>
         </w:trPr>
         <w:tc>
@@ -2695,13 +2778,14 @@
                 <w:sz w:val="24"/>
                 <w:szCs w:val="24"/>
               </w:rPr>
-              <w:t>Ada di SOP Payment and Disbursement Approval, dalam peninjauan. Form ini hanya mencatat hasilnya.</w:t>
+              <w:t>Diatur dalam SOP Payment and Disbursement Approval (dalam review). Form ini hanya mencatat hasilnya.</w:t>
             </w:r>
           </w:p>
         </w:tc>
       </w:tr>
       <w:tr>
         <w:trPr>
+          <w:cantSplit/>
           <w:jc w:val="center"/>
         </w:trPr>
         <w:tc>
@@ -2756,13 +2840,14 @@
                 <w:sz w:val="24"/>
                 <w:szCs w:val="24"/>
               </w:rPr>
-              <w:t>Tercantum di delegasi tertulis (Authority Matrix, belum bernomor). Form ini tidak menetapkannya.</w:t>
+              <w:t>Ditetapkan di delegasi tertulis (Authority Matrix, belum bernomor), bukan di form ini.</w:t>
             </w:r>
           </w:p>
         </w:tc>
       </w:tr>
       <w:tr>
         <w:trPr>
+          <w:cantSplit/>
           <w:jc w:val="center"/>
         </w:trPr>
         <w:tc>
@@ -2817,13 +2902,14 @@
                 <w:sz w:val="24"/>
                 <w:szCs w:val="24"/>
               </w:rPr>
-              <w:t>Ada di SNX-FAT-SOP-05. Form ini hanya mencatat persetujuan pembayaran pajak.</w:t>
+              <w:t>Diatur dalam SNX-FAT-SOP-05. Form ini hanya mencatat persetujuan pembayaran pajak.</w:t>
             </w:r>
           </w:p>
         </w:tc>
       </w:tr>
       <w:tr>
         <w:trPr>
+          <w:cantSplit/>
           <w:jc w:val="center"/>
         </w:trPr>
         <w:tc>
@@ -2878,13 +2964,14 @@
                 <w:sz w:val="24"/>
                 <w:szCs w:val="24"/>
               </w:rPr>
-              <w:t>Ada di SNX-FAT-SOP-06.</w:t>
+              <w:t>Diatur dalam SNX-FAT-SOP-06.</w:t>
             </w:r>
           </w:p>
         </w:tc>
       </w:tr>
       <w:tr>
         <w:trPr>
+          <w:cantSplit/>
           <w:jc w:val="center"/>
         </w:trPr>
         <w:tc>
@@ -2939,7 +3026,7 @@
                 <w:sz w:val="24"/>
                 <w:szCs w:val="24"/>
               </w:rPr>
-              <w:t>Ada di SNX-FAT-SOP-04. Form ini hanya mencatat lokasi berkas.</w:t>
+              <w:t>Diatur dalam SNX-FAT-SOP-04. Form ini hanya mencatat lokasi berkas.</w:t>
             </w:r>
           </w:p>
         </w:tc>
@@ -2972,6 +3059,7 @@
     <w:p>
       <w:pPr>
         <w:pStyle w:val="Heading1"/>
+        <w:keepNext/>
         <w:numPr>
           <w:ilvl w:val="0"/>
           <w:numId w:val="7"/>
@@ -2997,6 +3085,8 @@
       </w:tblGrid>
       <w:tr>
         <w:trPr>
+          <w:cantSplit/>
+          <w:tblHeader/>
           <w:jc w:val="center"/>
         </w:trPr>
         <w:tc>
@@ -3012,6 +3102,7 @@
           </w:tcPr>
           <w:p>
             <w:pPr>
+              <w:keepNext/>
               <w:jc w:val="center"/>
               <w:rPr>
                 <w:sz w:val="24"/>
@@ -3042,6 +3133,7 @@
           </w:tcPr>
           <w:p>
             <w:pPr>
+              <w:keepNext/>
               <w:jc w:val="center"/>
               <w:rPr>
                 <w:sz w:val="24"/>
@@ -3062,6 +3154,7 @@
       </w:tr>
       <w:tr>
         <w:trPr>
+          <w:cantSplit/>
           <w:jc w:val="center"/>
         </w:trPr>
         <w:tc>
@@ -3123,6 +3216,7 @@
       </w:tr>
       <w:tr>
         <w:trPr>
+          <w:cantSplit/>
           <w:jc w:val="center"/>
         </w:trPr>
         <w:tc>
@@ -3184,6 +3278,7 @@
       </w:tr>
       <w:tr>
         <w:trPr>
+          <w:cantSplit/>
           <w:jc w:val="center"/>
         </w:trPr>
         <w:tc>
@@ -3245,6 +3340,7 @@
       </w:tr>
       <w:tr>
         <w:trPr>
+          <w:cantSplit/>
           <w:jc w:val="center"/>
         </w:trPr>
         <w:tc>
@@ -3306,6 +3402,7 @@
       </w:tr>
       <w:tr>
         <w:trPr>
+          <w:cantSplit/>
           <w:jc w:val="center"/>
         </w:trPr>
         <w:tc>
@@ -3367,6 +3464,7 @@
       </w:tr>
       <w:tr>
         <w:trPr>
+          <w:cantSplit/>
           <w:jc w:val="center"/>
         </w:trPr>
         <w:tc>
@@ -3428,6 +3526,7 @@
       </w:tr>
       <w:tr>
         <w:trPr>
+          <w:cantSplit/>
           <w:jc w:val="center"/>
         </w:trPr>
         <w:tc>
@@ -3482,13 +3581,14 @@
                 <w:sz w:val="24"/>
                 <w:szCs w:val="24"/>
               </w:rPr>
-              <w:t>Berkas tertulis yang menunjukkan siapa menyetujui satu pengajuan dan kapan.</w:t>
+              <w:t>Berkas tertulis yang menunjukkan siapa yang menyetujui satu pengajuan dan kapan.</w:t>
             </w:r>
           </w:p>
         </w:tc>
       </w:tr>
       <w:tr>
         <w:trPr>
+          <w:cantSplit/>
           <w:jc w:val="center"/>
         </w:trPr>
         <w:tc>
@@ -3550,6 +3650,7 @@
       </w:tr>
       <w:tr>
         <w:trPr>
+          <w:cantSplit/>
           <w:jc w:val="center"/>
         </w:trPr>
         <w:tc>
@@ -3604,13 +3705,14 @@
                 <w:sz w:val="24"/>
                 <w:szCs w:val="24"/>
               </w:rPr>
-              <w:t>Dokumen yang menunjukkan jabatan mana yang berwenang atas keputusan keuangan dan sampai batas apa. Authority Matrix termasuk di sini; dokumen itu belum bernomor.</w:t>
+              <w:t>Dokumen yang menetapkan jabatan yang berwenang atas keputusan keuangan beserta batas kewenangannya, termasuk Authority Matrix yang belum bernomor.</w:t>
             </w:r>
           </w:p>
         </w:tc>
       </w:tr>
       <w:tr>
         <w:trPr>
+          <w:cantSplit/>
           <w:jc w:val="center"/>
         </w:trPr>
         <w:tc>
@@ -3672,6 +3774,7 @@
       </w:tr>
       <w:tr>
         <w:trPr>
+          <w:cantSplit/>
           <w:jc w:val="center"/>
         </w:trPr>
         <w:tc>
@@ -3733,6 +3836,7 @@
       </w:tr>
       <w:tr>
         <w:trPr>
+          <w:cantSplit/>
           <w:jc w:val="center"/>
         </w:trPr>
         <w:tc>
@@ -3794,6 +3898,7 @@
       </w:tr>
       <w:tr>
         <w:trPr>
+          <w:cantSplit/>
           <w:jc w:val="center"/>
         </w:trPr>
         <w:tc>
@@ -3960,7 +4065,7 @@
           <w:sz w:val="24"/>
           <w:szCs w:val="24"/>
         </w:rPr>
-        <w:t xml:space="preserve">4.3 Finance Lead memeriksa kelengkapan dokumen dasar dan kesesuaiannya dengan persetujuan yang sudah ada, lalu memutuskan. SNX-HR-JA-01 memuat pemeriksaan ini di tugas nomor 4 JA-10, dan wewenang menahan pembayaran yang belum lengkap di baris Wewenang JA-10.</w:t>
+        <w:t xml:space="preserve">4.3 Finance Lead memeriksa kelengkapan dokumen dasar dan kesesuaiannya dengan persetujuan yang sudah ada, lalu memutuskan. SNX-HR-JA-01 mencantumkan pemeriksaan ini sebagai tugas nomor 4 JA-10, dan wewenang menahan pembayaran yang belum lengkap di baris Wewenang JA-10.</w:t>
       </w:r>
     </w:p>
     <w:p>
@@ -3984,7 +4089,7 @@
           <w:sz w:val="24"/>
           <w:szCs w:val="24"/>
         </w:rPr>
-        <w:t xml:space="preserve">4.4 Penyetuju memutuskan sesudah Finance Lead bila delegasi tertulis mensyaratkan tingkat persetujuan itu. Bila delegasi tidak mensyaratkannya, kolom Penyetuju dikosongkan.</w:t>
+        <w:t xml:space="preserve">4.4 Penyetuju memutuskan setelah Finance Lead jika delegasi tertulis mensyaratkan tingkat persetujuan itu. Jika tidak disyaratkan, kolom Penyetuju dikosongkan.</w:t>
       </w:r>
     </w:p>
     <w:p>
@@ -4008,7 +4113,7 @@
           <w:sz w:val="24"/>
           <w:szCs w:val="24"/>
         </w:rPr>
-        <w:t xml:space="preserve">4.5 Setiap keputusan Ditolak atau Ditahan memuat alasan tertulis.</w:t>
+        <w:t xml:space="preserve">4.5 Setiap keputusan Ditolak atau Ditahan disertai alasan tertulis.</w:t>
       </w:r>
     </w:p>
     <w:p>
@@ -4032,7 +4137,7 @@
           <w:sz w:val="24"/>
           <w:szCs w:val="24"/>
         </w:rPr>
-        <w:t xml:space="preserve">4.6 Tabel 3 terisi hanya untuk baris yang semua keputusannya Disetujui.</w:t>
+        <w:t xml:space="preserve">4.6 Tabel 3 hanya diisi untuk baris yang semua keputusannya Disetujui.</w:t>
       </w:r>
     </w:p>
     <w:p>
@@ -4056,7 +4161,7 @@
           <w:sz w:val="24"/>
           <w:szCs w:val="24"/>
         </w:rPr>
-        <w:t xml:space="preserve">4.7 Finance Staff mencatat keputusan dan tidak memutuskan. Satu orang juga tidak memutuskan pengajuan yang ia ajukan sendiri. Bila Finance Lead adalah Pemohon, Penyetuju memutuskan pengajuan itu dan kolom Keputusan Finance Lead dikosongkan.</w:t>
+        <w:t xml:space="preserve">4.7 Finance Staff hanya mencatat keputusan dan tidak ikut memutuskan. Tidak ada orang yang memutuskan pengajuannya sendiri. Jika Finance Lead adalah Pemohon, pengajuan itu diputus Penyetuju dan kolom Keputusan Finance Lead dikosongkan.</w:t>
       </w:r>
     </w:p>
     <w:p>
@@ -4080,7 +4185,7 @@
           <w:sz w:val="24"/>
           <w:szCs w:val="24"/>
         </w:rPr>
-        <w:t xml:space="preserve">4.8 Setiap keputusan Disetujui punya bukti persetujuan. Finance Staff menulis lokasinya di Tabel 3.</w:t>
+        <w:t xml:space="preserve">4.8 Setiap keputusan Disetujui memiliki bukti persetujuan. Lokasinya ditulis Finance Staff di Tabel 3.</w:t>
       </w:r>
     </w:p>
     <w:p>
@@ -4104,7 +4209,7 @@
           <w:sz w:val="24"/>
           <w:szCs w:val="24"/>
         </w:rPr>
-        <w:t xml:space="preserve">4.9 Butir 4.2 sampai 4.8 dan struktur kolom Tabel 1 sampai Tabel 3 berstatus (USULAN) sampai FAT menetapkannya.</w:t>
+        <w:t xml:space="preserve">4.9 Butir 4.2 sampai 4.8 dan struktur kolom Tabel 1 sampai Tabel 3 masih menunggu penetapan FAT (USULAN).</w:t>
       </w:r>
     </w:p>
     <w:p>
@@ -4146,6 +4251,7 @@
     </w:p>
     <w:p>
       <w:pPr>
+        <w:keepNext/>
         <w:pBdr>
           <w:top w:val="nil"/>
           <w:left w:val="nil"/>
@@ -4183,6 +4289,8 @@
       </w:tblGrid>
       <w:tr>
         <w:trPr>
+          <w:cantSplit/>
+          <w:tblHeader/>
           <w:jc w:val="center"/>
         </w:trPr>
         <w:tc>
@@ -4198,6 +4306,7 @@
           </w:tcPr>
           <w:p>
             <w:pPr>
+              <w:keepNext/>
               <w:jc w:val="center"/>
               <w:rPr>
                 <w:sz w:val="24"/>
@@ -4228,6 +4337,7 @@
           </w:tcPr>
           <w:p>
             <w:pPr>
+              <w:keepNext/>
               <w:jc w:val="center"/>
               <w:rPr>
                 <w:sz w:val="24"/>
@@ -4248,6 +4358,7 @@
       </w:tr>
       <w:tr>
         <w:trPr>
+          <w:cantSplit/>
           <w:jc w:val="center"/>
         </w:trPr>
         <w:tc>
@@ -4309,6 +4420,7 @@
       </w:tr>
       <w:tr>
         <w:trPr>
+          <w:cantSplit/>
           <w:jc w:val="center"/>
         </w:trPr>
         <w:tc>
@@ -4363,13 +4475,14 @@
                 <w:sz w:val="24"/>
                 <w:szCs w:val="24"/>
               </w:rPr>
-              <w:t>Mencatat pengajuan, keputusan, dan lokasi bukti di Tabel 1, Tabel 2, dan Tabel 3 (butir 4.2, 4.7, 4.8). Pemetaan ke jabatan mengikuti definisi di bagian 3 (SNX-HR-ORG-01 butir K-13).</w:t>
+              <w:t>Mencatat pengajuan, keputusan, dan lokasi bukti di Tabel 1, Tabel 2, dan Tabel 3 (butir 4.2, 4.7, 4.8).</w:t>
             </w:r>
           </w:p>
         </w:tc>
       </w:tr>
       <w:tr>
         <w:trPr>
+          <w:cantSplit/>
           <w:jc w:val="center"/>
         </w:trPr>
         <w:tc>
@@ -4424,13 +4537,14 @@
                 <w:sz w:val="24"/>
                 <w:szCs w:val="24"/>
               </w:rPr>
-              <w:t>Pemilik form ini. Memeriksa dokumen dasar dan memutuskan (butir 4.3). Pemetaan ke jabatan mengikuti definisi di bagian 3 (SNX-HR-ORG-01 butir K-13).</w:t>
+              <w:t>Pemilik form ini. Memeriksa dokumen dasar dan memutuskan (butir 4.3).</w:t>
             </w:r>
           </w:p>
         </w:tc>
       </w:tr>
       <w:tr>
         <w:trPr>
+          <w:cantSplit/>
           <w:jc w:val="center"/>
         </w:trPr>
         <w:tc>
@@ -4485,7 +4599,7 @@
                 <w:sz w:val="24"/>
                 <w:szCs w:val="24"/>
               </w:rPr>
-              <w:t>Memutuskan sesudah Finance Lead bila delegasi tertulis mensyaratkan, dan atas pengajuan Finance Lead sendiri (butir 4.4 dan 4.7). Jabatan pemegang peran ini belum ditetapkan; penetapannya tercantum di delegasi tertulis.</w:t>
+              <w:t>Memutuskan setelah Finance Lead jika delegasi tertulis mensyaratkannya, serta memutuskan pengajuan Finance Lead sendiri (butir 4.4 dan 4.7). Jabatan pemegang peran ini belum ditetapkan dan akan ditetapkan di delegasi tertulis.</w:t>
             </w:r>
           </w:p>
         </w:tc>
@@ -4536,7 +4650,7 @@
           <w:sz w:val="24"/>
           <w:szCs w:val="24"/>
         </w:rPr>
-        <w:t xml:space="preserve">Direktur Utama menyetujui form ini lewat blok Approval pada halaman depan.</w:t>
+        <w:t xml:space="preserve">Direktur Utama menyetujui form ini melalui blok Approval pada halaman depan.</w:t>
       </w:r>
     </w:p>
     <w:p>
@@ -4573,7 +4687,7 @@
           <w:sz w:val="24"/>
           <w:szCs w:val="24"/>
         </w:rPr>
-        <w:t xml:space="preserve">6.1 Finance Staff menulis satu baris di Tabel 1 untuk setiap pengajuan yang diterima (butir 4.1).</w:t>
+        <w:t xml:space="preserve">6.1 Tulis satu baris di Tabel 1 untuk setiap pengajuan yang diterima.</w:t>
       </w:r>
     </w:p>
     <w:p>
@@ -4597,7 +4711,7 @@
           <w:sz w:val="24"/>
           <w:szCs w:val="24"/>
         </w:rPr>
-        <w:t xml:space="preserve">6.2 Finance Staff menulis tanggal ia menerima pengajuan di kolom Tanggal Pengajuan.</w:t>
+        <w:t xml:space="preserve">6.2 Isi kolom Tanggal Pengajuan dengan tanggal pengajuan diterima.</w:t>
       </w:r>
     </w:p>
     <w:p>
@@ -4621,7 +4735,7 @@
           <w:sz w:val="24"/>
           <w:szCs w:val="24"/>
         </w:rPr>
-        <w:t xml:space="preserve">6.3 Finance Staff menulis jabatan atau departemen Pemohon di kolom Pemohon, bukan nama orang.</w:t>
+        <w:t xml:space="preserve">6.3 Isi kolom Pemohon dengan jabatan atau departemen Pemohon, bukan nama orang.</w:t>
       </w:r>
     </w:p>
     <w:p>
@@ -4645,7 +4759,7 @@
           <w:sz w:val="24"/>
           <w:szCs w:val="24"/>
         </w:rPr>
-        <w:t xml:space="preserve">6.4 Finance Staff memilih satu Jenis Transaksi: Pembayaran invoice, Reimbursement, Cash advance, atau Pembayaran pajak. Untuk jenis lain, Finance Staff menulis nama jenisnya.</w:t>
+        <w:t xml:space="preserve">6.4 Pilih satu Jenis Transaksi: Pembayaran invoice, Reimbursement, Cash advance, atau Pembayaran pajak. Untuk jenis lain, tulis nama jenisnya.</w:t>
       </w:r>
     </w:p>
     <w:p>
@@ -4669,7 +4783,7 @@
           <w:sz w:val="24"/>
           <w:szCs w:val="24"/>
         </w:rPr>
-        <w:t xml:space="preserve">6.5 Finance Staff menyalin penerima pembayaran, nilai, dan mata uang dari dokumen dasar.</w:t>
+        <w:t xml:space="preserve">6.5 Salin penerima pembayaran, nilai, dan mata uang dari dokumen dasar.</w:t>
       </w:r>
     </w:p>
     <w:p>
@@ -4693,7 +4807,7 @@
           <w:sz w:val="24"/>
           <w:szCs w:val="24"/>
         </w:rPr>
-        <w:t xml:space="preserve">6.6 Finance Staff menulis nomor atau nama dokumen dasar di kolom Dokumen Dasar. Untuk pembayaran pajak, kolom ini memuat baris utang pajak di dokumen tracker SNX-FAT-SOP-05.</w:t>
+        <w:t xml:space="preserve">6.6 Isi kolom Dokumen Dasar dengan nomor atau nama dokumen dasar. Untuk pembayaran pajak, tulis baris utang pajak di dokumen tracker SNX-FAT-SOP-05.</w:t>
       </w:r>
     </w:p>
     <w:p>
@@ -4741,7 +4855,7 @@
           <w:sz w:val="24"/>
           <w:szCs w:val="24"/>
         </w:rPr>
-        <w:t xml:space="preserve">6.8 Finance Staff menulis keputusan Finance Lead dan tanggalnya di Tabel 2.</w:t>
+        <w:t xml:space="preserve">6.8 Tulis keputusan Finance Lead dan tanggalnya di Tabel 2.</w:t>
       </w:r>
     </w:p>
     <w:p>
@@ -4765,7 +4879,7 @@
           <w:sz w:val="24"/>
           <w:szCs w:val="24"/>
         </w:rPr>
-        <w:t xml:space="preserve">6.9 Finance Staff menulis jabatan Penyetuju, keputusannya, dan tanggalnya di Tabel 2 sesudah Penyetuju memutuskan, sesuai butir 4.4 dan 4.7.</w:t>
+        <w:t xml:space="preserve">6.9 Setelah Penyetuju memutuskan, tulis jabatan Penyetuju, keputusannya, dan tanggalnya di Tabel 2 (butir 4.4 dan 4.7).</w:t>
       </w:r>
     </w:p>
     <w:p>
@@ -4789,7 +4903,7 @@
           <w:sz w:val="24"/>
           <w:szCs w:val="24"/>
         </w:rPr>
-        <w:t xml:space="preserve">6.10 Finance Staff menulis alasan di kolom Alasan Ditolak atau Ditahan sesuai butir 4.5.</w:t>
+        <w:t xml:space="preserve">6.10 Tulis alasan setiap keputusan Ditolak atau Ditahan di kolom Alasan Ditolak atau Ditahan.</w:t>
       </w:r>
     </w:p>
     <w:p>
@@ -4813,7 +4927,7 @@
           <w:sz w:val="24"/>
           <w:szCs w:val="24"/>
         </w:rPr>
-        <w:t xml:space="preserve">6.11 Finance Staff menulis lokasi berkas bukti persetujuan di Tabel 3, di dalam folder yang tercantum di tabel Rekaman (butir 4.8).</w:t>
+        <w:t xml:space="preserve">6.11 Tulis di Tabel 3 lokasi berkas bukti persetujuan di dalam folder yang tercantum di tabel Record (rekaman).</w:t>
       </w:r>
     </w:p>
     <w:p>
@@ -4837,7 +4951,7 @@
           <w:sz w:val="24"/>
           <w:szCs w:val="24"/>
         </w:rPr>
-        <w:t xml:space="preserve">6.12 Finance Staff menulis tanggal pembayaran dan nomor atau nama berkas bukti pembayaran di Tabel 3 saat bukti diterima, sesuai butir 4.6.</w:t>
+        <w:t xml:space="preserve">6.12 Saat bukti pembayaran diterima, tulis tanggal pembayaran dan nomor atau nama berkas buktinya di Tabel 3, hanya untuk baris yang semua keputusannya Disetujui.</w:t>
       </w:r>
     </w:p>
     <w:p>
@@ -4861,7 +4975,7 @@
           <w:sz w:val="24"/>
           <w:szCs w:val="24"/>
         </w:rPr>
-        <w:t xml:space="preserve">6.13 Finance Staff membiarkan kosong sel yang datanya belum ada.</w:t>
+        <w:t xml:space="preserve">6.13 Biarkan kosong sel yang datanya belum ada.</w:t>
       </w:r>
     </w:p>
     <w:p>
@@ -4898,12 +5012,13 @@
           <w:sz w:val="24"/>
           <w:szCs w:val="24"/>
         </w:rPr>
-        <w:t xml:space="preserve">Baris tersedia untuk 10 transaksi. Finance Staff menambah baris bila perlu. Sel data dikosongkan dan diisi sesuai bagian Cara Mengisi.</w:t>
+        <w:t xml:space="preserve">Tersedia baris untuk 10 transaksi; tambah baris jika perlu. Isi sel data sesuai bagian Cara Mengisi.</w:t>
       </w:r>
     </w:p>
     <w:p>
       <w:pPr>
         <w:pStyle w:val="Heading2"/>
+        <w:keepNext/>
         <w:numPr>
           <w:ilvl w:val="1"/>
           <w:numId w:val="7"/>
@@ -4928,14 +5043,16 @@
       <w:tblGrid>
         <w:gridCol w:w="567"/>
         <w:gridCol w:w="1417"/>
-        <w:gridCol w:w="1360"/>
+        <w:gridCol w:w="1247"/>
         <w:gridCol w:w="1304"/>
         <w:gridCol w:w="1530"/>
-        <w:gridCol w:w="1190"/>
-        <w:gridCol w:w="1417"/>
+        <w:gridCol w:w="1247"/>
+        <w:gridCol w:w="1474"/>
       </w:tblGrid>
       <w:tr>
         <w:trPr>
+          <w:cantSplit/>
+          <w:tblHeader/>
           <w:jc w:val="center"/>
         </w:trPr>
         <w:tc>
@@ -4951,6 +5068,7 @@
           </w:tcPr>
           <w:p>
             <w:pPr>
+              <w:keepNext/>
               <w:jc w:val="center"/>
               <w:rPr>
                 <w:sz w:val="24"/>
@@ -4981,6 +5099,7 @@
           </w:tcPr>
           <w:p>
             <w:pPr>
+              <w:keepNext/>
               <w:jc w:val="center"/>
               <w:rPr>
                 <w:sz w:val="24"/>
@@ -5000,17 +5119,18 @@
         </w:tc>
         <w:tc>
           <w:tcPr>
-            <w:tcW w:w="1360" w:type="dxa"/>
-            <w:tcBorders>
-              <w:top w:val="single" w:sz="8" w:space="0" w:color="000000"/>
-              <w:left w:val="single" w:sz="8" w:space="0" w:color="000000"/>
-              <w:bottom w:val="single" w:sz="8" w:space="0" w:color="000000"/>
-              <w:right w:val="single" w:sz="8" w:space="0" w:color="000000"/>
-            </w:tcBorders>
-            <w:vAlign w:val="center"/>
-          </w:tcPr>
-          <w:p>
-            <w:pPr>
+            <w:tcW w:w="1247" w:type="dxa"/>
+            <w:tcBorders>
+              <w:top w:val="single" w:sz="8" w:space="0" w:color="000000"/>
+              <w:left w:val="single" w:sz="8" w:space="0" w:color="000000"/>
+              <w:bottom w:val="single" w:sz="8" w:space="0" w:color="000000"/>
+              <w:right w:val="single" w:sz="8" w:space="0" w:color="000000"/>
+            </w:tcBorders>
+            <w:vAlign w:val="center"/>
+          </w:tcPr>
+          <w:p>
+            <w:pPr>
+              <w:keepNext/>
               <w:jc w:val="center"/>
               <w:rPr>
                 <w:sz w:val="24"/>
@@ -5041,6 +5161,7 @@
           </w:tcPr>
           <w:p>
             <w:pPr>
+              <w:keepNext/>
               <w:jc w:val="center"/>
               <w:rPr>
                 <w:sz w:val="24"/>
@@ -5071,6 +5192,7 @@
           </w:tcPr>
           <w:p>
             <w:pPr>
+              <w:keepNext/>
               <w:jc w:val="center"/>
               <w:rPr>
                 <w:sz w:val="24"/>
@@ -5090,17 +5212,18 @@
         </w:tc>
         <w:tc>
           <w:tcPr>
-            <w:tcW w:w="1190" w:type="dxa"/>
-            <w:tcBorders>
-              <w:top w:val="single" w:sz="8" w:space="0" w:color="000000"/>
-              <w:left w:val="single" w:sz="8" w:space="0" w:color="000000"/>
-              <w:bottom w:val="single" w:sz="8" w:space="0" w:color="000000"/>
-              <w:right w:val="single" w:sz="8" w:space="0" w:color="000000"/>
-            </w:tcBorders>
-            <w:vAlign w:val="center"/>
-          </w:tcPr>
-          <w:p>
-            <w:pPr>
+            <w:tcW w:w="1247" w:type="dxa"/>
+            <w:tcBorders>
+              <w:top w:val="single" w:sz="8" w:space="0" w:color="000000"/>
+              <w:left w:val="single" w:sz="8" w:space="0" w:color="000000"/>
+              <w:bottom w:val="single" w:sz="8" w:space="0" w:color="000000"/>
+              <w:right w:val="single" w:sz="8" w:space="0" w:color="000000"/>
+            </w:tcBorders>
+            <w:vAlign w:val="center"/>
+          </w:tcPr>
+          <w:p>
+            <w:pPr>
+              <w:keepNext/>
               <w:jc w:val="center"/>
               <w:rPr>
                 <w:sz w:val="24"/>
@@ -5120,17 +5243,18 @@
         </w:tc>
         <w:tc>
           <w:tcPr>
-            <w:tcW w:w="1417" w:type="dxa"/>
-            <w:tcBorders>
-              <w:top w:val="single" w:sz="8" w:space="0" w:color="000000"/>
-              <w:left w:val="single" w:sz="8" w:space="0" w:color="000000"/>
-              <w:bottom w:val="single" w:sz="8" w:space="0" w:color="000000"/>
-              <w:right w:val="single" w:sz="8" w:space="0" w:color="000000"/>
-            </w:tcBorders>
-            <w:vAlign w:val="center"/>
-          </w:tcPr>
-          <w:p>
-            <w:pPr>
+            <w:tcW w:w="1474" w:type="dxa"/>
+            <w:tcBorders>
+              <w:top w:val="single" w:sz="8" w:space="0" w:color="000000"/>
+              <w:left w:val="single" w:sz="8" w:space="0" w:color="000000"/>
+              <w:bottom w:val="single" w:sz="8" w:space="0" w:color="000000"/>
+              <w:right w:val="single" w:sz="8" w:space="0" w:color="000000"/>
+            </w:tcBorders>
+            <w:vAlign w:val="center"/>
+          </w:tcPr>
+          <w:p>
+            <w:pPr>
+              <w:keepNext/>
               <w:jc w:val="center"/>
               <w:rPr>
                 <w:sz w:val="24"/>
@@ -5151,7 +5275,9 @@
       </w:tr>
       <w:tr>
         <w:trPr>
+          <w:cantSplit/>
           <w:jc w:val="center"/>
+          <w:trHeight w:val="453" w:hRule="atLeast"/>
         </w:trPr>
         <w:tc>
           <w:tcPr>
@@ -5210,18 +5336,18 @@
         </w:tc>
         <w:tc>
           <w:tcPr>
-            <w:tcW w:w="1360" w:type="dxa"/>
-            <w:tcBorders>
-              <w:top w:val="single" w:sz="8" w:space="0" w:color="000000"/>
-              <w:left w:val="single" w:sz="8" w:space="0" w:color="000000"/>
-              <w:bottom w:val="single" w:sz="8" w:space="0" w:color="000000"/>
-              <w:right w:val="single" w:sz="8" w:space="0" w:color="000000"/>
-            </w:tcBorders>
-            <w:vAlign w:val="center"/>
-          </w:tcPr>
-          <w:p>
-            <w:pPr>
-              <w:jc w:val="both"/>
+            <w:tcW w:w="1247" w:type="dxa"/>
+            <w:tcBorders>
+              <w:top w:val="single" w:sz="8" w:space="0" w:color="000000"/>
+              <w:left w:val="single" w:sz="8" w:space="0" w:color="000000"/>
+              <w:bottom w:val="single" w:sz="8" w:space="0" w:color="000000"/>
+              <w:right w:val="single" w:sz="8" w:space="0" w:color="000000"/>
+            </w:tcBorders>
+            <w:vAlign w:val="center"/>
+          </w:tcPr>
+          <w:p>
+            <w:pPr>
+              <w:jc w:val="left"/>
               <w:rPr>
                 <w:sz w:val="24"/>
                 <w:szCs w:val="24"/>
@@ -5249,7 +5375,7 @@
           </w:tcPr>
           <w:p>
             <w:pPr>
-              <w:jc w:val="both"/>
+              <w:jc w:val="left"/>
               <w:rPr>
                 <w:sz w:val="24"/>
                 <w:szCs w:val="24"/>
@@ -5277,63 +5403,63 @@
           </w:tcPr>
           <w:p>
             <w:pPr>
-              <w:jc w:val="both"/>
-              <w:rPr>
-                <w:sz w:val="24"/>
-                <w:szCs w:val="24"/>
-              </w:rPr>
-            </w:pPr>
-            <w:r>
-              <w:rPr>
-                <w:b w:val="0"/>
-                <w:sz w:val="24"/>
-                <w:szCs w:val="24"/>
-              </w:rPr>
-            </w:r>
-          </w:p>
-        </w:tc>
-        <w:tc>
-          <w:tcPr>
-            <w:tcW w:w="1190" w:type="dxa"/>
-            <w:tcBorders>
-              <w:top w:val="single" w:sz="8" w:space="0" w:color="000000"/>
-              <w:left w:val="single" w:sz="8" w:space="0" w:color="000000"/>
-              <w:bottom w:val="single" w:sz="8" w:space="0" w:color="000000"/>
-              <w:right w:val="single" w:sz="8" w:space="0" w:color="000000"/>
-            </w:tcBorders>
-            <w:vAlign w:val="center"/>
-          </w:tcPr>
-          <w:p>
-            <w:pPr>
-              <w:jc w:val="both"/>
-              <w:rPr>
-                <w:sz w:val="24"/>
-                <w:szCs w:val="24"/>
-              </w:rPr>
-            </w:pPr>
-            <w:r>
-              <w:rPr>
-                <w:b w:val="0"/>
-                <w:sz w:val="24"/>
-                <w:szCs w:val="24"/>
-              </w:rPr>
-            </w:r>
-          </w:p>
-        </w:tc>
-        <w:tc>
-          <w:tcPr>
-            <w:tcW w:w="1417" w:type="dxa"/>
-            <w:tcBorders>
-              <w:top w:val="single" w:sz="8" w:space="0" w:color="000000"/>
-              <w:left w:val="single" w:sz="8" w:space="0" w:color="000000"/>
-              <w:bottom w:val="single" w:sz="8" w:space="0" w:color="000000"/>
-              <w:right w:val="single" w:sz="8" w:space="0" w:color="000000"/>
-            </w:tcBorders>
-            <w:vAlign w:val="center"/>
-          </w:tcPr>
-          <w:p>
-            <w:pPr>
-              <w:jc w:val="both"/>
+              <w:jc w:val="left"/>
+              <w:rPr>
+                <w:sz w:val="24"/>
+                <w:szCs w:val="24"/>
+              </w:rPr>
+            </w:pPr>
+            <w:r>
+              <w:rPr>
+                <w:b w:val="0"/>
+                <w:sz w:val="24"/>
+                <w:szCs w:val="24"/>
+              </w:rPr>
+            </w:r>
+          </w:p>
+        </w:tc>
+        <w:tc>
+          <w:tcPr>
+            <w:tcW w:w="1247" w:type="dxa"/>
+            <w:tcBorders>
+              <w:top w:val="single" w:sz="8" w:space="0" w:color="000000"/>
+              <w:left w:val="single" w:sz="8" w:space="0" w:color="000000"/>
+              <w:bottom w:val="single" w:sz="8" w:space="0" w:color="000000"/>
+              <w:right w:val="single" w:sz="8" w:space="0" w:color="000000"/>
+            </w:tcBorders>
+            <w:vAlign w:val="center"/>
+          </w:tcPr>
+          <w:p>
+            <w:pPr>
+              <w:jc w:val="left"/>
+              <w:rPr>
+                <w:sz w:val="24"/>
+                <w:szCs w:val="24"/>
+              </w:rPr>
+            </w:pPr>
+            <w:r>
+              <w:rPr>
+                <w:b w:val="0"/>
+                <w:sz w:val="24"/>
+                <w:szCs w:val="24"/>
+              </w:rPr>
+            </w:r>
+          </w:p>
+        </w:tc>
+        <w:tc>
+          <w:tcPr>
+            <w:tcW w:w="1474" w:type="dxa"/>
+            <w:tcBorders>
+              <w:top w:val="single" w:sz="8" w:space="0" w:color="000000"/>
+              <w:left w:val="single" w:sz="8" w:space="0" w:color="000000"/>
+              <w:bottom w:val="single" w:sz="8" w:space="0" w:color="000000"/>
+              <w:right w:val="single" w:sz="8" w:space="0" w:color="000000"/>
+            </w:tcBorders>
+            <w:vAlign w:val="center"/>
+          </w:tcPr>
+          <w:p>
+            <w:pPr>
+              <w:jc w:val="left"/>
               <w:rPr>
                 <w:sz w:val="24"/>
                 <w:szCs w:val="24"/>
@@ -5351,7 +5477,9 @@
       </w:tr>
       <w:tr>
         <w:trPr>
+          <w:cantSplit/>
           <w:jc w:val="center"/>
+          <w:trHeight w:val="453" w:hRule="atLeast"/>
         </w:trPr>
         <w:tc>
           <w:tcPr>
@@ -5410,18 +5538,18 @@
         </w:tc>
         <w:tc>
           <w:tcPr>
-            <w:tcW w:w="1360" w:type="dxa"/>
-            <w:tcBorders>
-              <w:top w:val="single" w:sz="8" w:space="0" w:color="000000"/>
-              <w:left w:val="single" w:sz="8" w:space="0" w:color="000000"/>
-              <w:bottom w:val="single" w:sz="8" w:space="0" w:color="000000"/>
-              <w:right w:val="single" w:sz="8" w:space="0" w:color="000000"/>
-            </w:tcBorders>
-            <w:vAlign w:val="center"/>
-          </w:tcPr>
-          <w:p>
-            <w:pPr>
-              <w:jc w:val="both"/>
+            <w:tcW w:w="1247" w:type="dxa"/>
+            <w:tcBorders>
+              <w:top w:val="single" w:sz="8" w:space="0" w:color="000000"/>
+              <w:left w:val="single" w:sz="8" w:space="0" w:color="000000"/>
+              <w:bottom w:val="single" w:sz="8" w:space="0" w:color="000000"/>
+              <w:right w:val="single" w:sz="8" w:space="0" w:color="000000"/>
+            </w:tcBorders>
+            <w:vAlign w:val="center"/>
+          </w:tcPr>
+          <w:p>
+            <w:pPr>
+              <w:jc w:val="left"/>
               <w:rPr>
                 <w:sz w:val="24"/>
                 <w:szCs w:val="24"/>
@@ -5449,7 +5577,7 @@
           </w:tcPr>
           <w:p>
             <w:pPr>
-              <w:jc w:val="both"/>
+              <w:jc w:val="left"/>
               <w:rPr>
                 <w:sz w:val="24"/>
                 <w:szCs w:val="24"/>
@@ -5477,63 +5605,63 @@
           </w:tcPr>
           <w:p>
             <w:pPr>
-              <w:jc w:val="both"/>
-              <w:rPr>
-                <w:sz w:val="24"/>
-                <w:szCs w:val="24"/>
-              </w:rPr>
-            </w:pPr>
-            <w:r>
-              <w:rPr>
-                <w:b w:val="0"/>
-                <w:sz w:val="24"/>
-                <w:szCs w:val="24"/>
-              </w:rPr>
-            </w:r>
-          </w:p>
-        </w:tc>
-        <w:tc>
-          <w:tcPr>
-            <w:tcW w:w="1190" w:type="dxa"/>
-            <w:tcBorders>
-              <w:top w:val="single" w:sz="8" w:space="0" w:color="000000"/>
-              <w:left w:val="single" w:sz="8" w:space="0" w:color="000000"/>
-              <w:bottom w:val="single" w:sz="8" w:space="0" w:color="000000"/>
-              <w:right w:val="single" w:sz="8" w:space="0" w:color="000000"/>
-            </w:tcBorders>
-            <w:vAlign w:val="center"/>
-          </w:tcPr>
-          <w:p>
-            <w:pPr>
-              <w:jc w:val="both"/>
-              <w:rPr>
-                <w:sz w:val="24"/>
-                <w:szCs w:val="24"/>
-              </w:rPr>
-            </w:pPr>
-            <w:r>
-              <w:rPr>
-                <w:b w:val="0"/>
-                <w:sz w:val="24"/>
-                <w:szCs w:val="24"/>
-              </w:rPr>
-            </w:r>
-          </w:p>
-        </w:tc>
-        <w:tc>
-          <w:tcPr>
-            <w:tcW w:w="1417" w:type="dxa"/>
-            <w:tcBorders>
-              <w:top w:val="single" w:sz="8" w:space="0" w:color="000000"/>
-              <w:left w:val="single" w:sz="8" w:space="0" w:color="000000"/>
-              <w:bottom w:val="single" w:sz="8" w:space="0" w:color="000000"/>
-              <w:right w:val="single" w:sz="8" w:space="0" w:color="000000"/>
-            </w:tcBorders>
-            <w:vAlign w:val="center"/>
-          </w:tcPr>
-          <w:p>
-            <w:pPr>
-              <w:jc w:val="both"/>
+              <w:jc w:val="left"/>
+              <w:rPr>
+                <w:sz w:val="24"/>
+                <w:szCs w:val="24"/>
+              </w:rPr>
+            </w:pPr>
+            <w:r>
+              <w:rPr>
+                <w:b w:val="0"/>
+                <w:sz w:val="24"/>
+                <w:szCs w:val="24"/>
+              </w:rPr>
+            </w:r>
+          </w:p>
+        </w:tc>
+        <w:tc>
+          <w:tcPr>
+            <w:tcW w:w="1247" w:type="dxa"/>
+            <w:tcBorders>
+              <w:top w:val="single" w:sz="8" w:space="0" w:color="000000"/>
+              <w:left w:val="single" w:sz="8" w:space="0" w:color="000000"/>
+              <w:bottom w:val="single" w:sz="8" w:space="0" w:color="000000"/>
+              <w:right w:val="single" w:sz="8" w:space="0" w:color="000000"/>
+            </w:tcBorders>
+            <w:vAlign w:val="center"/>
+          </w:tcPr>
+          <w:p>
+            <w:pPr>
+              <w:jc w:val="left"/>
+              <w:rPr>
+                <w:sz w:val="24"/>
+                <w:szCs w:val="24"/>
+              </w:rPr>
+            </w:pPr>
+            <w:r>
+              <w:rPr>
+                <w:b w:val="0"/>
+                <w:sz w:val="24"/>
+                <w:szCs w:val="24"/>
+              </w:rPr>
+            </w:r>
+          </w:p>
+        </w:tc>
+        <w:tc>
+          <w:tcPr>
+            <w:tcW w:w="1474" w:type="dxa"/>
+            <w:tcBorders>
+              <w:top w:val="single" w:sz="8" w:space="0" w:color="000000"/>
+              <w:left w:val="single" w:sz="8" w:space="0" w:color="000000"/>
+              <w:bottom w:val="single" w:sz="8" w:space="0" w:color="000000"/>
+              <w:right w:val="single" w:sz="8" w:space="0" w:color="000000"/>
+            </w:tcBorders>
+            <w:vAlign w:val="center"/>
+          </w:tcPr>
+          <w:p>
+            <w:pPr>
+              <w:jc w:val="left"/>
               <w:rPr>
                 <w:sz w:val="24"/>
                 <w:szCs w:val="24"/>
@@ -5551,7 +5679,9 @@
       </w:tr>
       <w:tr>
         <w:trPr>
+          <w:cantSplit/>
           <w:jc w:val="center"/>
+          <w:trHeight w:val="453" w:hRule="atLeast"/>
         </w:trPr>
         <w:tc>
           <w:tcPr>
@@ -5610,18 +5740,18 @@
         </w:tc>
         <w:tc>
           <w:tcPr>
-            <w:tcW w:w="1360" w:type="dxa"/>
-            <w:tcBorders>
-              <w:top w:val="single" w:sz="8" w:space="0" w:color="000000"/>
-              <w:left w:val="single" w:sz="8" w:space="0" w:color="000000"/>
-              <w:bottom w:val="single" w:sz="8" w:space="0" w:color="000000"/>
-              <w:right w:val="single" w:sz="8" w:space="0" w:color="000000"/>
-            </w:tcBorders>
-            <w:vAlign w:val="center"/>
-          </w:tcPr>
-          <w:p>
-            <w:pPr>
-              <w:jc w:val="both"/>
+            <w:tcW w:w="1247" w:type="dxa"/>
+            <w:tcBorders>
+              <w:top w:val="single" w:sz="8" w:space="0" w:color="000000"/>
+              <w:left w:val="single" w:sz="8" w:space="0" w:color="000000"/>
+              <w:bottom w:val="single" w:sz="8" w:space="0" w:color="000000"/>
+              <w:right w:val="single" w:sz="8" w:space="0" w:color="000000"/>
+            </w:tcBorders>
+            <w:vAlign w:val="center"/>
+          </w:tcPr>
+          <w:p>
+            <w:pPr>
+              <w:jc w:val="left"/>
               <w:rPr>
                 <w:sz w:val="24"/>
                 <w:szCs w:val="24"/>
@@ -5649,7 +5779,7 @@
           </w:tcPr>
           <w:p>
             <w:pPr>
-              <w:jc w:val="both"/>
+              <w:jc w:val="left"/>
               <w:rPr>
                 <w:sz w:val="24"/>
                 <w:szCs w:val="24"/>
@@ -5677,63 +5807,63 @@
           </w:tcPr>
           <w:p>
             <w:pPr>
-              <w:jc w:val="both"/>
-              <w:rPr>
-                <w:sz w:val="24"/>
-                <w:szCs w:val="24"/>
-              </w:rPr>
-            </w:pPr>
-            <w:r>
-              <w:rPr>
-                <w:b w:val="0"/>
-                <w:sz w:val="24"/>
-                <w:szCs w:val="24"/>
-              </w:rPr>
-            </w:r>
-          </w:p>
-        </w:tc>
-        <w:tc>
-          <w:tcPr>
-            <w:tcW w:w="1190" w:type="dxa"/>
-            <w:tcBorders>
-              <w:top w:val="single" w:sz="8" w:space="0" w:color="000000"/>
-              <w:left w:val="single" w:sz="8" w:space="0" w:color="000000"/>
-              <w:bottom w:val="single" w:sz="8" w:space="0" w:color="000000"/>
-              <w:right w:val="single" w:sz="8" w:space="0" w:color="000000"/>
-            </w:tcBorders>
-            <w:vAlign w:val="center"/>
-          </w:tcPr>
-          <w:p>
-            <w:pPr>
-              <w:jc w:val="both"/>
-              <w:rPr>
-                <w:sz w:val="24"/>
-                <w:szCs w:val="24"/>
-              </w:rPr>
-            </w:pPr>
-            <w:r>
-              <w:rPr>
-                <w:b w:val="0"/>
-                <w:sz w:val="24"/>
-                <w:szCs w:val="24"/>
-              </w:rPr>
-            </w:r>
-          </w:p>
-        </w:tc>
-        <w:tc>
-          <w:tcPr>
-            <w:tcW w:w="1417" w:type="dxa"/>
-            <w:tcBorders>
-              <w:top w:val="single" w:sz="8" w:space="0" w:color="000000"/>
-              <w:left w:val="single" w:sz="8" w:space="0" w:color="000000"/>
-              <w:bottom w:val="single" w:sz="8" w:space="0" w:color="000000"/>
-              <w:right w:val="single" w:sz="8" w:space="0" w:color="000000"/>
-            </w:tcBorders>
-            <w:vAlign w:val="center"/>
-          </w:tcPr>
-          <w:p>
-            <w:pPr>
-              <w:jc w:val="both"/>
+              <w:jc w:val="left"/>
+              <w:rPr>
+                <w:sz w:val="24"/>
+                <w:szCs w:val="24"/>
+              </w:rPr>
+            </w:pPr>
+            <w:r>
+              <w:rPr>
+                <w:b w:val="0"/>
+                <w:sz w:val="24"/>
+                <w:szCs w:val="24"/>
+              </w:rPr>
+            </w:r>
+          </w:p>
+        </w:tc>
+        <w:tc>
+          <w:tcPr>
+            <w:tcW w:w="1247" w:type="dxa"/>
+            <w:tcBorders>
+              <w:top w:val="single" w:sz="8" w:space="0" w:color="000000"/>
+              <w:left w:val="single" w:sz="8" w:space="0" w:color="000000"/>
+              <w:bottom w:val="single" w:sz="8" w:space="0" w:color="000000"/>
+              <w:right w:val="single" w:sz="8" w:space="0" w:color="000000"/>
+            </w:tcBorders>
+            <w:vAlign w:val="center"/>
+          </w:tcPr>
+          <w:p>
+            <w:pPr>
+              <w:jc w:val="left"/>
+              <w:rPr>
+                <w:sz w:val="24"/>
+                <w:szCs w:val="24"/>
+              </w:rPr>
+            </w:pPr>
+            <w:r>
+              <w:rPr>
+                <w:b w:val="0"/>
+                <w:sz w:val="24"/>
+                <w:szCs w:val="24"/>
+              </w:rPr>
+            </w:r>
+          </w:p>
+        </w:tc>
+        <w:tc>
+          <w:tcPr>
+            <w:tcW w:w="1474" w:type="dxa"/>
+            <w:tcBorders>
+              <w:top w:val="single" w:sz="8" w:space="0" w:color="000000"/>
+              <w:left w:val="single" w:sz="8" w:space="0" w:color="000000"/>
+              <w:bottom w:val="single" w:sz="8" w:space="0" w:color="000000"/>
+              <w:right w:val="single" w:sz="8" w:space="0" w:color="000000"/>
+            </w:tcBorders>
+            <w:vAlign w:val="center"/>
+          </w:tcPr>
+          <w:p>
+            <w:pPr>
+              <w:jc w:val="left"/>
               <w:rPr>
                 <w:sz w:val="24"/>
                 <w:szCs w:val="24"/>
@@ -5751,7 +5881,9 @@
       </w:tr>
       <w:tr>
         <w:trPr>
+          <w:cantSplit/>
           <w:jc w:val="center"/>
+          <w:trHeight w:val="453" w:hRule="atLeast"/>
         </w:trPr>
         <w:tc>
           <w:tcPr>
@@ -5810,18 +5942,18 @@
         </w:tc>
         <w:tc>
           <w:tcPr>
-            <w:tcW w:w="1360" w:type="dxa"/>
-            <w:tcBorders>
-              <w:top w:val="single" w:sz="8" w:space="0" w:color="000000"/>
-              <w:left w:val="single" w:sz="8" w:space="0" w:color="000000"/>
-              <w:bottom w:val="single" w:sz="8" w:space="0" w:color="000000"/>
-              <w:right w:val="single" w:sz="8" w:space="0" w:color="000000"/>
-            </w:tcBorders>
-            <w:vAlign w:val="center"/>
-          </w:tcPr>
-          <w:p>
-            <w:pPr>
-              <w:jc w:val="both"/>
+            <w:tcW w:w="1247" w:type="dxa"/>
+            <w:tcBorders>
+              <w:top w:val="single" w:sz="8" w:space="0" w:color="000000"/>
+              <w:left w:val="single" w:sz="8" w:space="0" w:color="000000"/>
+              <w:bottom w:val="single" w:sz="8" w:space="0" w:color="000000"/>
+              <w:right w:val="single" w:sz="8" w:space="0" w:color="000000"/>
+            </w:tcBorders>
+            <w:vAlign w:val="center"/>
+          </w:tcPr>
+          <w:p>
+            <w:pPr>
+              <w:jc w:val="left"/>
               <w:rPr>
                 <w:sz w:val="24"/>
                 <w:szCs w:val="24"/>
@@ -5849,7 +5981,7 @@
           </w:tcPr>
           <w:p>
             <w:pPr>
-              <w:jc w:val="both"/>
+              <w:jc w:val="left"/>
               <w:rPr>
                 <w:sz w:val="24"/>
                 <w:szCs w:val="24"/>
@@ -5877,63 +6009,63 @@
           </w:tcPr>
           <w:p>
             <w:pPr>
-              <w:jc w:val="both"/>
-              <w:rPr>
-                <w:sz w:val="24"/>
-                <w:szCs w:val="24"/>
-              </w:rPr>
-            </w:pPr>
-            <w:r>
-              <w:rPr>
-                <w:b w:val="0"/>
-                <w:sz w:val="24"/>
-                <w:szCs w:val="24"/>
-              </w:rPr>
-            </w:r>
-          </w:p>
-        </w:tc>
-        <w:tc>
-          <w:tcPr>
-            <w:tcW w:w="1190" w:type="dxa"/>
-            <w:tcBorders>
-              <w:top w:val="single" w:sz="8" w:space="0" w:color="000000"/>
-              <w:left w:val="single" w:sz="8" w:space="0" w:color="000000"/>
-              <w:bottom w:val="single" w:sz="8" w:space="0" w:color="000000"/>
-              <w:right w:val="single" w:sz="8" w:space="0" w:color="000000"/>
-            </w:tcBorders>
-            <w:vAlign w:val="center"/>
-          </w:tcPr>
-          <w:p>
-            <w:pPr>
-              <w:jc w:val="both"/>
-              <w:rPr>
-                <w:sz w:val="24"/>
-                <w:szCs w:val="24"/>
-              </w:rPr>
-            </w:pPr>
-            <w:r>
-              <w:rPr>
-                <w:b w:val="0"/>
-                <w:sz w:val="24"/>
-                <w:szCs w:val="24"/>
-              </w:rPr>
-            </w:r>
-          </w:p>
-        </w:tc>
-        <w:tc>
-          <w:tcPr>
-            <w:tcW w:w="1417" w:type="dxa"/>
-            <w:tcBorders>
-              <w:top w:val="single" w:sz="8" w:space="0" w:color="000000"/>
-              <w:left w:val="single" w:sz="8" w:space="0" w:color="000000"/>
-              <w:bottom w:val="single" w:sz="8" w:space="0" w:color="000000"/>
-              <w:right w:val="single" w:sz="8" w:space="0" w:color="000000"/>
-            </w:tcBorders>
-            <w:vAlign w:val="center"/>
-          </w:tcPr>
-          <w:p>
-            <w:pPr>
-              <w:jc w:val="both"/>
+              <w:jc w:val="left"/>
+              <w:rPr>
+                <w:sz w:val="24"/>
+                <w:szCs w:val="24"/>
+              </w:rPr>
+            </w:pPr>
+            <w:r>
+              <w:rPr>
+                <w:b w:val="0"/>
+                <w:sz w:val="24"/>
+                <w:szCs w:val="24"/>
+              </w:rPr>
+            </w:r>
+          </w:p>
+        </w:tc>
+        <w:tc>
+          <w:tcPr>
+            <w:tcW w:w="1247" w:type="dxa"/>
+            <w:tcBorders>
+              <w:top w:val="single" w:sz="8" w:space="0" w:color="000000"/>
+              <w:left w:val="single" w:sz="8" w:space="0" w:color="000000"/>
+              <w:bottom w:val="single" w:sz="8" w:space="0" w:color="000000"/>
+              <w:right w:val="single" w:sz="8" w:space="0" w:color="000000"/>
+            </w:tcBorders>
+            <w:vAlign w:val="center"/>
+          </w:tcPr>
+          <w:p>
+            <w:pPr>
+              <w:jc w:val="left"/>
+              <w:rPr>
+                <w:sz w:val="24"/>
+                <w:szCs w:val="24"/>
+              </w:rPr>
+            </w:pPr>
+            <w:r>
+              <w:rPr>
+                <w:b w:val="0"/>
+                <w:sz w:val="24"/>
+                <w:szCs w:val="24"/>
+              </w:rPr>
+            </w:r>
+          </w:p>
+        </w:tc>
+        <w:tc>
+          <w:tcPr>
+            <w:tcW w:w="1474" w:type="dxa"/>
+            <w:tcBorders>
+              <w:top w:val="single" w:sz="8" w:space="0" w:color="000000"/>
+              <w:left w:val="single" w:sz="8" w:space="0" w:color="000000"/>
+              <w:bottom w:val="single" w:sz="8" w:space="0" w:color="000000"/>
+              <w:right w:val="single" w:sz="8" w:space="0" w:color="000000"/>
+            </w:tcBorders>
+            <w:vAlign w:val="center"/>
+          </w:tcPr>
+          <w:p>
+            <w:pPr>
+              <w:jc w:val="left"/>
               <w:rPr>
                 <w:sz w:val="24"/>
                 <w:szCs w:val="24"/>
@@ -5951,7 +6083,9 @@
       </w:tr>
       <w:tr>
         <w:trPr>
+          <w:cantSplit/>
           <w:jc w:val="center"/>
+          <w:trHeight w:val="453" w:hRule="atLeast"/>
         </w:trPr>
         <w:tc>
           <w:tcPr>
@@ -6010,18 +6144,18 @@
         </w:tc>
         <w:tc>
           <w:tcPr>
-            <w:tcW w:w="1360" w:type="dxa"/>
-            <w:tcBorders>
-              <w:top w:val="single" w:sz="8" w:space="0" w:color="000000"/>
-              <w:left w:val="single" w:sz="8" w:space="0" w:color="000000"/>
-              <w:bottom w:val="single" w:sz="8" w:space="0" w:color="000000"/>
-              <w:right w:val="single" w:sz="8" w:space="0" w:color="000000"/>
-            </w:tcBorders>
-            <w:vAlign w:val="center"/>
-          </w:tcPr>
-          <w:p>
-            <w:pPr>
-              <w:jc w:val="both"/>
+            <w:tcW w:w="1247" w:type="dxa"/>
+            <w:tcBorders>
+              <w:top w:val="single" w:sz="8" w:space="0" w:color="000000"/>
+              <w:left w:val="single" w:sz="8" w:space="0" w:color="000000"/>
+              <w:bottom w:val="single" w:sz="8" w:space="0" w:color="000000"/>
+              <w:right w:val="single" w:sz="8" w:space="0" w:color="000000"/>
+            </w:tcBorders>
+            <w:vAlign w:val="center"/>
+          </w:tcPr>
+          <w:p>
+            <w:pPr>
+              <w:jc w:val="left"/>
               <w:rPr>
                 <w:sz w:val="24"/>
                 <w:szCs w:val="24"/>
@@ -6049,7 +6183,7 @@
           </w:tcPr>
           <w:p>
             <w:pPr>
-              <w:jc w:val="both"/>
+              <w:jc w:val="left"/>
               <w:rPr>
                 <w:sz w:val="24"/>
                 <w:szCs w:val="24"/>
@@ -6077,63 +6211,63 @@
           </w:tcPr>
           <w:p>
             <w:pPr>
-              <w:jc w:val="both"/>
-              <w:rPr>
-                <w:sz w:val="24"/>
-                <w:szCs w:val="24"/>
-              </w:rPr>
-            </w:pPr>
-            <w:r>
-              <w:rPr>
-                <w:b w:val="0"/>
-                <w:sz w:val="24"/>
-                <w:szCs w:val="24"/>
-              </w:rPr>
-            </w:r>
-          </w:p>
-        </w:tc>
-        <w:tc>
-          <w:tcPr>
-            <w:tcW w:w="1190" w:type="dxa"/>
-            <w:tcBorders>
-              <w:top w:val="single" w:sz="8" w:space="0" w:color="000000"/>
-              <w:left w:val="single" w:sz="8" w:space="0" w:color="000000"/>
-              <w:bottom w:val="single" w:sz="8" w:space="0" w:color="000000"/>
-              <w:right w:val="single" w:sz="8" w:space="0" w:color="000000"/>
-            </w:tcBorders>
-            <w:vAlign w:val="center"/>
-          </w:tcPr>
-          <w:p>
-            <w:pPr>
-              <w:jc w:val="both"/>
-              <w:rPr>
-                <w:sz w:val="24"/>
-                <w:szCs w:val="24"/>
-              </w:rPr>
-            </w:pPr>
-            <w:r>
-              <w:rPr>
-                <w:b w:val="0"/>
-                <w:sz w:val="24"/>
-                <w:szCs w:val="24"/>
-              </w:rPr>
-            </w:r>
-          </w:p>
-        </w:tc>
-        <w:tc>
-          <w:tcPr>
-            <w:tcW w:w="1417" w:type="dxa"/>
-            <w:tcBorders>
-              <w:top w:val="single" w:sz="8" w:space="0" w:color="000000"/>
-              <w:left w:val="single" w:sz="8" w:space="0" w:color="000000"/>
-              <w:bottom w:val="single" w:sz="8" w:space="0" w:color="000000"/>
-              <w:right w:val="single" w:sz="8" w:space="0" w:color="000000"/>
-            </w:tcBorders>
-            <w:vAlign w:val="center"/>
-          </w:tcPr>
-          <w:p>
-            <w:pPr>
-              <w:jc w:val="both"/>
+              <w:jc w:val="left"/>
+              <w:rPr>
+                <w:sz w:val="24"/>
+                <w:szCs w:val="24"/>
+              </w:rPr>
+            </w:pPr>
+            <w:r>
+              <w:rPr>
+                <w:b w:val="0"/>
+                <w:sz w:val="24"/>
+                <w:szCs w:val="24"/>
+              </w:rPr>
+            </w:r>
+          </w:p>
+        </w:tc>
+        <w:tc>
+          <w:tcPr>
+            <w:tcW w:w="1247" w:type="dxa"/>
+            <w:tcBorders>
+              <w:top w:val="single" w:sz="8" w:space="0" w:color="000000"/>
+              <w:left w:val="single" w:sz="8" w:space="0" w:color="000000"/>
+              <w:bottom w:val="single" w:sz="8" w:space="0" w:color="000000"/>
+              <w:right w:val="single" w:sz="8" w:space="0" w:color="000000"/>
+            </w:tcBorders>
+            <w:vAlign w:val="center"/>
+          </w:tcPr>
+          <w:p>
+            <w:pPr>
+              <w:jc w:val="left"/>
+              <w:rPr>
+                <w:sz w:val="24"/>
+                <w:szCs w:val="24"/>
+              </w:rPr>
+            </w:pPr>
+            <w:r>
+              <w:rPr>
+                <w:b w:val="0"/>
+                <w:sz w:val="24"/>
+                <w:szCs w:val="24"/>
+              </w:rPr>
+            </w:r>
+          </w:p>
+        </w:tc>
+        <w:tc>
+          <w:tcPr>
+            <w:tcW w:w="1474" w:type="dxa"/>
+            <w:tcBorders>
+              <w:top w:val="single" w:sz="8" w:space="0" w:color="000000"/>
+              <w:left w:val="single" w:sz="8" w:space="0" w:color="000000"/>
+              <w:bottom w:val="single" w:sz="8" w:space="0" w:color="000000"/>
+              <w:right w:val="single" w:sz="8" w:space="0" w:color="000000"/>
+            </w:tcBorders>
+            <w:vAlign w:val="center"/>
+          </w:tcPr>
+          <w:p>
+            <w:pPr>
+              <w:jc w:val="left"/>
               <w:rPr>
                 <w:sz w:val="24"/>
                 <w:szCs w:val="24"/>
@@ -6151,7 +6285,9 @@
       </w:tr>
       <w:tr>
         <w:trPr>
+          <w:cantSplit/>
           <w:jc w:val="center"/>
+          <w:trHeight w:val="453" w:hRule="atLeast"/>
         </w:trPr>
         <w:tc>
           <w:tcPr>
@@ -6210,18 +6346,18 @@
         </w:tc>
         <w:tc>
           <w:tcPr>
-            <w:tcW w:w="1360" w:type="dxa"/>
-            <w:tcBorders>
-              <w:top w:val="single" w:sz="8" w:space="0" w:color="000000"/>
-              <w:left w:val="single" w:sz="8" w:space="0" w:color="000000"/>
-              <w:bottom w:val="single" w:sz="8" w:space="0" w:color="000000"/>
-              <w:right w:val="single" w:sz="8" w:space="0" w:color="000000"/>
-            </w:tcBorders>
-            <w:vAlign w:val="center"/>
-          </w:tcPr>
-          <w:p>
-            <w:pPr>
-              <w:jc w:val="both"/>
+            <w:tcW w:w="1247" w:type="dxa"/>
+            <w:tcBorders>
+              <w:top w:val="single" w:sz="8" w:space="0" w:color="000000"/>
+              <w:left w:val="single" w:sz="8" w:space="0" w:color="000000"/>
+              <w:bottom w:val="single" w:sz="8" w:space="0" w:color="000000"/>
+              <w:right w:val="single" w:sz="8" w:space="0" w:color="000000"/>
+            </w:tcBorders>
+            <w:vAlign w:val="center"/>
+          </w:tcPr>
+          <w:p>
+            <w:pPr>
+              <w:jc w:val="left"/>
               <w:rPr>
                 <w:sz w:val="24"/>
                 <w:szCs w:val="24"/>
@@ -6249,7 +6385,7 @@
           </w:tcPr>
           <w:p>
             <w:pPr>
-              <w:jc w:val="both"/>
+              <w:jc w:val="left"/>
               <w:rPr>
                 <w:sz w:val="24"/>
                 <w:szCs w:val="24"/>
@@ -6277,63 +6413,63 @@
           </w:tcPr>
           <w:p>
             <w:pPr>
-              <w:jc w:val="both"/>
-              <w:rPr>
-                <w:sz w:val="24"/>
-                <w:szCs w:val="24"/>
-              </w:rPr>
-            </w:pPr>
-            <w:r>
-              <w:rPr>
-                <w:b w:val="0"/>
-                <w:sz w:val="24"/>
-                <w:szCs w:val="24"/>
-              </w:rPr>
-            </w:r>
-          </w:p>
-        </w:tc>
-        <w:tc>
-          <w:tcPr>
-            <w:tcW w:w="1190" w:type="dxa"/>
-            <w:tcBorders>
-              <w:top w:val="single" w:sz="8" w:space="0" w:color="000000"/>
-              <w:left w:val="single" w:sz="8" w:space="0" w:color="000000"/>
-              <w:bottom w:val="single" w:sz="8" w:space="0" w:color="000000"/>
-              <w:right w:val="single" w:sz="8" w:space="0" w:color="000000"/>
-            </w:tcBorders>
-            <w:vAlign w:val="center"/>
-          </w:tcPr>
-          <w:p>
-            <w:pPr>
-              <w:jc w:val="both"/>
-              <w:rPr>
-                <w:sz w:val="24"/>
-                <w:szCs w:val="24"/>
-              </w:rPr>
-            </w:pPr>
-            <w:r>
-              <w:rPr>
-                <w:b w:val="0"/>
-                <w:sz w:val="24"/>
-                <w:szCs w:val="24"/>
-              </w:rPr>
-            </w:r>
-          </w:p>
-        </w:tc>
-        <w:tc>
-          <w:tcPr>
-            <w:tcW w:w="1417" w:type="dxa"/>
-            <w:tcBorders>
-              <w:top w:val="single" w:sz="8" w:space="0" w:color="000000"/>
-              <w:left w:val="single" w:sz="8" w:space="0" w:color="000000"/>
-              <w:bottom w:val="single" w:sz="8" w:space="0" w:color="000000"/>
-              <w:right w:val="single" w:sz="8" w:space="0" w:color="000000"/>
-            </w:tcBorders>
-            <w:vAlign w:val="center"/>
-          </w:tcPr>
-          <w:p>
-            <w:pPr>
-              <w:jc w:val="both"/>
+              <w:jc w:val="left"/>
+              <w:rPr>
+                <w:sz w:val="24"/>
+                <w:szCs w:val="24"/>
+              </w:rPr>
+            </w:pPr>
+            <w:r>
+              <w:rPr>
+                <w:b w:val="0"/>
+                <w:sz w:val="24"/>
+                <w:szCs w:val="24"/>
+              </w:rPr>
+            </w:r>
+          </w:p>
+        </w:tc>
+        <w:tc>
+          <w:tcPr>
+            <w:tcW w:w="1247" w:type="dxa"/>
+            <w:tcBorders>
+              <w:top w:val="single" w:sz="8" w:space="0" w:color="000000"/>
+              <w:left w:val="single" w:sz="8" w:space="0" w:color="000000"/>
+              <w:bottom w:val="single" w:sz="8" w:space="0" w:color="000000"/>
+              <w:right w:val="single" w:sz="8" w:space="0" w:color="000000"/>
+            </w:tcBorders>
+            <w:vAlign w:val="center"/>
+          </w:tcPr>
+          <w:p>
+            <w:pPr>
+              <w:jc w:val="left"/>
+              <w:rPr>
+                <w:sz w:val="24"/>
+                <w:szCs w:val="24"/>
+              </w:rPr>
+            </w:pPr>
+            <w:r>
+              <w:rPr>
+                <w:b w:val="0"/>
+                <w:sz w:val="24"/>
+                <w:szCs w:val="24"/>
+              </w:rPr>
+            </w:r>
+          </w:p>
+        </w:tc>
+        <w:tc>
+          <w:tcPr>
+            <w:tcW w:w="1474" w:type="dxa"/>
+            <w:tcBorders>
+              <w:top w:val="single" w:sz="8" w:space="0" w:color="000000"/>
+              <w:left w:val="single" w:sz="8" w:space="0" w:color="000000"/>
+              <w:bottom w:val="single" w:sz="8" w:space="0" w:color="000000"/>
+              <w:right w:val="single" w:sz="8" w:space="0" w:color="000000"/>
+            </w:tcBorders>
+            <w:vAlign w:val="center"/>
+          </w:tcPr>
+          <w:p>
+            <w:pPr>
+              <w:jc w:val="left"/>
               <w:rPr>
                 <w:sz w:val="24"/>
                 <w:szCs w:val="24"/>
@@ -6351,7 +6487,9 @@
       </w:tr>
       <w:tr>
         <w:trPr>
+          <w:cantSplit/>
           <w:jc w:val="center"/>
+          <w:trHeight w:val="453" w:hRule="atLeast"/>
         </w:trPr>
         <w:tc>
           <w:tcPr>
@@ -6410,18 +6548,18 @@
         </w:tc>
         <w:tc>
           <w:tcPr>
-            <w:tcW w:w="1360" w:type="dxa"/>
-            <w:tcBorders>
-              <w:top w:val="single" w:sz="8" w:space="0" w:color="000000"/>
-              <w:left w:val="single" w:sz="8" w:space="0" w:color="000000"/>
-              <w:bottom w:val="single" w:sz="8" w:space="0" w:color="000000"/>
-              <w:right w:val="single" w:sz="8" w:space="0" w:color="000000"/>
-            </w:tcBorders>
-            <w:vAlign w:val="center"/>
-          </w:tcPr>
-          <w:p>
-            <w:pPr>
-              <w:jc w:val="both"/>
+            <w:tcW w:w="1247" w:type="dxa"/>
+            <w:tcBorders>
+              <w:top w:val="single" w:sz="8" w:space="0" w:color="000000"/>
+              <w:left w:val="single" w:sz="8" w:space="0" w:color="000000"/>
+              <w:bottom w:val="single" w:sz="8" w:space="0" w:color="000000"/>
+              <w:right w:val="single" w:sz="8" w:space="0" w:color="000000"/>
+            </w:tcBorders>
+            <w:vAlign w:val="center"/>
+          </w:tcPr>
+          <w:p>
+            <w:pPr>
+              <w:jc w:val="left"/>
               <w:rPr>
                 <w:sz w:val="24"/>
                 <w:szCs w:val="24"/>
@@ -6449,7 +6587,7 @@
           </w:tcPr>
           <w:p>
             <w:pPr>
-              <w:jc w:val="both"/>
+              <w:jc w:val="left"/>
               <w:rPr>
                 <w:sz w:val="24"/>
                 <w:szCs w:val="24"/>
@@ -6477,63 +6615,63 @@
           </w:tcPr>
           <w:p>
             <w:pPr>
-              <w:jc w:val="both"/>
-              <w:rPr>
-                <w:sz w:val="24"/>
-                <w:szCs w:val="24"/>
-              </w:rPr>
-            </w:pPr>
-            <w:r>
-              <w:rPr>
-                <w:b w:val="0"/>
-                <w:sz w:val="24"/>
-                <w:szCs w:val="24"/>
-              </w:rPr>
-            </w:r>
-          </w:p>
-        </w:tc>
-        <w:tc>
-          <w:tcPr>
-            <w:tcW w:w="1190" w:type="dxa"/>
-            <w:tcBorders>
-              <w:top w:val="single" w:sz="8" w:space="0" w:color="000000"/>
-              <w:left w:val="single" w:sz="8" w:space="0" w:color="000000"/>
-              <w:bottom w:val="single" w:sz="8" w:space="0" w:color="000000"/>
-              <w:right w:val="single" w:sz="8" w:space="0" w:color="000000"/>
-            </w:tcBorders>
-            <w:vAlign w:val="center"/>
-          </w:tcPr>
-          <w:p>
-            <w:pPr>
-              <w:jc w:val="both"/>
-              <w:rPr>
-                <w:sz w:val="24"/>
-                <w:szCs w:val="24"/>
-              </w:rPr>
-            </w:pPr>
-            <w:r>
-              <w:rPr>
-                <w:b w:val="0"/>
-                <w:sz w:val="24"/>
-                <w:szCs w:val="24"/>
-              </w:rPr>
-            </w:r>
-          </w:p>
-        </w:tc>
-        <w:tc>
-          <w:tcPr>
-            <w:tcW w:w="1417" w:type="dxa"/>
-            <w:tcBorders>
-              <w:top w:val="single" w:sz="8" w:space="0" w:color="000000"/>
-              <w:left w:val="single" w:sz="8" w:space="0" w:color="000000"/>
-              <w:bottom w:val="single" w:sz="8" w:space="0" w:color="000000"/>
-              <w:right w:val="single" w:sz="8" w:space="0" w:color="000000"/>
-            </w:tcBorders>
-            <w:vAlign w:val="center"/>
-          </w:tcPr>
-          <w:p>
-            <w:pPr>
-              <w:jc w:val="both"/>
+              <w:jc w:val="left"/>
+              <w:rPr>
+                <w:sz w:val="24"/>
+                <w:szCs w:val="24"/>
+              </w:rPr>
+            </w:pPr>
+            <w:r>
+              <w:rPr>
+                <w:b w:val="0"/>
+                <w:sz w:val="24"/>
+                <w:szCs w:val="24"/>
+              </w:rPr>
+            </w:r>
+          </w:p>
+        </w:tc>
+        <w:tc>
+          <w:tcPr>
+            <w:tcW w:w="1247" w:type="dxa"/>
+            <w:tcBorders>
+              <w:top w:val="single" w:sz="8" w:space="0" w:color="000000"/>
+              <w:left w:val="single" w:sz="8" w:space="0" w:color="000000"/>
+              <w:bottom w:val="single" w:sz="8" w:space="0" w:color="000000"/>
+              <w:right w:val="single" w:sz="8" w:space="0" w:color="000000"/>
+            </w:tcBorders>
+            <w:vAlign w:val="center"/>
+          </w:tcPr>
+          <w:p>
+            <w:pPr>
+              <w:jc w:val="left"/>
+              <w:rPr>
+                <w:sz w:val="24"/>
+                <w:szCs w:val="24"/>
+              </w:rPr>
+            </w:pPr>
+            <w:r>
+              <w:rPr>
+                <w:b w:val="0"/>
+                <w:sz w:val="24"/>
+                <w:szCs w:val="24"/>
+              </w:rPr>
+            </w:r>
+          </w:p>
+        </w:tc>
+        <w:tc>
+          <w:tcPr>
+            <w:tcW w:w="1474" w:type="dxa"/>
+            <w:tcBorders>
+              <w:top w:val="single" w:sz="8" w:space="0" w:color="000000"/>
+              <w:left w:val="single" w:sz="8" w:space="0" w:color="000000"/>
+              <w:bottom w:val="single" w:sz="8" w:space="0" w:color="000000"/>
+              <w:right w:val="single" w:sz="8" w:space="0" w:color="000000"/>
+            </w:tcBorders>
+            <w:vAlign w:val="center"/>
+          </w:tcPr>
+          <w:p>
+            <w:pPr>
+              <w:jc w:val="left"/>
               <w:rPr>
                 <w:sz w:val="24"/>
                 <w:szCs w:val="24"/>
@@ -6551,7 +6689,9 @@
       </w:tr>
       <w:tr>
         <w:trPr>
+          <w:cantSplit/>
           <w:jc w:val="center"/>
+          <w:trHeight w:val="453" w:hRule="atLeast"/>
         </w:trPr>
         <w:tc>
           <w:tcPr>
@@ -6610,18 +6750,18 @@
         </w:tc>
         <w:tc>
           <w:tcPr>
-            <w:tcW w:w="1360" w:type="dxa"/>
-            <w:tcBorders>
-              <w:top w:val="single" w:sz="8" w:space="0" w:color="000000"/>
-              <w:left w:val="single" w:sz="8" w:space="0" w:color="000000"/>
-              <w:bottom w:val="single" w:sz="8" w:space="0" w:color="000000"/>
-              <w:right w:val="single" w:sz="8" w:space="0" w:color="000000"/>
-            </w:tcBorders>
-            <w:vAlign w:val="center"/>
-          </w:tcPr>
-          <w:p>
-            <w:pPr>
-              <w:jc w:val="both"/>
+            <w:tcW w:w="1247" w:type="dxa"/>
+            <w:tcBorders>
+              <w:top w:val="single" w:sz="8" w:space="0" w:color="000000"/>
+              <w:left w:val="single" w:sz="8" w:space="0" w:color="000000"/>
+              <w:bottom w:val="single" w:sz="8" w:space="0" w:color="000000"/>
+              <w:right w:val="single" w:sz="8" w:space="0" w:color="000000"/>
+            </w:tcBorders>
+            <w:vAlign w:val="center"/>
+          </w:tcPr>
+          <w:p>
+            <w:pPr>
+              <w:jc w:val="left"/>
               <w:rPr>
                 <w:sz w:val="24"/>
                 <w:szCs w:val="24"/>
@@ -6649,7 +6789,7 @@
           </w:tcPr>
           <w:p>
             <w:pPr>
-              <w:jc w:val="both"/>
+              <w:jc w:val="left"/>
               <w:rPr>
                 <w:sz w:val="24"/>
                 <w:szCs w:val="24"/>
@@ -6677,63 +6817,63 @@
           </w:tcPr>
           <w:p>
             <w:pPr>
-              <w:jc w:val="both"/>
-              <w:rPr>
-                <w:sz w:val="24"/>
-                <w:szCs w:val="24"/>
-              </w:rPr>
-            </w:pPr>
-            <w:r>
-              <w:rPr>
-                <w:b w:val="0"/>
-                <w:sz w:val="24"/>
-                <w:szCs w:val="24"/>
-              </w:rPr>
-            </w:r>
-          </w:p>
-        </w:tc>
-        <w:tc>
-          <w:tcPr>
-            <w:tcW w:w="1190" w:type="dxa"/>
-            <w:tcBorders>
-              <w:top w:val="single" w:sz="8" w:space="0" w:color="000000"/>
-              <w:left w:val="single" w:sz="8" w:space="0" w:color="000000"/>
-              <w:bottom w:val="single" w:sz="8" w:space="0" w:color="000000"/>
-              <w:right w:val="single" w:sz="8" w:space="0" w:color="000000"/>
-            </w:tcBorders>
-            <w:vAlign w:val="center"/>
-          </w:tcPr>
-          <w:p>
-            <w:pPr>
-              <w:jc w:val="both"/>
-              <w:rPr>
-                <w:sz w:val="24"/>
-                <w:szCs w:val="24"/>
-              </w:rPr>
-            </w:pPr>
-            <w:r>
-              <w:rPr>
-                <w:b w:val="0"/>
-                <w:sz w:val="24"/>
-                <w:szCs w:val="24"/>
-              </w:rPr>
-            </w:r>
-          </w:p>
-        </w:tc>
-        <w:tc>
-          <w:tcPr>
-            <w:tcW w:w="1417" w:type="dxa"/>
-            <w:tcBorders>
-              <w:top w:val="single" w:sz="8" w:space="0" w:color="000000"/>
-              <w:left w:val="single" w:sz="8" w:space="0" w:color="000000"/>
-              <w:bottom w:val="single" w:sz="8" w:space="0" w:color="000000"/>
-              <w:right w:val="single" w:sz="8" w:space="0" w:color="000000"/>
-            </w:tcBorders>
-            <w:vAlign w:val="center"/>
-          </w:tcPr>
-          <w:p>
-            <w:pPr>
-              <w:jc w:val="both"/>
+              <w:jc w:val="left"/>
+              <w:rPr>
+                <w:sz w:val="24"/>
+                <w:szCs w:val="24"/>
+              </w:rPr>
+            </w:pPr>
+            <w:r>
+              <w:rPr>
+                <w:b w:val="0"/>
+                <w:sz w:val="24"/>
+                <w:szCs w:val="24"/>
+              </w:rPr>
+            </w:r>
+          </w:p>
+        </w:tc>
+        <w:tc>
+          <w:tcPr>
+            <w:tcW w:w="1247" w:type="dxa"/>
+            <w:tcBorders>
+              <w:top w:val="single" w:sz="8" w:space="0" w:color="000000"/>
+              <w:left w:val="single" w:sz="8" w:space="0" w:color="000000"/>
+              <w:bottom w:val="single" w:sz="8" w:space="0" w:color="000000"/>
+              <w:right w:val="single" w:sz="8" w:space="0" w:color="000000"/>
+            </w:tcBorders>
+            <w:vAlign w:val="center"/>
+          </w:tcPr>
+          <w:p>
+            <w:pPr>
+              <w:jc w:val="left"/>
+              <w:rPr>
+                <w:sz w:val="24"/>
+                <w:szCs w:val="24"/>
+              </w:rPr>
+            </w:pPr>
+            <w:r>
+              <w:rPr>
+                <w:b w:val="0"/>
+                <w:sz w:val="24"/>
+                <w:szCs w:val="24"/>
+              </w:rPr>
+            </w:r>
+          </w:p>
+        </w:tc>
+        <w:tc>
+          <w:tcPr>
+            <w:tcW w:w="1474" w:type="dxa"/>
+            <w:tcBorders>
+              <w:top w:val="single" w:sz="8" w:space="0" w:color="000000"/>
+              <w:left w:val="single" w:sz="8" w:space="0" w:color="000000"/>
+              <w:bottom w:val="single" w:sz="8" w:space="0" w:color="000000"/>
+              <w:right w:val="single" w:sz="8" w:space="0" w:color="000000"/>
+            </w:tcBorders>
+            <w:vAlign w:val="center"/>
+          </w:tcPr>
+          <w:p>
+            <w:pPr>
+              <w:jc w:val="left"/>
               <w:rPr>
                 <w:sz w:val="24"/>
                 <w:szCs w:val="24"/>
@@ -6751,7 +6891,9 @@
       </w:tr>
       <w:tr>
         <w:trPr>
+          <w:cantSplit/>
           <w:jc w:val="center"/>
+          <w:trHeight w:val="453" w:hRule="atLeast"/>
         </w:trPr>
         <w:tc>
           <w:tcPr>
@@ -6810,18 +6952,18 @@
         </w:tc>
         <w:tc>
           <w:tcPr>
-            <w:tcW w:w="1360" w:type="dxa"/>
-            <w:tcBorders>
-              <w:top w:val="single" w:sz="8" w:space="0" w:color="000000"/>
-              <w:left w:val="single" w:sz="8" w:space="0" w:color="000000"/>
-              <w:bottom w:val="single" w:sz="8" w:space="0" w:color="000000"/>
-              <w:right w:val="single" w:sz="8" w:space="0" w:color="000000"/>
-            </w:tcBorders>
-            <w:vAlign w:val="center"/>
-          </w:tcPr>
-          <w:p>
-            <w:pPr>
-              <w:jc w:val="both"/>
+            <w:tcW w:w="1247" w:type="dxa"/>
+            <w:tcBorders>
+              <w:top w:val="single" w:sz="8" w:space="0" w:color="000000"/>
+              <w:left w:val="single" w:sz="8" w:space="0" w:color="000000"/>
+              <w:bottom w:val="single" w:sz="8" w:space="0" w:color="000000"/>
+              <w:right w:val="single" w:sz="8" w:space="0" w:color="000000"/>
+            </w:tcBorders>
+            <w:vAlign w:val="center"/>
+          </w:tcPr>
+          <w:p>
+            <w:pPr>
+              <w:jc w:val="left"/>
               <w:rPr>
                 <w:sz w:val="24"/>
                 <w:szCs w:val="24"/>
@@ -6849,7 +6991,7 @@
           </w:tcPr>
           <w:p>
             <w:pPr>
-              <w:jc w:val="both"/>
+              <w:jc w:val="left"/>
               <w:rPr>
                 <w:sz w:val="24"/>
                 <w:szCs w:val="24"/>
@@ -6877,63 +7019,63 @@
           </w:tcPr>
           <w:p>
             <w:pPr>
-              <w:jc w:val="both"/>
-              <w:rPr>
-                <w:sz w:val="24"/>
-                <w:szCs w:val="24"/>
-              </w:rPr>
-            </w:pPr>
-            <w:r>
-              <w:rPr>
-                <w:b w:val="0"/>
-                <w:sz w:val="24"/>
-                <w:szCs w:val="24"/>
-              </w:rPr>
-            </w:r>
-          </w:p>
-        </w:tc>
-        <w:tc>
-          <w:tcPr>
-            <w:tcW w:w="1190" w:type="dxa"/>
-            <w:tcBorders>
-              <w:top w:val="single" w:sz="8" w:space="0" w:color="000000"/>
-              <w:left w:val="single" w:sz="8" w:space="0" w:color="000000"/>
-              <w:bottom w:val="single" w:sz="8" w:space="0" w:color="000000"/>
-              <w:right w:val="single" w:sz="8" w:space="0" w:color="000000"/>
-            </w:tcBorders>
-            <w:vAlign w:val="center"/>
-          </w:tcPr>
-          <w:p>
-            <w:pPr>
-              <w:jc w:val="both"/>
-              <w:rPr>
-                <w:sz w:val="24"/>
-                <w:szCs w:val="24"/>
-              </w:rPr>
-            </w:pPr>
-            <w:r>
-              <w:rPr>
-                <w:b w:val="0"/>
-                <w:sz w:val="24"/>
-                <w:szCs w:val="24"/>
-              </w:rPr>
-            </w:r>
-          </w:p>
-        </w:tc>
-        <w:tc>
-          <w:tcPr>
-            <w:tcW w:w="1417" w:type="dxa"/>
-            <w:tcBorders>
-              <w:top w:val="single" w:sz="8" w:space="0" w:color="000000"/>
-              <w:left w:val="single" w:sz="8" w:space="0" w:color="000000"/>
-              <w:bottom w:val="single" w:sz="8" w:space="0" w:color="000000"/>
-              <w:right w:val="single" w:sz="8" w:space="0" w:color="000000"/>
-            </w:tcBorders>
-            <w:vAlign w:val="center"/>
-          </w:tcPr>
-          <w:p>
-            <w:pPr>
-              <w:jc w:val="both"/>
+              <w:jc w:val="left"/>
+              <w:rPr>
+                <w:sz w:val="24"/>
+                <w:szCs w:val="24"/>
+              </w:rPr>
+            </w:pPr>
+            <w:r>
+              <w:rPr>
+                <w:b w:val="0"/>
+                <w:sz w:val="24"/>
+                <w:szCs w:val="24"/>
+              </w:rPr>
+            </w:r>
+          </w:p>
+        </w:tc>
+        <w:tc>
+          <w:tcPr>
+            <w:tcW w:w="1247" w:type="dxa"/>
+            <w:tcBorders>
+              <w:top w:val="single" w:sz="8" w:space="0" w:color="000000"/>
+              <w:left w:val="single" w:sz="8" w:space="0" w:color="000000"/>
+              <w:bottom w:val="single" w:sz="8" w:space="0" w:color="000000"/>
+              <w:right w:val="single" w:sz="8" w:space="0" w:color="000000"/>
+            </w:tcBorders>
+            <w:vAlign w:val="center"/>
+          </w:tcPr>
+          <w:p>
+            <w:pPr>
+              <w:jc w:val="left"/>
+              <w:rPr>
+                <w:sz w:val="24"/>
+                <w:szCs w:val="24"/>
+              </w:rPr>
+            </w:pPr>
+            <w:r>
+              <w:rPr>
+                <w:b w:val="0"/>
+                <w:sz w:val="24"/>
+                <w:szCs w:val="24"/>
+              </w:rPr>
+            </w:r>
+          </w:p>
+        </w:tc>
+        <w:tc>
+          <w:tcPr>
+            <w:tcW w:w="1474" w:type="dxa"/>
+            <w:tcBorders>
+              <w:top w:val="single" w:sz="8" w:space="0" w:color="000000"/>
+              <w:left w:val="single" w:sz="8" w:space="0" w:color="000000"/>
+              <w:bottom w:val="single" w:sz="8" w:space="0" w:color="000000"/>
+              <w:right w:val="single" w:sz="8" w:space="0" w:color="000000"/>
+            </w:tcBorders>
+            <w:vAlign w:val="center"/>
+          </w:tcPr>
+          <w:p>
+            <w:pPr>
+              <w:jc w:val="left"/>
               <w:rPr>
                 <w:sz w:val="24"/>
                 <w:szCs w:val="24"/>
@@ -6951,7 +7093,9 @@
       </w:tr>
       <w:tr>
         <w:trPr>
+          <w:cantSplit/>
           <w:jc w:val="center"/>
+          <w:trHeight w:val="453" w:hRule="atLeast"/>
         </w:trPr>
         <w:tc>
           <w:tcPr>
@@ -7010,18 +7154,18 @@
         </w:tc>
         <w:tc>
           <w:tcPr>
-            <w:tcW w:w="1360" w:type="dxa"/>
-            <w:tcBorders>
-              <w:top w:val="single" w:sz="8" w:space="0" w:color="000000"/>
-              <w:left w:val="single" w:sz="8" w:space="0" w:color="000000"/>
-              <w:bottom w:val="single" w:sz="8" w:space="0" w:color="000000"/>
-              <w:right w:val="single" w:sz="8" w:space="0" w:color="000000"/>
-            </w:tcBorders>
-            <w:vAlign w:val="center"/>
-          </w:tcPr>
-          <w:p>
-            <w:pPr>
-              <w:jc w:val="both"/>
+            <w:tcW w:w="1247" w:type="dxa"/>
+            <w:tcBorders>
+              <w:top w:val="single" w:sz="8" w:space="0" w:color="000000"/>
+              <w:left w:val="single" w:sz="8" w:space="0" w:color="000000"/>
+              <w:bottom w:val="single" w:sz="8" w:space="0" w:color="000000"/>
+              <w:right w:val="single" w:sz="8" w:space="0" w:color="000000"/>
+            </w:tcBorders>
+            <w:vAlign w:val="center"/>
+          </w:tcPr>
+          <w:p>
+            <w:pPr>
+              <w:jc w:val="left"/>
               <w:rPr>
                 <w:sz w:val="24"/>
                 <w:szCs w:val="24"/>
@@ -7049,7 +7193,7 @@
           </w:tcPr>
           <w:p>
             <w:pPr>
-              <w:jc w:val="both"/>
+              <w:jc w:val="left"/>
               <w:rPr>
                 <w:sz w:val="24"/>
                 <w:szCs w:val="24"/>
@@ -7077,63 +7221,63 @@
           </w:tcPr>
           <w:p>
             <w:pPr>
-              <w:jc w:val="both"/>
-              <w:rPr>
-                <w:sz w:val="24"/>
-                <w:szCs w:val="24"/>
-              </w:rPr>
-            </w:pPr>
-            <w:r>
-              <w:rPr>
-                <w:b w:val="0"/>
-                <w:sz w:val="24"/>
-                <w:szCs w:val="24"/>
-              </w:rPr>
-            </w:r>
-          </w:p>
-        </w:tc>
-        <w:tc>
-          <w:tcPr>
-            <w:tcW w:w="1190" w:type="dxa"/>
-            <w:tcBorders>
-              <w:top w:val="single" w:sz="8" w:space="0" w:color="000000"/>
-              <w:left w:val="single" w:sz="8" w:space="0" w:color="000000"/>
-              <w:bottom w:val="single" w:sz="8" w:space="0" w:color="000000"/>
-              <w:right w:val="single" w:sz="8" w:space="0" w:color="000000"/>
-            </w:tcBorders>
-            <w:vAlign w:val="center"/>
-          </w:tcPr>
-          <w:p>
-            <w:pPr>
-              <w:jc w:val="both"/>
-              <w:rPr>
-                <w:sz w:val="24"/>
-                <w:szCs w:val="24"/>
-              </w:rPr>
-            </w:pPr>
-            <w:r>
-              <w:rPr>
-                <w:b w:val="0"/>
-                <w:sz w:val="24"/>
-                <w:szCs w:val="24"/>
-              </w:rPr>
-            </w:r>
-          </w:p>
-        </w:tc>
-        <w:tc>
-          <w:tcPr>
-            <w:tcW w:w="1417" w:type="dxa"/>
-            <w:tcBorders>
-              <w:top w:val="single" w:sz="8" w:space="0" w:color="000000"/>
-              <w:left w:val="single" w:sz="8" w:space="0" w:color="000000"/>
-              <w:bottom w:val="single" w:sz="8" w:space="0" w:color="000000"/>
-              <w:right w:val="single" w:sz="8" w:space="0" w:color="000000"/>
-            </w:tcBorders>
-            <w:vAlign w:val="center"/>
-          </w:tcPr>
-          <w:p>
-            <w:pPr>
-              <w:jc w:val="both"/>
+              <w:jc w:val="left"/>
+              <w:rPr>
+                <w:sz w:val="24"/>
+                <w:szCs w:val="24"/>
+              </w:rPr>
+            </w:pPr>
+            <w:r>
+              <w:rPr>
+                <w:b w:val="0"/>
+                <w:sz w:val="24"/>
+                <w:szCs w:val="24"/>
+              </w:rPr>
+            </w:r>
+          </w:p>
+        </w:tc>
+        <w:tc>
+          <w:tcPr>
+            <w:tcW w:w="1247" w:type="dxa"/>
+            <w:tcBorders>
+              <w:top w:val="single" w:sz="8" w:space="0" w:color="000000"/>
+              <w:left w:val="single" w:sz="8" w:space="0" w:color="000000"/>
+              <w:bottom w:val="single" w:sz="8" w:space="0" w:color="000000"/>
+              <w:right w:val="single" w:sz="8" w:space="0" w:color="000000"/>
+            </w:tcBorders>
+            <w:vAlign w:val="center"/>
+          </w:tcPr>
+          <w:p>
+            <w:pPr>
+              <w:jc w:val="left"/>
+              <w:rPr>
+                <w:sz w:val="24"/>
+                <w:szCs w:val="24"/>
+              </w:rPr>
+            </w:pPr>
+            <w:r>
+              <w:rPr>
+                <w:b w:val="0"/>
+                <w:sz w:val="24"/>
+                <w:szCs w:val="24"/>
+              </w:rPr>
+            </w:r>
+          </w:p>
+        </w:tc>
+        <w:tc>
+          <w:tcPr>
+            <w:tcW w:w="1474" w:type="dxa"/>
+            <w:tcBorders>
+              <w:top w:val="single" w:sz="8" w:space="0" w:color="000000"/>
+              <w:left w:val="single" w:sz="8" w:space="0" w:color="000000"/>
+              <w:bottom w:val="single" w:sz="8" w:space="0" w:color="000000"/>
+              <w:right w:val="single" w:sz="8" w:space="0" w:color="000000"/>
+            </w:tcBorders>
+            <w:vAlign w:val="center"/>
+          </w:tcPr>
+          <w:p>
+            <w:pPr>
+              <w:jc w:val="left"/>
               <w:rPr>
                 <w:sz w:val="24"/>
                 <w:szCs w:val="24"/>
@@ -7177,6 +7321,7 @@
     <w:p>
       <w:pPr>
         <w:pStyle w:val="Heading2"/>
+        <w:keepNext/>
         <w:numPr>
           <w:ilvl w:val="1"/>
           <w:numId w:val="7"/>
@@ -7200,13 +7345,15 @@
         <w:gridCol w:w="567"/>
         <w:gridCol w:w="1417"/>
         <w:gridCol w:w="1134"/>
+        <w:gridCol w:w="1304"/>
         <w:gridCol w:w="1417"/>
-        <w:gridCol w:w="1417"/>
-        <w:gridCol w:w="1417"/>
-        <w:gridCol w:w="1417"/>
+        <w:gridCol w:w="1304"/>
+        <w:gridCol w:w="1644"/>
       </w:tblGrid>
       <w:tr>
         <w:trPr>
+          <w:cantSplit/>
+          <w:tblHeader/>
           <w:jc w:val="center"/>
         </w:trPr>
         <w:tc>
@@ -7222,6 +7369,7 @@
           </w:tcPr>
           <w:p>
             <w:pPr>
+              <w:keepNext/>
               <w:jc w:val="center"/>
               <w:rPr>
                 <w:sz w:val="24"/>
@@ -7252,6 +7400,7 @@
           </w:tcPr>
           <w:p>
             <w:pPr>
+              <w:keepNext/>
               <w:jc w:val="center"/>
               <w:rPr>
                 <w:sz w:val="24"/>
@@ -7282,6 +7431,7 @@
           </w:tcPr>
           <w:p>
             <w:pPr>
+              <w:keepNext/>
               <w:jc w:val="center"/>
               <w:rPr>
                 <w:sz w:val="24"/>
@@ -7301,17 +7451,18 @@
         </w:tc>
         <w:tc>
           <w:tcPr>
-            <w:tcW w:w="1417" w:type="dxa"/>
-            <w:tcBorders>
-              <w:top w:val="single" w:sz="8" w:space="0" w:color="000000"/>
-              <w:left w:val="single" w:sz="8" w:space="0" w:color="000000"/>
-              <w:bottom w:val="single" w:sz="8" w:space="0" w:color="000000"/>
-              <w:right w:val="single" w:sz="8" w:space="0" w:color="000000"/>
-            </w:tcBorders>
-            <w:vAlign w:val="center"/>
-          </w:tcPr>
-          <w:p>
-            <w:pPr>
+            <w:tcW w:w="1304" w:type="dxa"/>
+            <w:tcBorders>
+              <w:top w:val="single" w:sz="8" w:space="0" w:color="000000"/>
+              <w:left w:val="single" w:sz="8" w:space="0" w:color="000000"/>
+              <w:bottom w:val="single" w:sz="8" w:space="0" w:color="000000"/>
+              <w:right w:val="single" w:sz="8" w:space="0" w:color="000000"/>
+            </w:tcBorders>
+            <w:vAlign w:val="center"/>
+          </w:tcPr>
+          <w:p>
+            <w:pPr>
+              <w:keepNext/>
               <w:jc w:val="center"/>
               <w:rPr>
                 <w:sz w:val="24"/>
@@ -7342,6 +7493,7 @@
           </w:tcPr>
           <w:p>
             <w:pPr>
+              <w:keepNext/>
               <w:jc w:val="center"/>
               <w:rPr>
                 <w:sz w:val="24"/>
@@ -7361,17 +7513,18 @@
         </w:tc>
         <w:tc>
           <w:tcPr>
-            <w:tcW w:w="1417" w:type="dxa"/>
-            <w:tcBorders>
-              <w:top w:val="single" w:sz="8" w:space="0" w:color="000000"/>
-              <w:left w:val="single" w:sz="8" w:space="0" w:color="000000"/>
-              <w:bottom w:val="single" w:sz="8" w:space="0" w:color="000000"/>
-              <w:right w:val="single" w:sz="8" w:space="0" w:color="000000"/>
-            </w:tcBorders>
-            <w:vAlign w:val="center"/>
-          </w:tcPr>
-          <w:p>
-            <w:pPr>
+            <w:tcW w:w="1304" w:type="dxa"/>
+            <w:tcBorders>
+              <w:top w:val="single" w:sz="8" w:space="0" w:color="000000"/>
+              <w:left w:val="single" w:sz="8" w:space="0" w:color="000000"/>
+              <w:bottom w:val="single" w:sz="8" w:space="0" w:color="000000"/>
+              <w:right w:val="single" w:sz="8" w:space="0" w:color="000000"/>
+            </w:tcBorders>
+            <w:vAlign w:val="center"/>
+          </w:tcPr>
+          <w:p>
+            <w:pPr>
+              <w:keepNext/>
               <w:jc w:val="center"/>
               <w:rPr>
                 <w:sz w:val="24"/>
@@ -7391,17 +7544,18 @@
         </w:tc>
         <w:tc>
           <w:tcPr>
-            <w:tcW w:w="1417" w:type="dxa"/>
-            <w:tcBorders>
-              <w:top w:val="single" w:sz="8" w:space="0" w:color="000000"/>
-              <w:left w:val="single" w:sz="8" w:space="0" w:color="000000"/>
-              <w:bottom w:val="single" w:sz="8" w:space="0" w:color="000000"/>
-              <w:right w:val="single" w:sz="8" w:space="0" w:color="000000"/>
-            </w:tcBorders>
-            <w:vAlign w:val="center"/>
-          </w:tcPr>
-          <w:p>
-            <w:pPr>
+            <w:tcW w:w="1644" w:type="dxa"/>
+            <w:tcBorders>
+              <w:top w:val="single" w:sz="8" w:space="0" w:color="000000"/>
+              <w:left w:val="single" w:sz="8" w:space="0" w:color="000000"/>
+              <w:bottom w:val="single" w:sz="8" w:space="0" w:color="000000"/>
+              <w:right w:val="single" w:sz="8" w:space="0" w:color="000000"/>
+            </w:tcBorders>
+            <w:vAlign w:val="center"/>
+          </w:tcPr>
+          <w:p>
+            <w:pPr>
+              <w:keepNext/>
               <w:jc w:val="center"/>
               <w:rPr>
                 <w:sz w:val="24"/>
@@ -7422,7 +7576,9 @@
       </w:tr>
       <w:tr>
         <w:trPr>
+          <w:cantSplit/>
           <w:jc w:val="center"/>
+          <w:trHeight w:val="453" w:hRule="atLeast"/>
         </w:trPr>
         <w:tc>
           <w:tcPr>
@@ -7492,7 +7648,35 @@
           </w:tcPr>
           <w:p>
             <w:pPr>
-              <w:jc w:val="both"/>
+              <w:jc w:val="left"/>
+              <w:rPr>
+                <w:sz w:val="24"/>
+                <w:szCs w:val="24"/>
+              </w:rPr>
+            </w:pPr>
+            <w:r>
+              <w:rPr>
+                <w:b w:val="0"/>
+                <w:sz w:val="24"/>
+                <w:szCs w:val="24"/>
+              </w:rPr>
+            </w:r>
+          </w:p>
+        </w:tc>
+        <w:tc>
+          <w:tcPr>
+            <w:tcW w:w="1304" w:type="dxa"/>
+            <w:tcBorders>
+              <w:top w:val="single" w:sz="8" w:space="0" w:color="000000"/>
+              <w:left w:val="single" w:sz="8" w:space="0" w:color="000000"/>
+              <w:bottom w:val="single" w:sz="8" w:space="0" w:color="000000"/>
+              <w:right w:val="single" w:sz="8" w:space="0" w:color="000000"/>
+            </w:tcBorders>
+            <w:vAlign w:val="center"/>
+          </w:tcPr>
+          <w:p>
+            <w:pPr>
+              <w:jc w:val="left"/>
               <w:rPr>
                 <w:sz w:val="24"/>
                 <w:szCs w:val="24"/>
@@ -7520,91 +7704,63 @@
           </w:tcPr>
           <w:p>
             <w:pPr>
-              <w:jc w:val="both"/>
-              <w:rPr>
-                <w:sz w:val="24"/>
-                <w:szCs w:val="24"/>
-              </w:rPr>
-            </w:pPr>
-            <w:r>
-              <w:rPr>
-                <w:b w:val="0"/>
-                <w:sz w:val="24"/>
-                <w:szCs w:val="24"/>
-              </w:rPr>
-            </w:r>
-          </w:p>
-        </w:tc>
-        <w:tc>
-          <w:tcPr>
-            <w:tcW w:w="1417" w:type="dxa"/>
-            <w:tcBorders>
-              <w:top w:val="single" w:sz="8" w:space="0" w:color="000000"/>
-              <w:left w:val="single" w:sz="8" w:space="0" w:color="000000"/>
-              <w:bottom w:val="single" w:sz="8" w:space="0" w:color="000000"/>
-              <w:right w:val="single" w:sz="8" w:space="0" w:color="000000"/>
-            </w:tcBorders>
-            <w:vAlign w:val="center"/>
-          </w:tcPr>
-          <w:p>
-            <w:pPr>
-              <w:jc w:val="both"/>
-              <w:rPr>
-                <w:sz w:val="24"/>
-                <w:szCs w:val="24"/>
-              </w:rPr>
-            </w:pPr>
-            <w:r>
-              <w:rPr>
-                <w:b w:val="0"/>
-                <w:sz w:val="24"/>
-                <w:szCs w:val="24"/>
-              </w:rPr>
-            </w:r>
-          </w:p>
-        </w:tc>
-        <w:tc>
-          <w:tcPr>
-            <w:tcW w:w="1417" w:type="dxa"/>
-            <w:tcBorders>
-              <w:top w:val="single" w:sz="8" w:space="0" w:color="000000"/>
-              <w:left w:val="single" w:sz="8" w:space="0" w:color="000000"/>
-              <w:bottom w:val="single" w:sz="8" w:space="0" w:color="000000"/>
-              <w:right w:val="single" w:sz="8" w:space="0" w:color="000000"/>
-            </w:tcBorders>
-            <w:vAlign w:val="center"/>
-          </w:tcPr>
-          <w:p>
-            <w:pPr>
-              <w:jc w:val="both"/>
-              <w:rPr>
-                <w:sz w:val="24"/>
-                <w:szCs w:val="24"/>
-              </w:rPr>
-            </w:pPr>
-            <w:r>
-              <w:rPr>
-                <w:b w:val="0"/>
-                <w:sz w:val="24"/>
-                <w:szCs w:val="24"/>
-              </w:rPr>
-            </w:r>
-          </w:p>
-        </w:tc>
-        <w:tc>
-          <w:tcPr>
-            <w:tcW w:w="1417" w:type="dxa"/>
-            <w:tcBorders>
-              <w:top w:val="single" w:sz="8" w:space="0" w:color="000000"/>
-              <w:left w:val="single" w:sz="8" w:space="0" w:color="000000"/>
-              <w:bottom w:val="single" w:sz="8" w:space="0" w:color="000000"/>
-              <w:right w:val="single" w:sz="8" w:space="0" w:color="000000"/>
-            </w:tcBorders>
-            <w:vAlign w:val="center"/>
-          </w:tcPr>
-          <w:p>
-            <w:pPr>
-              <w:jc w:val="both"/>
+              <w:jc w:val="left"/>
+              <w:rPr>
+                <w:sz w:val="24"/>
+                <w:szCs w:val="24"/>
+              </w:rPr>
+            </w:pPr>
+            <w:r>
+              <w:rPr>
+                <w:b w:val="0"/>
+                <w:sz w:val="24"/>
+                <w:szCs w:val="24"/>
+              </w:rPr>
+            </w:r>
+          </w:p>
+        </w:tc>
+        <w:tc>
+          <w:tcPr>
+            <w:tcW w:w="1304" w:type="dxa"/>
+            <w:tcBorders>
+              <w:top w:val="single" w:sz="8" w:space="0" w:color="000000"/>
+              <w:left w:val="single" w:sz="8" w:space="0" w:color="000000"/>
+              <w:bottom w:val="single" w:sz="8" w:space="0" w:color="000000"/>
+              <w:right w:val="single" w:sz="8" w:space="0" w:color="000000"/>
+            </w:tcBorders>
+            <w:vAlign w:val="center"/>
+          </w:tcPr>
+          <w:p>
+            <w:pPr>
+              <w:jc w:val="left"/>
+              <w:rPr>
+                <w:sz w:val="24"/>
+                <w:szCs w:val="24"/>
+              </w:rPr>
+            </w:pPr>
+            <w:r>
+              <w:rPr>
+                <w:b w:val="0"/>
+                <w:sz w:val="24"/>
+                <w:szCs w:val="24"/>
+              </w:rPr>
+            </w:r>
+          </w:p>
+        </w:tc>
+        <w:tc>
+          <w:tcPr>
+            <w:tcW w:w="1644" w:type="dxa"/>
+            <w:tcBorders>
+              <w:top w:val="single" w:sz="8" w:space="0" w:color="000000"/>
+              <w:left w:val="single" w:sz="8" w:space="0" w:color="000000"/>
+              <w:bottom w:val="single" w:sz="8" w:space="0" w:color="000000"/>
+              <w:right w:val="single" w:sz="8" w:space="0" w:color="000000"/>
+            </w:tcBorders>
+            <w:vAlign w:val="center"/>
+          </w:tcPr>
+          <w:p>
+            <w:pPr>
+              <w:jc w:val="left"/>
               <w:rPr>
                 <w:sz w:val="24"/>
                 <w:szCs w:val="24"/>
@@ -7622,7 +7778,9 @@
       </w:tr>
       <w:tr>
         <w:trPr>
+          <w:cantSplit/>
           <w:jc w:val="center"/>
+          <w:trHeight w:val="453" w:hRule="atLeast"/>
         </w:trPr>
         <w:tc>
           <w:tcPr>
@@ -7692,7 +7850,35 @@
           </w:tcPr>
           <w:p>
             <w:pPr>
-              <w:jc w:val="both"/>
+              <w:jc w:val="left"/>
+              <w:rPr>
+                <w:sz w:val="24"/>
+                <w:szCs w:val="24"/>
+              </w:rPr>
+            </w:pPr>
+            <w:r>
+              <w:rPr>
+                <w:b w:val="0"/>
+                <w:sz w:val="24"/>
+                <w:szCs w:val="24"/>
+              </w:rPr>
+            </w:r>
+          </w:p>
+        </w:tc>
+        <w:tc>
+          <w:tcPr>
+            <w:tcW w:w="1304" w:type="dxa"/>
+            <w:tcBorders>
+              <w:top w:val="single" w:sz="8" w:space="0" w:color="000000"/>
+              <w:left w:val="single" w:sz="8" w:space="0" w:color="000000"/>
+              <w:bottom w:val="single" w:sz="8" w:space="0" w:color="000000"/>
+              <w:right w:val="single" w:sz="8" w:space="0" w:color="000000"/>
+            </w:tcBorders>
+            <w:vAlign w:val="center"/>
+          </w:tcPr>
+          <w:p>
+            <w:pPr>
+              <w:jc w:val="left"/>
               <w:rPr>
                 <w:sz w:val="24"/>
                 <w:szCs w:val="24"/>
@@ -7720,91 +7906,63 @@
           </w:tcPr>
           <w:p>
             <w:pPr>
-              <w:jc w:val="both"/>
-              <w:rPr>
-                <w:sz w:val="24"/>
-                <w:szCs w:val="24"/>
-              </w:rPr>
-            </w:pPr>
-            <w:r>
-              <w:rPr>
-                <w:b w:val="0"/>
-                <w:sz w:val="24"/>
-                <w:szCs w:val="24"/>
-              </w:rPr>
-            </w:r>
-          </w:p>
-        </w:tc>
-        <w:tc>
-          <w:tcPr>
-            <w:tcW w:w="1417" w:type="dxa"/>
-            <w:tcBorders>
-              <w:top w:val="single" w:sz="8" w:space="0" w:color="000000"/>
-              <w:left w:val="single" w:sz="8" w:space="0" w:color="000000"/>
-              <w:bottom w:val="single" w:sz="8" w:space="0" w:color="000000"/>
-              <w:right w:val="single" w:sz="8" w:space="0" w:color="000000"/>
-            </w:tcBorders>
-            <w:vAlign w:val="center"/>
-          </w:tcPr>
-          <w:p>
-            <w:pPr>
-              <w:jc w:val="both"/>
-              <w:rPr>
-                <w:sz w:val="24"/>
-                <w:szCs w:val="24"/>
-              </w:rPr>
-            </w:pPr>
-            <w:r>
-              <w:rPr>
-                <w:b w:val="0"/>
-                <w:sz w:val="24"/>
-                <w:szCs w:val="24"/>
-              </w:rPr>
-            </w:r>
-          </w:p>
-        </w:tc>
-        <w:tc>
-          <w:tcPr>
-            <w:tcW w:w="1417" w:type="dxa"/>
-            <w:tcBorders>
-              <w:top w:val="single" w:sz="8" w:space="0" w:color="000000"/>
-              <w:left w:val="single" w:sz="8" w:space="0" w:color="000000"/>
-              <w:bottom w:val="single" w:sz="8" w:space="0" w:color="000000"/>
-              <w:right w:val="single" w:sz="8" w:space="0" w:color="000000"/>
-            </w:tcBorders>
-            <w:vAlign w:val="center"/>
-          </w:tcPr>
-          <w:p>
-            <w:pPr>
-              <w:jc w:val="both"/>
-              <w:rPr>
-                <w:sz w:val="24"/>
-                <w:szCs w:val="24"/>
-              </w:rPr>
-            </w:pPr>
-            <w:r>
-              <w:rPr>
-                <w:b w:val="0"/>
-                <w:sz w:val="24"/>
-                <w:szCs w:val="24"/>
-              </w:rPr>
-            </w:r>
-          </w:p>
-        </w:tc>
-        <w:tc>
-          <w:tcPr>
-            <w:tcW w:w="1417" w:type="dxa"/>
-            <w:tcBorders>
-              <w:top w:val="single" w:sz="8" w:space="0" w:color="000000"/>
-              <w:left w:val="single" w:sz="8" w:space="0" w:color="000000"/>
-              <w:bottom w:val="single" w:sz="8" w:space="0" w:color="000000"/>
-              <w:right w:val="single" w:sz="8" w:space="0" w:color="000000"/>
-            </w:tcBorders>
-            <w:vAlign w:val="center"/>
-          </w:tcPr>
-          <w:p>
-            <w:pPr>
-              <w:jc w:val="both"/>
+              <w:jc w:val="left"/>
+              <w:rPr>
+                <w:sz w:val="24"/>
+                <w:szCs w:val="24"/>
+              </w:rPr>
+            </w:pPr>
+            <w:r>
+              <w:rPr>
+                <w:b w:val="0"/>
+                <w:sz w:val="24"/>
+                <w:szCs w:val="24"/>
+              </w:rPr>
+            </w:r>
+          </w:p>
+        </w:tc>
+        <w:tc>
+          <w:tcPr>
+            <w:tcW w:w="1304" w:type="dxa"/>
+            <w:tcBorders>
+              <w:top w:val="single" w:sz="8" w:space="0" w:color="000000"/>
+              <w:left w:val="single" w:sz="8" w:space="0" w:color="000000"/>
+              <w:bottom w:val="single" w:sz="8" w:space="0" w:color="000000"/>
+              <w:right w:val="single" w:sz="8" w:space="0" w:color="000000"/>
+            </w:tcBorders>
+            <w:vAlign w:val="center"/>
+          </w:tcPr>
+          <w:p>
+            <w:pPr>
+              <w:jc w:val="left"/>
+              <w:rPr>
+                <w:sz w:val="24"/>
+                <w:szCs w:val="24"/>
+              </w:rPr>
+            </w:pPr>
+            <w:r>
+              <w:rPr>
+                <w:b w:val="0"/>
+                <w:sz w:val="24"/>
+                <w:szCs w:val="24"/>
+              </w:rPr>
+            </w:r>
+          </w:p>
+        </w:tc>
+        <w:tc>
+          <w:tcPr>
+            <w:tcW w:w="1644" w:type="dxa"/>
+            <w:tcBorders>
+              <w:top w:val="single" w:sz="8" w:space="0" w:color="000000"/>
+              <w:left w:val="single" w:sz="8" w:space="0" w:color="000000"/>
+              <w:bottom w:val="single" w:sz="8" w:space="0" w:color="000000"/>
+              <w:right w:val="single" w:sz="8" w:space="0" w:color="000000"/>
+            </w:tcBorders>
+            <w:vAlign w:val="center"/>
+          </w:tcPr>
+          <w:p>
+            <w:pPr>
+              <w:jc w:val="left"/>
               <w:rPr>
                 <w:sz w:val="24"/>
                 <w:szCs w:val="24"/>
@@ -7822,7 +7980,9 @@
       </w:tr>
       <w:tr>
         <w:trPr>
+          <w:cantSplit/>
           <w:jc w:val="center"/>
+          <w:trHeight w:val="453" w:hRule="atLeast"/>
         </w:trPr>
         <w:tc>
           <w:tcPr>
@@ -7892,7 +8052,35 @@
           </w:tcPr>
           <w:p>
             <w:pPr>
-              <w:jc w:val="both"/>
+              <w:jc w:val="left"/>
+              <w:rPr>
+                <w:sz w:val="24"/>
+                <w:szCs w:val="24"/>
+              </w:rPr>
+            </w:pPr>
+            <w:r>
+              <w:rPr>
+                <w:b w:val="0"/>
+                <w:sz w:val="24"/>
+                <w:szCs w:val="24"/>
+              </w:rPr>
+            </w:r>
+          </w:p>
+        </w:tc>
+        <w:tc>
+          <w:tcPr>
+            <w:tcW w:w="1304" w:type="dxa"/>
+            <w:tcBorders>
+              <w:top w:val="single" w:sz="8" w:space="0" w:color="000000"/>
+              <w:left w:val="single" w:sz="8" w:space="0" w:color="000000"/>
+              <w:bottom w:val="single" w:sz="8" w:space="0" w:color="000000"/>
+              <w:right w:val="single" w:sz="8" w:space="0" w:color="000000"/>
+            </w:tcBorders>
+            <w:vAlign w:val="center"/>
+          </w:tcPr>
+          <w:p>
+            <w:pPr>
+              <w:jc w:val="left"/>
               <w:rPr>
                 <w:sz w:val="24"/>
                 <w:szCs w:val="24"/>
@@ -7920,91 +8108,63 @@
           </w:tcPr>
           <w:p>
             <w:pPr>
-              <w:jc w:val="both"/>
-              <w:rPr>
-                <w:sz w:val="24"/>
-                <w:szCs w:val="24"/>
-              </w:rPr>
-            </w:pPr>
-            <w:r>
-              <w:rPr>
-                <w:b w:val="0"/>
-                <w:sz w:val="24"/>
-                <w:szCs w:val="24"/>
-              </w:rPr>
-            </w:r>
-          </w:p>
-        </w:tc>
-        <w:tc>
-          <w:tcPr>
-            <w:tcW w:w="1417" w:type="dxa"/>
-            <w:tcBorders>
-              <w:top w:val="single" w:sz="8" w:space="0" w:color="000000"/>
-              <w:left w:val="single" w:sz="8" w:space="0" w:color="000000"/>
-              <w:bottom w:val="single" w:sz="8" w:space="0" w:color="000000"/>
-              <w:right w:val="single" w:sz="8" w:space="0" w:color="000000"/>
-            </w:tcBorders>
-            <w:vAlign w:val="center"/>
-          </w:tcPr>
-          <w:p>
-            <w:pPr>
-              <w:jc w:val="both"/>
-              <w:rPr>
-                <w:sz w:val="24"/>
-                <w:szCs w:val="24"/>
-              </w:rPr>
-            </w:pPr>
-            <w:r>
-              <w:rPr>
-                <w:b w:val="0"/>
-                <w:sz w:val="24"/>
-                <w:szCs w:val="24"/>
-              </w:rPr>
-            </w:r>
-          </w:p>
-        </w:tc>
-        <w:tc>
-          <w:tcPr>
-            <w:tcW w:w="1417" w:type="dxa"/>
-            <w:tcBorders>
-              <w:top w:val="single" w:sz="8" w:space="0" w:color="000000"/>
-              <w:left w:val="single" w:sz="8" w:space="0" w:color="000000"/>
-              <w:bottom w:val="single" w:sz="8" w:space="0" w:color="000000"/>
-              <w:right w:val="single" w:sz="8" w:space="0" w:color="000000"/>
-            </w:tcBorders>
-            <w:vAlign w:val="center"/>
-          </w:tcPr>
-          <w:p>
-            <w:pPr>
-              <w:jc w:val="both"/>
-              <w:rPr>
-                <w:sz w:val="24"/>
-                <w:szCs w:val="24"/>
-              </w:rPr>
-            </w:pPr>
-            <w:r>
-              <w:rPr>
-                <w:b w:val="0"/>
-                <w:sz w:val="24"/>
-                <w:szCs w:val="24"/>
-              </w:rPr>
-            </w:r>
-          </w:p>
-        </w:tc>
-        <w:tc>
-          <w:tcPr>
-            <w:tcW w:w="1417" w:type="dxa"/>
-            <w:tcBorders>
-              <w:top w:val="single" w:sz="8" w:space="0" w:color="000000"/>
-              <w:left w:val="single" w:sz="8" w:space="0" w:color="000000"/>
-              <w:bottom w:val="single" w:sz="8" w:space="0" w:color="000000"/>
-              <w:right w:val="single" w:sz="8" w:space="0" w:color="000000"/>
-            </w:tcBorders>
-            <w:vAlign w:val="center"/>
-          </w:tcPr>
-          <w:p>
-            <w:pPr>
-              <w:jc w:val="both"/>
+              <w:jc w:val="left"/>
+              <w:rPr>
+                <w:sz w:val="24"/>
+                <w:szCs w:val="24"/>
+              </w:rPr>
+            </w:pPr>
+            <w:r>
+              <w:rPr>
+                <w:b w:val="0"/>
+                <w:sz w:val="24"/>
+                <w:szCs w:val="24"/>
+              </w:rPr>
+            </w:r>
+          </w:p>
+        </w:tc>
+        <w:tc>
+          <w:tcPr>
+            <w:tcW w:w="1304" w:type="dxa"/>
+            <w:tcBorders>
+              <w:top w:val="single" w:sz="8" w:space="0" w:color="000000"/>
+              <w:left w:val="single" w:sz="8" w:space="0" w:color="000000"/>
+              <w:bottom w:val="single" w:sz="8" w:space="0" w:color="000000"/>
+              <w:right w:val="single" w:sz="8" w:space="0" w:color="000000"/>
+            </w:tcBorders>
+            <w:vAlign w:val="center"/>
+          </w:tcPr>
+          <w:p>
+            <w:pPr>
+              <w:jc w:val="left"/>
+              <w:rPr>
+                <w:sz w:val="24"/>
+                <w:szCs w:val="24"/>
+              </w:rPr>
+            </w:pPr>
+            <w:r>
+              <w:rPr>
+                <w:b w:val="0"/>
+                <w:sz w:val="24"/>
+                <w:szCs w:val="24"/>
+              </w:rPr>
+            </w:r>
+          </w:p>
+        </w:tc>
+        <w:tc>
+          <w:tcPr>
+            <w:tcW w:w="1644" w:type="dxa"/>
+            <w:tcBorders>
+              <w:top w:val="single" w:sz="8" w:space="0" w:color="000000"/>
+              <w:left w:val="single" w:sz="8" w:space="0" w:color="000000"/>
+              <w:bottom w:val="single" w:sz="8" w:space="0" w:color="000000"/>
+              <w:right w:val="single" w:sz="8" w:space="0" w:color="000000"/>
+            </w:tcBorders>
+            <w:vAlign w:val="center"/>
+          </w:tcPr>
+          <w:p>
+            <w:pPr>
+              <w:jc w:val="left"/>
               <w:rPr>
                 <w:sz w:val="24"/>
                 <w:szCs w:val="24"/>
@@ -8022,7 +8182,9 @@
       </w:tr>
       <w:tr>
         <w:trPr>
+          <w:cantSplit/>
           <w:jc w:val="center"/>
+          <w:trHeight w:val="453" w:hRule="atLeast"/>
         </w:trPr>
         <w:tc>
           <w:tcPr>
@@ -8092,7 +8254,35 @@
           </w:tcPr>
           <w:p>
             <w:pPr>
-              <w:jc w:val="both"/>
+              <w:jc w:val="left"/>
+              <w:rPr>
+                <w:sz w:val="24"/>
+                <w:szCs w:val="24"/>
+              </w:rPr>
+            </w:pPr>
+            <w:r>
+              <w:rPr>
+                <w:b w:val="0"/>
+                <w:sz w:val="24"/>
+                <w:szCs w:val="24"/>
+              </w:rPr>
+            </w:r>
+          </w:p>
+        </w:tc>
+        <w:tc>
+          <w:tcPr>
+            <w:tcW w:w="1304" w:type="dxa"/>
+            <w:tcBorders>
+              <w:top w:val="single" w:sz="8" w:space="0" w:color="000000"/>
+              <w:left w:val="single" w:sz="8" w:space="0" w:color="000000"/>
+              <w:bottom w:val="single" w:sz="8" w:space="0" w:color="000000"/>
+              <w:right w:val="single" w:sz="8" w:space="0" w:color="000000"/>
+            </w:tcBorders>
+            <w:vAlign w:val="center"/>
+          </w:tcPr>
+          <w:p>
+            <w:pPr>
+              <w:jc w:val="left"/>
               <w:rPr>
                 <w:sz w:val="24"/>
                 <w:szCs w:val="24"/>
@@ -8120,91 +8310,63 @@
           </w:tcPr>
           <w:p>
             <w:pPr>
-              <w:jc w:val="both"/>
-              <w:rPr>
-                <w:sz w:val="24"/>
-                <w:szCs w:val="24"/>
-              </w:rPr>
-            </w:pPr>
-            <w:r>
-              <w:rPr>
-                <w:b w:val="0"/>
-                <w:sz w:val="24"/>
-                <w:szCs w:val="24"/>
-              </w:rPr>
-            </w:r>
-          </w:p>
-        </w:tc>
-        <w:tc>
-          <w:tcPr>
-            <w:tcW w:w="1417" w:type="dxa"/>
-            <w:tcBorders>
-              <w:top w:val="single" w:sz="8" w:space="0" w:color="000000"/>
-              <w:left w:val="single" w:sz="8" w:space="0" w:color="000000"/>
-              <w:bottom w:val="single" w:sz="8" w:space="0" w:color="000000"/>
-              <w:right w:val="single" w:sz="8" w:space="0" w:color="000000"/>
-            </w:tcBorders>
-            <w:vAlign w:val="center"/>
-          </w:tcPr>
-          <w:p>
-            <w:pPr>
-              <w:jc w:val="both"/>
-              <w:rPr>
-                <w:sz w:val="24"/>
-                <w:szCs w:val="24"/>
-              </w:rPr>
-            </w:pPr>
-            <w:r>
-              <w:rPr>
-                <w:b w:val="0"/>
-                <w:sz w:val="24"/>
-                <w:szCs w:val="24"/>
-              </w:rPr>
-            </w:r>
-          </w:p>
-        </w:tc>
-        <w:tc>
-          <w:tcPr>
-            <w:tcW w:w="1417" w:type="dxa"/>
-            <w:tcBorders>
-              <w:top w:val="single" w:sz="8" w:space="0" w:color="000000"/>
-              <w:left w:val="single" w:sz="8" w:space="0" w:color="000000"/>
-              <w:bottom w:val="single" w:sz="8" w:space="0" w:color="000000"/>
-              <w:right w:val="single" w:sz="8" w:space="0" w:color="000000"/>
-            </w:tcBorders>
-            <w:vAlign w:val="center"/>
-          </w:tcPr>
-          <w:p>
-            <w:pPr>
-              <w:jc w:val="both"/>
-              <w:rPr>
-                <w:sz w:val="24"/>
-                <w:szCs w:val="24"/>
-              </w:rPr>
-            </w:pPr>
-            <w:r>
-              <w:rPr>
-                <w:b w:val="0"/>
-                <w:sz w:val="24"/>
-                <w:szCs w:val="24"/>
-              </w:rPr>
-            </w:r>
-          </w:p>
-        </w:tc>
-        <w:tc>
-          <w:tcPr>
-            <w:tcW w:w="1417" w:type="dxa"/>
-            <w:tcBorders>
-              <w:top w:val="single" w:sz="8" w:space="0" w:color="000000"/>
-              <w:left w:val="single" w:sz="8" w:space="0" w:color="000000"/>
-              <w:bottom w:val="single" w:sz="8" w:space="0" w:color="000000"/>
-              <w:right w:val="single" w:sz="8" w:space="0" w:color="000000"/>
-            </w:tcBorders>
-            <w:vAlign w:val="center"/>
-          </w:tcPr>
-          <w:p>
-            <w:pPr>
-              <w:jc w:val="both"/>
+              <w:jc w:val="left"/>
+              <w:rPr>
+                <w:sz w:val="24"/>
+                <w:szCs w:val="24"/>
+              </w:rPr>
+            </w:pPr>
+            <w:r>
+              <w:rPr>
+                <w:b w:val="0"/>
+                <w:sz w:val="24"/>
+                <w:szCs w:val="24"/>
+              </w:rPr>
+            </w:r>
+          </w:p>
+        </w:tc>
+        <w:tc>
+          <w:tcPr>
+            <w:tcW w:w="1304" w:type="dxa"/>
+            <w:tcBorders>
+              <w:top w:val="single" w:sz="8" w:space="0" w:color="000000"/>
+              <w:left w:val="single" w:sz="8" w:space="0" w:color="000000"/>
+              <w:bottom w:val="single" w:sz="8" w:space="0" w:color="000000"/>
+              <w:right w:val="single" w:sz="8" w:space="0" w:color="000000"/>
+            </w:tcBorders>
+            <w:vAlign w:val="center"/>
+          </w:tcPr>
+          <w:p>
+            <w:pPr>
+              <w:jc w:val="left"/>
+              <w:rPr>
+                <w:sz w:val="24"/>
+                <w:szCs w:val="24"/>
+              </w:rPr>
+            </w:pPr>
+            <w:r>
+              <w:rPr>
+                <w:b w:val="0"/>
+                <w:sz w:val="24"/>
+                <w:szCs w:val="24"/>
+              </w:rPr>
+            </w:r>
+          </w:p>
+        </w:tc>
+        <w:tc>
+          <w:tcPr>
+            <w:tcW w:w="1644" w:type="dxa"/>
+            <w:tcBorders>
+              <w:top w:val="single" w:sz="8" w:space="0" w:color="000000"/>
+              <w:left w:val="single" w:sz="8" w:space="0" w:color="000000"/>
+              <w:bottom w:val="single" w:sz="8" w:space="0" w:color="000000"/>
+              <w:right w:val="single" w:sz="8" w:space="0" w:color="000000"/>
+            </w:tcBorders>
+            <w:vAlign w:val="center"/>
+          </w:tcPr>
+          <w:p>
+            <w:pPr>
+              <w:jc w:val="left"/>
               <w:rPr>
                 <w:sz w:val="24"/>
                 <w:szCs w:val="24"/>
@@ -8222,7 +8384,9 @@
       </w:tr>
       <w:tr>
         <w:trPr>
+          <w:cantSplit/>
           <w:jc w:val="center"/>
+          <w:trHeight w:val="453" w:hRule="atLeast"/>
         </w:trPr>
         <w:tc>
           <w:tcPr>
@@ -8292,7 +8456,35 @@
           </w:tcPr>
           <w:p>
             <w:pPr>
-              <w:jc w:val="both"/>
+              <w:jc w:val="left"/>
+              <w:rPr>
+                <w:sz w:val="24"/>
+                <w:szCs w:val="24"/>
+              </w:rPr>
+            </w:pPr>
+            <w:r>
+              <w:rPr>
+                <w:b w:val="0"/>
+                <w:sz w:val="24"/>
+                <w:szCs w:val="24"/>
+              </w:rPr>
+            </w:r>
+          </w:p>
+        </w:tc>
+        <w:tc>
+          <w:tcPr>
+            <w:tcW w:w="1304" w:type="dxa"/>
+            <w:tcBorders>
+              <w:top w:val="single" w:sz="8" w:space="0" w:color="000000"/>
+              <w:left w:val="single" w:sz="8" w:space="0" w:color="000000"/>
+              <w:bottom w:val="single" w:sz="8" w:space="0" w:color="000000"/>
+              <w:right w:val="single" w:sz="8" w:space="0" w:color="000000"/>
+            </w:tcBorders>
+            <w:vAlign w:val="center"/>
+          </w:tcPr>
+          <w:p>
+            <w:pPr>
+              <w:jc w:val="left"/>
               <w:rPr>
                 <w:sz w:val="24"/>
                 <w:szCs w:val="24"/>
@@ -8320,91 +8512,63 @@
           </w:tcPr>
           <w:p>
             <w:pPr>
-              <w:jc w:val="both"/>
-              <w:rPr>
-                <w:sz w:val="24"/>
-                <w:szCs w:val="24"/>
-              </w:rPr>
-            </w:pPr>
-            <w:r>
-              <w:rPr>
-                <w:b w:val="0"/>
-                <w:sz w:val="24"/>
-                <w:szCs w:val="24"/>
-              </w:rPr>
-            </w:r>
-          </w:p>
-        </w:tc>
-        <w:tc>
-          <w:tcPr>
-            <w:tcW w:w="1417" w:type="dxa"/>
-            <w:tcBorders>
-              <w:top w:val="single" w:sz="8" w:space="0" w:color="000000"/>
-              <w:left w:val="single" w:sz="8" w:space="0" w:color="000000"/>
-              <w:bottom w:val="single" w:sz="8" w:space="0" w:color="000000"/>
-              <w:right w:val="single" w:sz="8" w:space="0" w:color="000000"/>
-            </w:tcBorders>
-            <w:vAlign w:val="center"/>
-          </w:tcPr>
-          <w:p>
-            <w:pPr>
-              <w:jc w:val="both"/>
-              <w:rPr>
-                <w:sz w:val="24"/>
-                <w:szCs w:val="24"/>
-              </w:rPr>
-            </w:pPr>
-            <w:r>
-              <w:rPr>
-                <w:b w:val="0"/>
-                <w:sz w:val="24"/>
-                <w:szCs w:val="24"/>
-              </w:rPr>
-            </w:r>
-          </w:p>
-        </w:tc>
-        <w:tc>
-          <w:tcPr>
-            <w:tcW w:w="1417" w:type="dxa"/>
-            <w:tcBorders>
-              <w:top w:val="single" w:sz="8" w:space="0" w:color="000000"/>
-              <w:left w:val="single" w:sz="8" w:space="0" w:color="000000"/>
-              <w:bottom w:val="single" w:sz="8" w:space="0" w:color="000000"/>
-              <w:right w:val="single" w:sz="8" w:space="0" w:color="000000"/>
-            </w:tcBorders>
-            <w:vAlign w:val="center"/>
-          </w:tcPr>
-          <w:p>
-            <w:pPr>
-              <w:jc w:val="both"/>
-              <w:rPr>
-                <w:sz w:val="24"/>
-                <w:szCs w:val="24"/>
-              </w:rPr>
-            </w:pPr>
-            <w:r>
-              <w:rPr>
-                <w:b w:val="0"/>
-                <w:sz w:val="24"/>
-                <w:szCs w:val="24"/>
-              </w:rPr>
-            </w:r>
-          </w:p>
-        </w:tc>
-        <w:tc>
-          <w:tcPr>
-            <w:tcW w:w="1417" w:type="dxa"/>
-            <w:tcBorders>
-              <w:top w:val="single" w:sz="8" w:space="0" w:color="000000"/>
-              <w:left w:val="single" w:sz="8" w:space="0" w:color="000000"/>
-              <w:bottom w:val="single" w:sz="8" w:space="0" w:color="000000"/>
-              <w:right w:val="single" w:sz="8" w:space="0" w:color="000000"/>
-            </w:tcBorders>
-            <w:vAlign w:val="center"/>
-          </w:tcPr>
-          <w:p>
-            <w:pPr>
-              <w:jc w:val="both"/>
+              <w:jc w:val="left"/>
+              <w:rPr>
+                <w:sz w:val="24"/>
+                <w:szCs w:val="24"/>
+              </w:rPr>
+            </w:pPr>
+            <w:r>
+              <w:rPr>
+                <w:b w:val="0"/>
+                <w:sz w:val="24"/>
+                <w:szCs w:val="24"/>
+              </w:rPr>
+            </w:r>
+          </w:p>
+        </w:tc>
+        <w:tc>
+          <w:tcPr>
+            <w:tcW w:w="1304" w:type="dxa"/>
+            <w:tcBorders>
+              <w:top w:val="single" w:sz="8" w:space="0" w:color="000000"/>
+              <w:left w:val="single" w:sz="8" w:space="0" w:color="000000"/>
+              <w:bottom w:val="single" w:sz="8" w:space="0" w:color="000000"/>
+              <w:right w:val="single" w:sz="8" w:space="0" w:color="000000"/>
+            </w:tcBorders>
+            <w:vAlign w:val="center"/>
+          </w:tcPr>
+          <w:p>
+            <w:pPr>
+              <w:jc w:val="left"/>
+              <w:rPr>
+                <w:sz w:val="24"/>
+                <w:szCs w:val="24"/>
+              </w:rPr>
+            </w:pPr>
+            <w:r>
+              <w:rPr>
+                <w:b w:val="0"/>
+                <w:sz w:val="24"/>
+                <w:szCs w:val="24"/>
+              </w:rPr>
+            </w:r>
+          </w:p>
+        </w:tc>
+        <w:tc>
+          <w:tcPr>
+            <w:tcW w:w="1644" w:type="dxa"/>
+            <w:tcBorders>
+              <w:top w:val="single" w:sz="8" w:space="0" w:color="000000"/>
+              <w:left w:val="single" w:sz="8" w:space="0" w:color="000000"/>
+              <w:bottom w:val="single" w:sz="8" w:space="0" w:color="000000"/>
+              <w:right w:val="single" w:sz="8" w:space="0" w:color="000000"/>
+            </w:tcBorders>
+            <w:vAlign w:val="center"/>
+          </w:tcPr>
+          <w:p>
+            <w:pPr>
+              <w:jc w:val="left"/>
               <w:rPr>
                 <w:sz w:val="24"/>
                 <w:szCs w:val="24"/>
@@ -8422,7 +8586,9 @@
       </w:tr>
       <w:tr>
         <w:trPr>
+          <w:cantSplit/>
           <w:jc w:val="center"/>
+          <w:trHeight w:val="453" w:hRule="atLeast"/>
         </w:trPr>
         <w:tc>
           <w:tcPr>
@@ -8492,7 +8658,35 @@
           </w:tcPr>
           <w:p>
             <w:pPr>
-              <w:jc w:val="both"/>
+              <w:jc w:val="left"/>
+              <w:rPr>
+                <w:sz w:val="24"/>
+                <w:szCs w:val="24"/>
+              </w:rPr>
+            </w:pPr>
+            <w:r>
+              <w:rPr>
+                <w:b w:val="0"/>
+                <w:sz w:val="24"/>
+                <w:szCs w:val="24"/>
+              </w:rPr>
+            </w:r>
+          </w:p>
+        </w:tc>
+        <w:tc>
+          <w:tcPr>
+            <w:tcW w:w="1304" w:type="dxa"/>
+            <w:tcBorders>
+              <w:top w:val="single" w:sz="8" w:space="0" w:color="000000"/>
+              <w:left w:val="single" w:sz="8" w:space="0" w:color="000000"/>
+              <w:bottom w:val="single" w:sz="8" w:space="0" w:color="000000"/>
+              <w:right w:val="single" w:sz="8" w:space="0" w:color="000000"/>
+            </w:tcBorders>
+            <w:vAlign w:val="center"/>
+          </w:tcPr>
+          <w:p>
+            <w:pPr>
+              <w:jc w:val="left"/>
               <w:rPr>
                 <w:sz w:val="24"/>
                 <w:szCs w:val="24"/>
@@ -8520,91 +8714,63 @@
           </w:tcPr>
           <w:p>
             <w:pPr>
-              <w:jc w:val="both"/>
-              <w:rPr>
-                <w:sz w:val="24"/>
-                <w:szCs w:val="24"/>
-              </w:rPr>
-            </w:pPr>
-            <w:r>
-              <w:rPr>
-                <w:b w:val="0"/>
-                <w:sz w:val="24"/>
-                <w:szCs w:val="24"/>
-              </w:rPr>
-            </w:r>
-          </w:p>
-        </w:tc>
-        <w:tc>
-          <w:tcPr>
-            <w:tcW w:w="1417" w:type="dxa"/>
-            <w:tcBorders>
-              <w:top w:val="single" w:sz="8" w:space="0" w:color="000000"/>
-              <w:left w:val="single" w:sz="8" w:space="0" w:color="000000"/>
-              <w:bottom w:val="single" w:sz="8" w:space="0" w:color="000000"/>
-              <w:right w:val="single" w:sz="8" w:space="0" w:color="000000"/>
-            </w:tcBorders>
-            <w:vAlign w:val="center"/>
-          </w:tcPr>
-          <w:p>
-            <w:pPr>
-              <w:jc w:val="both"/>
-              <w:rPr>
-                <w:sz w:val="24"/>
-                <w:szCs w:val="24"/>
-              </w:rPr>
-            </w:pPr>
-            <w:r>
-              <w:rPr>
-                <w:b w:val="0"/>
-                <w:sz w:val="24"/>
-                <w:szCs w:val="24"/>
-              </w:rPr>
-            </w:r>
-          </w:p>
-        </w:tc>
-        <w:tc>
-          <w:tcPr>
-            <w:tcW w:w="1417" w:type="dxa"/>
-            <w:tcBorders>
-              <w:top w:val="single" w:sz="8" w:space="0" w:color="000000"/>
-              <w:left w:val="single" w:sz="8" w:space="0" w:color="000000"/>
-              <w:bottom w:val="single" w:sz="8" w:space="0" w:color="000000"/>
-              <w:right w:val="single" w:sz="8" w:space="0" w:color="000000"/>
-            </w:tcBorders>
-            <w:vAlign w:val="center"/>
-          </w:tcPr>
-          <w:p>
-            <w:pPr>
-              <w:jc w:val="both"/>
-              <w:rPr>
-                <w:sz w:val="24"/>
-                <w:szCs w:val="24"/>
-              </w:rPr>
-            </w:pPr>
-            <w:r>
-              <w:rPr>
-                <w:b w:val="0"/>
-                <w:sz w:val="24"/>
-                <w:szCs w:val="24"/>
-              </w:rPr>
-            </w:r>
-          </w:p>
-        </w:tc>
-        <w:tc>
-          <w:tcPr>
-            <w:tcW w:w="1417" w:type="dxa"/>
-            <w:tcBorders>
-              <w:top w:val="single" w:sz="8" w:space="0" w:color="000000"/>
-              <w:left w:val="single" w:sz="8" w:space="0" w:color="000000"/>
-              <w:bottom w:val="single" w:sz="8" w:space="0" w:color="000000"/>
-              <w:right w:val="single" w:sz="8" w:space="0" w:color="000000"/>
-            </w:tcBorders>
-            <w:vAlign w:val="center"/>
-          </w:tcPr>
-          <w:p>
-            <w:pPr>
-              <w:jc w:val="both"/>
+              <w:jc w:val="left"/>
+              <w:rPr>
+                <w:sz w:val="24"/>
+                <w:szCs w:val="24"/>
+              </w:rPr>
+            </w:pPr>
+            <w:r>
+              <w:rPr>
+                <w:b w:val="0"/>
+                <w:sz w:val="24"/>
+                <w:szCs w:val="24"/>
+              </w:rPr>
+            </w:r>
+          </w:p>
+        </w:tc>
+        <w:tc>
+          <w:tcPr>
+            <w:tcW w:w="1304" w:type="dxa"/>
+            <w:tcBorders>
+              <w:top w:val="single" w:sz="8" w:space="0" w:color="000000"/>
+              <w:left w:val="single" w:sz="8" w:space="0" w:color="000000"/>
+              <w:bottom w:val="single" w:sz="8" w:space="0" w:color="000000"/>
+              <w:right w:val="single" w:sz="8" w:space="0" w:color="000000"/>
+            </w:tcBorders>
+            <w:vAlign w:val="center"/>
+          </w:tcPr>
+          <w:p>
+            <w:pPr>
+              <w:jc w:val="left"/>
+              <w:rPr>
+                <w:sz w:val="24"/>
+                <w:szCs w:val="24"/>
+              </w:rPr>
+            </w:pPr>
+            <w:r>
+              <w:rPr>
+                <w:b w:val="0"/>
+                <w:sz w:val="24"/>
+                <w:szCs w:val="24"/>
+              </w:rPr>
+            </w:r>
+          </w:p>
+        </w:tc>
+        <w:tc>
+          <w:tcPr>
+            <w:tcW w:w="1644" w:type="dxa"/>
+            <w:tcBorders>
+              <w:top w:val="single" w:sz="8" w:space="0" w:color="000000"/>
+              <w:left w:val="single" w:sz="8" w:space="0" w:color="000000"/>
+              <w:bottom w:val="single" w:sz="8" w:space="0" w:color="000000"/>
+              <w:right w:val="single" w:sz="8" w:space="0" w:color="000000"/>
+            </w:tcBorders>
+            <w:vAlign w:val="center"/>
+          </w:tcPr>
+          <w:p>
+            <w:pPr>
+              <w:jc w:val="left"/>
               <w:rPr>
                 <w:sz w:val="24"/>
                 <w:szCs w:val="24"/>
@@ -8622,7 +8788,9 @@
       </w:tr>
       <w:tr>
         <w:trPr>
+          <w:cantSplit/>
           <w:jc w:val="center"/>
+          <w:trHeight w:val="453" w:hRule="atLeast"/>
         </w:trPr>
         <w:tc>
           <w:tcPr>
@@ -8692,7 +8860,35 @@
           </w:tcPr>
           <w:p>
             <w:pPr>
-              <w:jc w:val="both"/>
+              <w:jc w:val="left"/>
+              <w:rPr>
+                <w:sz w:val="24"/>
+                <w:szCs w:val="24"/>
+              </w:rPr>
+            </w:pPr>
+            <w:r>
+              <w:rPr>
+                <w:b w:val="0"/>
+                <w:sz w:val="24"/>
+                <w:szCs w:val="24"/>
+              </w:rPr>
+            </w:r>
+          </w:p>
+        </w:tc>
+        <w:tc>
+          <w:tcPr>
+            <w:tcW w:w="1304" w:type="dxa"/>
+            <w:tcBorders>
+              <w:top w:val="single" w:sz="8" w:space="0" w:color="000000"/>
+              <w:left w:val="single" w:sz="8" w:space="0" w:color="000000"/>
+              <w:bottom w:val="single" w:sz="8" w:space="0" w:color="000000"/>
+              <w:right w:val="single" w:sz="8" w:space="0" w:color="000000"/>
+            </w:tcBorders>
+            <w:vAlign w:val="center"/>
+          </w:tcPr>
+          <w:p>
+            <w:pPr>
+              <w:jc w:val="left"/>
               <w:rPr>
                 <w:sz w:val="24"/>
                 <w:szCs w:val="24"/>
@@ -8720,91 +8916,63 @@
           </w:tcPr>
           <w:p>
             <w:pPr>
-              <w:jc w:val="both"/>
-              <w:rPr>
-                <w:sz w:val="24"/>
-                <w:szCs w:val="24"/>
-              </w:rPr>
-            </w:pPr>
-            <w:r>
-              <w:rPr>
-                <w:b w:val="0"/>
-                <w:sz w:val="24"/>
-                <w:szCs w:val="24"/>
-              </w:rPr>
-            </w:r>
-          </w:p>
-        </w:tc>
-        <w:tc>
-          <w:tcPr>
-            <w:tcW w:w="1417" w:type="dxa"/>
-            <w:tcBorders>
-              <w:top w:val="single" w:sz="8" w:space="0" w:color="000000"/>
-              <w:left w:val="single" w:sz="8" w:space="0" w:color="000000"/>
-              <w:bottom w:val="single" w:sz="8" w:space="0" w:color="000000"/>
-              <w:right w:val="single" w:sz="8" w:space="0" w:color="000000"/>
-            </w:tcBorders>
-            <w:vAlign w:val="center"/>
-          </w:tcPr>
-          <w:p>
-            <w:pPr>
-              <w:jc w:val="both"/>
-              <w:rPr>
-                <w:sz w:val="24"/>
-                <w:szCs w:val="24"/>
-              </w:rPr>
-            </w:pPr>
-            <w:r>
-              <w:rPr>
-                <w:b w:val="0"/>
-                <w:sz w:val="24"/>
-                <w:szCs w:val="24"/>
-              </w:rPr>
-            </w:r>
-          </w:p>
-        </w:tc>
-        <w:tc>
-          <w:tcPr>
-            <w:tcW w:w="1417" w:type="dxa"/>
-            <w:tcBorders>
-              <w:top w:val="single" w:sz="8" w:space="0" w:color="000000"/>
-              <w:left w:val="single" w:sz="8" w:space="0" w:color="000000"/>
-              <w:bottom w:val="single" w:sz="8" w:space="0" w:color="000000"/>
-              <w:right w:val="single" w:sz="8" w:space="0" w:color="000000"/>
-            </w:tcBorders>
-            <w:vAlign w:val="center"/>
-          </w:tcPr>
-          <w:p>
-            <w:pPr>
-              <w:jc w:val="both"/>
-              <w:rPr>
-                <w:sz w:val="24"/>
-                <w:szCs w:val="24"/>
-              </w:rPr>
-            </w:pPr>
-            <w:r>
-              <w:rPr>
-                <w:b w:val="0"/>
-                <w:sz w:val="24"/>
-                <w:szCs w:val="24"/>
-              </w:rPr>
-            </w:r>
-          </w:p>
-        </w:tc>
-        <w:tc>
-          <w:tcPr>
-            <w:tcW w:w="1417" w:type="dxa"/>
-            <w:tcBorders>
-              <w:top w:val="single" w:sz="8" w:space="0" w:color="000000"/>
-              <w:left w:val="single" w:sz="8" w:space="0" w:color="000000"/>
-              <w:bottom w:val="single" w:sz="8" w:space="0" w:color="000000"/>
-              <w:right w:val="single" w:sz="8" w:space="0" w:color="000000"/>
-            </w:tcBorders>
-            <w:vAlign w:val="center"/>
-          </w:tcPr>
-          <w:p>
-            <w:pPr>
-              <w:jc w:val="both"/>
+              <w:jc w:val="left"/>
+              <w:rPr>
+                <w:sz w:val="24"/>
+                <w:szCs w:val="24"/>
+              </w:rPr>
+            </w:pPr>
+            <w:r>
+              <w:rPr>
+                <w:b w:val="0"/>
+                <w:sz w:val="24"/>
+                <w:szCs w:val="24"/>
+              </w:rPr>
+            </w:r>
+          </w:p>
+        </w:tc>
+        <w:tc>
+          <w:tcPr>
+            <w:tcW w:w="1304" w:type="dxa"/>
+            <w:tcBorders>
+              <w:top w:val="single" w:sz="8" w:space="0" w:color="000000"/>
+              <w:left w:val="single" w:sz="8" w:space="0" w:color="000000"/>
+              <w:bottom w:val="single" w:sz="8" w:space="0" w:color="000000"/>
+              <w:right w:val="single" w:sz="8" w:space="0" w:color="000000"/>
+            </w:tcBorders>
+            <w:vAlign w:val="center"/>
+          </w:tcPr>
+          <w:p>
+            <w:pPr>
+              <w:jc w:val="left"/>
+              <w:rPr>
+                <w:sz w:val="24"/>
+                <w:szCs w:val="24"/>
+              </w:rPr>
+            </w:pPr>
+            <w:r>
+              <w:rPr>
+                <w:b w:val="0"/>
+                <w:sz w:val="24"/>
+                <w:szCs w:val="24"/>
+              </w:rPr>
+            </w:r>
+          </w:p>
+        </w:tc>
+        <w:tc>
+          <w:tcPr>
+            <w:tcW w:w="1644" w:type="dxa"/>
+            <w:tcBorders>
+              <w:top w:val="single" w:sz="8" w:space="0" w:color="000000"/>
+              <w:left w:val="single" w:sz="8" w:space="0" w:color="000000"/>
+              <w:bottom w:val="single" w:sz="8" w:space="0" w:color="000000"/>
+              <w:right w:val="single" w:sz="8" w:space="0" w:color="000000"/>
+            </w:tcBorders>
+            <w:vAlign w:val="center"/>
+          </w:tcPr>
+          <w:p>
+            <w:pPr>
+              <w:jc w:val="left"/>
               <w:rPr>
                 <w:sz w:val="24"/>
                 <w:szCs w:val="24"/>
@@ -8822,7 +8990,9 @@
       </w:tr>
       <w:tr>
         <w:trPr>
+          <w:cantSplit/>
           <w:jc w:val="center"/>
+          <w:trHeight w:val="453" w:hRule="atLeast"/>
         </w:trPr>
         <w:tc>
           <w:tcPr>
@@ -8892,7 +9062,35 @@
           </w:tcPr>
           <w:p>
             <w:pPr>
-              <w:jc w:val="both"/>
+              <w:jc w:val="left"/>
+              <w:rPr>
+                <w:sz w:val="24"/>
+                <w:szCs w:val="24"/>
+              </w:rPr>
+            </w:pPr>
+            <w:r>
+              <w:rPr>
+                <w:b w:val="0"/>
+                <w:sz w:val="24"/>
+                <w:szCs w:val="24"/>
+              </w:rPr>
+            </w:r>
+          </w:p>
+        </w:tc>
+        <w:tc>
+          <w:tcPr>
+            <w:tcW w:w="1304" w:type="dxa"/>
+            <w:tcBorders>
+              <w:top w:val="single" w:sz="8" w:space="0" w:color="000000"/>
+              <w:left w:val="single" w:sz="8" w:space="0" w:color="000000"/>
+              <w:bottom w:val="single" w:sz="8" w:space="0" w:color="000000"/>
+              <w:right w:val="single" w:sz="8" w:space="0" w:color="000000"/>
+            </w:tcBorders>
+            <w:vAlign w:val="center"/>
+          </w:tcPr>
+          <w:p>
+            <w:pPr>
+              <w:jc w:val="left"/>
               <w:rPr>
                 <w:sz w:val="24"/>
                 <w:szCs w:val="24"/>
@@ -8920,91 +9118,63 @@
           </w:tcPr>
           <w:p>
             <w:pPr>
-              <w:jc w:val="both"/>
-              <w:rPr>
-                <w:sz w:val="24"/>
-                <w:szCs w:val="24"/>
-              </w:rPr>
-            </w:pPr>
-            <w:r>
-              <w:rPr>
-                <w:b w:val="0"/>
-                <w:sz w:val="24"/>
-                <w:szCs w:val="24"/>
-              </w:rPr>
-            </w:r>
-          </w:p>
-        </w:tc>
-        <w:tc>
-          <w:tcPr>
-            <w:tcW w:w="1417" w:type="dxa"/>
-            <w:tcBorders>
-              <w:top w:val="single" w:sz="8" w:space="0" w:color="000000"/>
-              <w:left w:val="single" w:sz="8" w:space="0" w:color="000000"/>
-              <w:bottom w:val="single" w:sz="8" w:space="0" w:color="000000"/>
-              <w:right w:val="single" w:sz="8" w:space="0" w:color="000000"/>
-            </w:tcBorders>
-            <w:vAlign w:val="center"/>
-          </w:tcPr>
-          <w:p>
-            <w:pPr>
-              <w:jc w:val="both"/>
-              <w:rPr>
-                <w:sz w:val="24"/>
-                <w:szCs w:val="24"/>
-              </w:rPr>
-            </w:pPr>
-            <w:r>
-              <w:rPr>
-                <w:b w:val="0"/>
-                <w:sz w:val="24"/>
-                <w:szCs w:val="24"/>
-              </w:rPr>
-            </w:r>
-          </w:p>
-        </w:tc>
-        <w:tc>
-          <w:tcPr>
-            <w:tcW w:w="1417" w:type="dxa"/>
-            <w:tcBorders>
-              <w:top w:val="single" w:sz="8" w:space="0" w:color="000000"/>
-              <w:left w:val="single" w:sz="8" w:space="0" w:color="000000"/>
-              <w:bottom w:val="single" w:sz="8" w:space="0" w:color="000000"/>
-              <w:right w:val="single" w:sz="8" w:space="0" w:color="000000"/>
-            </w:tcBorders>
-            <w:vAlign w:val="center"/>
-          </w:tcPr>
-          <w:p>
-            <w:pPr>
-              <w:jc w:val="both"/>
-              <w:rPr>
-                <w:sz w:val="24"/>
-                <w:szCs w:val="24"/>
-              </w:rPr>
-            </w:pPr>
-            <w:r>
-              <w:rPr>
-                <w:b w:val="0"/>
-                <w:sz w:val="24"/>
-                <w:szCs w:val="24"/>
-              </w:rPr>
-            </w:r>
-          </w:p>
-        </w:tc>
-        <w:tc>
-          <w:tcPr>
-            <w:tcW w:w="1417" w:type="dxa"/>
-            <w:tcBorders>
-              <w:top w:val="single" w:sz="8" w:space="0" w:color="000000"/>
-              <w:left w:val="single" w:sz="8" w:space="0" w:color="000000"/>
-              <w:bottom w:val="single" w:sz="8" w:space="0" w:color="000000"/>
-              <w:right w:val="single" w:sz="8" w:space="0" w:color="000000"/>
-            </w:tcBorders>
-            <w:vAlign w:val="center"/>
-          </w:tcPr>
-          <w:p>
-            <w:pPr>
-              <w:jc w:val="both"/>
+              <w:jc w:val="left"/>
+              <w:rPr>
+                <w:sz w:val="24"/>
+                <w:szCs w:val="24"/>
+              </w:rPr>
+            </w:pPr>
+            <w:r>
+              <w:rPr>
+                <w:b w:val="0"/>
+                <w:sz w:val="24"/>
+                <w:szCs w:val="24"/>
+              </w:rPr>
+            </w:r>
+          </w:p>
+        </w:tc>
+        <w:tc>
+          <w:tcPr>
+            <w:tcW w:w="1304" w:type="dxa"/>
+            <w:tcBorders>
+              <w:top w:val="single" w:sz="8" w:space="0" w:color="000000"/>
+              <w:left w:val="single" w:sz="8" w:space="0" w:color="000000"/>
+              <w:bottom w:val="single" w:sz="8" w:space="0" w:color="000000"/>
+              <w:right w:val="single" w:sz="8" w:space="0" w:color="000000"/>
+            </w:tcBorders>
+            <w:vAlign w:val="center"/>
+          </w:tcPr>
+          <w:p>
+            <w:pPr>
+              <w:jc w:val="left"/>
+              <w:rPr>
+                <w:sz w:val="24"/>
+                <w:szCs w:val="24"/>
+              </w:rPr>
+            </w:pPr>
+            <w:r>
+              <w:rPr>
+                <w:b w:val="0"/>
+                <w:sz w:val="24"/>
+                <w:szCs w:val="24"/>
+              </w:rPr>
+            </w:r>
+          </w:p>
+        </w:tc>
+        <w:tc>
+          <w:tcPr>
+            <w:tcW w:w="1644" w:type="dxa"/>
+            <w:tcBorders>
+              <w:top w:val="single" w:sz="8" w:space="0" w:color="000000"/>
+              <w:left w:val="single" w:sz="8" w:space="0" w:color="000000"/>
+              <w:bottom w:val="single" w:sz="8" w:space="0" w:color="000000"/>
+              <w:right w:val="single" w:sz="8" w:space="0" w:color="000000"/>
+            </w:tcBorders>
+            <w:vAlign w:val="center"/>
+          </w:tcPr>
+          <w:p>
+            <w:pPr>
+              <w:jc w:val="left"/>
               <w:rPr>
                 <w:sz w:val="24"/>
                 <w:szCs w:val="24"/>
@@ -9022,7 +9192,9 @@
       </w:tr>
       <w:tr>
         <w:trPr>
+          <w:cantSplit/>
           <w:jc w:val="center"/>
+          <w:trHeight w:val="453" w:hRule="atLeast"/>
         </w:trPr>
         <w:tc>
           <w:tcPr>
@@ -9092,7 +9264,35 @@
           </w:tcPr>
           <w:p>
             <w:pPr>
-              <w:jc w:val="both"/>
+              <w:jc w:val="left"/>
+              <w:rPr>
+                <w:sz w:val="24"/>
+                <w:szCs w:val="24"/>
+              </w:rPr>
+            </w:pPr>
+            <w:r>
+              <w:rPr>
+                <w:b w:val="0"/>
+                <w:sz w:val="24"/>
+                <w:szCs w:val="24"/>
+              </w:rPr>
+            </w:r>
+          </w:p>
+        </w:tc>
+        <w:tc>
+          <w:tcPr>
+            <w:tcW w:w="1304" w:type="dxa"/>
+            <w:tcBorders>
+              <w:top w:val="single" w:sz="8" w:space="0" w:color="000000"/>
+              <w:left w:val="single" w:sz="8" w:space="0" w:color="000000"/>
+              <w:bottom w:val="single" w:sz="8" w:space="0" w:color="000000"/>
+              <w:right w:val="single" w:sz="8" w:space="0" w:color="000000"/>
+            </w:tcBorders>
+            <w:vAlign w:val="center"/>
+          </w:tcPr>
+          <w:p>
+            <w:pPr>
+              <w:jc w:val="left"/>
               <w:rPr>
                 <w:sz w:val="24"/>
                 <w:szCs w:val="24"/>
@@ -9120,91 +9320,63 @@
           </w:tcPr>
           <w:p>
             <w:pPr>
-              <w:jc w:val="both"/>
-              <w:rPr>
-                <w:sz w:val="24"/>
-                <w:szCs w:val="24"/>
-              </w:rPr>
-            </w:pPr>
-            <w:r>
-              <w:rPr>
-                <w:b w:val="0"/>
-                <w:sz w:val="24"/>
-                <w:szCs w:val="24"/>
-              </w:rPr>
-            </w:r>
-          </w:p>
-        </w:tc>
-        <w:tc>
-          <w:tcPr>
-            <w:tcW w:w="1417" w:type="dxa"/>
-            <w:tcBorders>
-              <w:top w:val="single" w:sz="8" w:space="0" w:color="000000"/>
-              <w:left w:val="single" w:sz="8" w:space="0" w:color="000000"/>
-              <w:bottom w:val="single" w:sz="8" w:space="0" w:color="000000"/>
-              <w:right w:val="single" w:sz="8" w:space="0" w:color="000000"/>
-            </w:tcBorders>
-            <w:vAlign w:val="center"/>
-          </w:tcPr>
-          <w:p>
-            <w:pPr>
-              <w:jc w:val="both"/>
-              <w:rPr>
-                <w:sz w:val="24"/>
-                <w:szCs w:val="24"/>
-              </w:rPr>
-            </w:pPr>
-            <w:r>
-              <w:rPr>
-                <w:b w:val="0"/>
-                <w:sz w:val="24"/>
-                <w:szCs w:val="24"/>
-              </w:rPr>
-            </w:r>
-          </w:p>
-        </w:tc>
-        <w:tc>
-          <w:tcPr>
-            <w:tcW w:w="1417" w:type="dxa"/>
-            <w:tcBorders>
-              <w:top w:val="single" w:sz="8" w:space="0" w:color="000000"/>
-              <w:left w:val="single" w:sz="8" w:space="0" w:color="000000"/>
-              <w:bottom w:val="single" w:sz="8" w:space="0" w:color="000000"/>
-              <w:right w:val="single" w:sz="8" w:space="0" w:color="000000"/>
-            </w:tcBorders>
-            <w:vAlign w:val="center"/>
-          </w:tcPr>
-          <w:p>
-            <w:pPr>
-              <w:jc w:val="both"/>
-              <w:rPr>
-                <w:sz w:val="24"/>
-                <w:szCs w:val="24"/>
-              </w:rPr>
-            </w:pPr>
-            <w:r>
-              <w:rPr>
-                <w:b w:val="0"/>
-                <w:sz w:val="24"/>
-                <w:szCs w:val="24"/>
-              </w:rPr>
-            </w:r>
-          </w:p>
-        </w:tc>
-        <w:tc>
-          <w:tcPr>
-            <w:tcW w:w="1417" w:type="dxa"/>
-            <w:tcBorders>
-              <w:top w:val="single" w:sz="8" w:space="0" w:color="000000"/>
-              <w:left w:val="single" w:sz="8" w:space="0" w:color="000000"/>
-              <w:bottom w:val="single" w:sz="8" w:space="0" w:color="000000"/>
-              <w:right w:val="single" w:sz="8" w:space="0" w:color="000000"/>
-            </w:tcBorders>
-            <w:vAlign w:val="center"/>
-          </w:tcPr>
-          <w:p>
-            <w:pPr>
-              <w:jc w:val="both"/>
+              <w:jc w:val="left"/>
+              <w:rPr>
+                <w:sz w:val="24"/>
+                <w:szCs w:val="24"/>
+              </w:rPr>
+            </w:pPr>
+            <w:r>
+              <w:rPr>
+                <w:b w:val="0"/>
+                <w:sz w:val="24"/>
+                <w:szCs w:val="24"/>
+              </w:rPr>
+            </w:r>
+          </w:p>
+        </w:tc>
+        <w:tc>
+          <w:tcPr>
+            <w:tcW w:w="1304" w:type="dxa"/>
+            <w:tcBorders>
+              <w:top w:val="single" w:sz="8" w:space="0" w:color="000000"/>
+              <w:left w:val="single" w:sz="8" w:space="0" w:color="000000"/>
+              <w:bottom w:val="single" w:sz="8" w:space="0" w:color="000000"/>
+              <w:right w:val="single" w:sz="8" w:space="0" w:color="000000"/>
+            </w:tcBorders>
+            <w:vAlign w:val="center"/>
+          </w:tcPr>
+          <w:p>
+            <w:pPr>
+              <w:jc w:val="left"/>
+              <w:rPr>
+                <w:sz w:val="24"/>
+                <w:szCs w:val="24"/>
+              </w:rPr>
+            </w:pPr>
+            <w:r>
+              <w:rPr>
+                <w:b w:val="0"/>
+                <w:sz w:val="24"/>
+                <w:szCs w:val="24"/>
+              </w:rPr>
+            </w:r>
+          </w:p>
+        </w:tc>
+        <w:tc>
+          <w:tcPr>
+            <w:tcW w:w="1644" w:type="dxa"/>
+            <w:tcBorders>
+              <w:top w:val="single" w:sz="8" w:space="0" w:color="000000"/>
+              <w:left w:val="single" w:sz="8" w:space="0" w:color="000000"/>
+              <w:bottom w:val="single" w:sz="8" w:space="0" w:color="000000"/>
+              <w:right w:val="single" w:sz="8" w:space="0" w:color="000000"/>
+            </w:tcBorders>
+            <w:vAlign w:val="center"/>
+          </w:tcPr>
+          <w:p>
+            <w:pPr>
+              <w:jc w:val="left"/>
               <w:rPr>
                 <w:sz w:val="24"/>
                 <w:szCs w:val="24"/>
@@ -9222,7 +9394,9 @@
       </w:tr>
       <w:tr>
         <w:trPr>
+          <w:cantSplit/>
           <w:jc w:val="center"/>
+          <w:trHeight w:val="453" w:hRule="atLeast"/>
         </w:trPr>
         <w:tc>
           <w:tcPr>
@@ -9292,7 +9466,35 @@
           </w:tcPr>
           <w:p>
             <w:pPr>
-              <w:jc w:val="both"/>
+              <w:jc w:val="left"/>
+              <w:rPr>
+                <w:sz w:val="24"/>
+                <w:szCs w:val="24"/>
+              </w:rPr>
+            </w:pPr>
+            <w:r>
+              <w:rPr>
+                <w:b w:val="0"/>
+                <w:sz w:val="24"/>
+                <w:szCs w:val="24"/>
+              </w:rPr>
+            </w:r>
+          </w:p>
+        </w:tc>
+        <w:tc>
+          <w:tcPr>
+            <w:tcW w:w="1304" w:type="dxa"/>
+            <w:tcBorders>
+              <w:top w:val="single" w:sz="8" w:space="0" w:color="000000"/>
+              <w:left w:val="single" w:sz="8" w:space="0" w:color="000000"/>
+              <w:bottom w:val="single" w:sz="8" w:space="0" w:color="000000"/>
+              <w:right w:val="single" w:sz="8" w:space="0" w:color="000000"/>
+            </w:tcBorders>
+            <w:vAlign w:val="center"/>
+          </w:tcPr>
+          <w:p>
+            <w:pPr>
+              <w:jc w:val="left"/>
               <w:rPr>
                 <w:sz w:val="24"/>
                 <w:szCs w:val="24"/>
@@ -9320,91 +9522,63 @@
           </w:tcPr>
           <w:p>
             <w:pPr>
-              <w:jc w:val="both"/>
-              <w:rPr>
-                <w:sz w:val="24"/>
-                <w:szCs w:val="24"/>
-              </w:rPr>
-            </w:pPr>
-            <w:r>
-              <w:rPr>
-                <w:b w:val="0"/>
-                <w:sz w:val="24"/>
-                <w:szCs w:val="24"/>
-              </w:rPr>
-            </w:r>
-          </w:p>
-        </w:tc>
-        <w:tc>
-          <w:tcPr>
-            <w:tcW w:w="1417" w:type="dxa"/>
-            <w:tcBorders>
-              <w:top w:val="single" w:sz="8" w:space="0" w:color="000000"/>
-              <w:left w:val="single" w:sz="8" w:space="0" w:color="000000"/>
-              <w:bottom w:val="single" w:sz="8" w:space="0" w:color="000000"/>
-              <w:right w:val="single" w:sz="8" w:space="0" w:color="000000"/>
-            </w:tcBorders>
-            <w:vAlign w:val="center"/>
-          </w:tcPr>
-          <w:p>
-            <w:pPr>
-              <w:jc w:val="both"/>
-              <w:rPr>
-                <w:sz w:val="24"/>
-                <w:szCs w:val="24"/>
-              </w:rPr>
-            </w:pPr>
-            <w:r>
-              <w:rPr>
-                <w:b w:val="0"/>
-                <w:sz w:val="24"/>
-                <w:szCs w:val="24"/>
-              </w:rPr>
-            </w:r>
-          </w:p>
-        </w:tc>
-        <w:tc>
-          <w:tcPr>
-            <w:tcW w:w="1417" w:type="dxa"/>
-            <w:tcBorders>
-              <w:top w:val="single" w:sz="8" w:space="0" w:color="000000"/>
-              <w:left w:val="single" w:sz="8" w:space="0" w:color="000000"/>
-              <w:bottom w:val="single" w:sz="8" w:space="0" w:color="000000"/>
-              <w:right w:val="single" w:sz="8" w:space="0" w:color="000000"/>
-            </w:tcBorders>
-            <w:vAlign w:val="center"/>
-          </w:tcPr>
-          <w:p>
-            <w:pPr>
-              <w:jc w:val="both"/>
-              <w:rPr>
-                <w:sz w:val="24"/>
-                <w:szCs w:val="24"/>
-              </w:rPr>
-            </w:pPr>
-            <w:r>
-              <w:rPr>
-                <w:b w:val="0"/>
-                <w:sz w:val="24"/>
-                <w:szCs w:val="24"/>
-              </w:rPr>
-            </w:r>
-          </w:p>
-        </w:tc>
-        <w:tc>
-          <w:tcPr>
-            <w:tcW w:w="1417" w:type="dxa"/>
-            <w:tcBorders>
-              <w:top w:val="single" w:sz="8" w:space="0" w:color="000000"/>
-              <w:left w:val="single" w:sz="8" w:space="0" w:color="000000"/>
-              <w:bottom w:val="single" w:sz="8" w:space="0" w:color="000000"/>
-              <w:right w:val="single" w:sz="8" w:space="0" w:color="000000"/>
-            </w:tcBorders>
-            <w:vAlign w:val="center"/>
-          </w:tcPr>
-          <w:p>
-            <w:pPr>
-              <w:jc w:val="both"/>
+              <w:jc w:val="left"/>
+              <w:rPr>
+                <w:sz w:val="24"/>
+                <w:szCs w:val="24"/>
+              </w:rPr>
+            </w:pPr>
+            <w:r>
+              <w:rPr>
+                <w:b w:val="0"/>
+                <w:sz w:val="24"/>
+                <w:szCs w:val="24"/>
+              </w:rPr>
+            </w:r>
+          </w:p>
+        </w:tc>
+        <w:tc>
+          <w:tcPr>
+            <w:tcW w:w="1304" w:type="dxa"/>
+            <w:tcBorders>
+              <w:top w:val="single" w:sz="8" w:space="0" w:color="000000"/>
+              <w:left w:val="single" w:sz="8" w:space="0" w:color="000000"/>
+              <w:bottom w:val="single" w:sz="8" w:space="0" w:color="000000"/>
+              <w:right w:val="single" w:sz="8" w:space="0" w:color="000000"/>
+            </w:tcBorders>
+            <w:vAlign w:val="center"/>
+          </w:tcPr>
+          <w:p>
+            <w:pPr>
+              <w:jc w:val="left"/>
+              <w:rPr>
+                <w:sz w:val="24"/>
+                <w:szCs w:val="24"/>
+              </w:rPr>
+            </w:pPr>
+            <w:r>
+              <w:rPr>
+                <w:b w:val="0"/>
+                <w:sz w:val="24"/>
+                <w:szCs w:val="24"/>
+              </w:rPr>
+            </w:r>
+          </w:p>
+        </w:tc>
+        <w:tc>
+          <w:tcPr>
+            <w:tcW w:w="1644" w:type="dxa"/>
+            <w:tcBorders>
+              <w:top w:val="single" w:sz="8" w:space="0" w:color="000000"/>
+              <w:left w:val="single" w:sz="8" w:space="0" w:color="000000"/>
+              <w:bottom w:val="single" w:sz="8" w:space="0" w:color="000000"/>
+              <w:right w:val="single" w:sz="8" w:space="0" w:color="000000"/>
+            </w:tcBorders>
+            <w:vAlign w:val="center"/>
+          </w:tcPr>
+          <w:p>
+            <w:pPr>
+              <w:jc w:val="left"/>
               <w:rPr>
                 <w:sz w:val="24"/>
                 <w:szCs w:val="24"/>
@@ -9448,6 +9622,7 @@
     <w:p>
       <w:pPr>
         <w:pStyle w:val="Heading2"/>
+        <w:keepNext/>
         <w:numPr>
           <w:ilvl w:val="1"/>
           <w:numId w:val="7"/>
@@ -9468,28 +9643,31 @@
         <w:tblLook w:val="0400" w:firstRow="0" w:lastRow="0" w:firstColumn="0" w:lastColumn="0" w:noHBand="0" w:noVBand="1"/>
       </w:tblPr>
       <w:tblGrid>
-        <w:gridCol w:w="510"/>
-        <w:gridCol w:w="3402"/>
+        <w:gridCol w:w="567"/>
+        <w:gridCol w:w="3345"/>
         <w:gridCol w:w="1587"/>
         <w:gridCol w:w="3288"/>
       </w:tblGrid>
       <w:tr>
         <w:trPr>
+          <w:cantSplit/>
+          <w:tblHeader/>
           <w:jc w:val="center"/>
         </w:trPr>
         <w:tc>
           <w:tcPr>
-            <w:tcW w:w="510" w:type="dxa"/>
-            <w:tcBorders>
-              <w:top w:val="single" w:sz="8" w:space="0" w:color="000000"/>
-              <w:left w:val="single" w:sz="8" w:space="0" w:color="000000"/>
-              <w:bottom w:val="single" w:sz="8" w:space="0" w:color="000000"/>
-              <w:right w:val="single" w:sz="8" w:space="0" w:color="000000"/>
-            </w:tcBorders>
-            <w:vAlign w:val="center"/>
-          </w:tcPr>
-          <w:p>
-            <w:pPr>
+            <w:tcW w:w="567" w:type="dxa"/>
+            <w:tcBorders>
+              <w:top w:val="single" w:sz="8" w:space="0" w:color="000000"/>
+              <w:left w:val="single" w:sz="8" w:space="0" w:color="000000"/>
+              <w:bottom w:val="single" w:sz="8" w:space="0" w:color="000000"/>
+              <w:right w:val="single" w:sz="8" w:space="0" w:color="000000"/>
+            </w:tcBorders>
+            <w:vAlign w:val="center"/>
+          </w:tcPr>
+          <w:p>
+            <w:pPr>
+              <w:keepNext/>
               <w:jc w:val="center"/>
               <w:rPr>
                 <w:sz w:val="24"/>
@@ -9509,17 +9687,18 @@
         </w:tc>
         <w:tc>
           <w:tcPr>
-            <w:tcW w:w="3402" w:type="dxa"/>
-            <w:tcBorders>
-              <w:top w:val="single" w:sz="8" w:space="0" w:color="000000"/>
-              <w:left w:val="single" w:sz="8" w:space="0" w:color="000000"/>
-              <w:bottom w:val="single" w:sz="8" w:space="0" w:color="000000"/>
-              <w:right w:val="single" w:sz="8" w:space="0" w:color="000000"/>
-            </w:tcBorders>
-            <w:vAlign w:val="center"/>
-          </w:tcPr>
-          <w:p>
-            <w:pPr>
+            <w:tcW w:w="3345" w:type="dxa"/>
+            <w:tcBorders>
+              <w:top w:val="single" w:sz="8" w:space="0" w:color="000000"/>
+              <w:left w:val="single" w:sz="8" w:space="0" w:color="000000"/>
+              <w:bottom w:val="single" w:sz="8" w:space="0" w:color="000000"/>
+              <w:right w:val="single" w:sz="8" w:space="0" w:color="000000"/>
+            </w:tcBorders>
+            <w:vAlign w:val="center"/>
+          </w:tcPr>
+          <w:p>
+            <w:pPr>
+              <w:keepNext/>
               <w:jc w:val="center"/>
               <w:rPr>
                 <w:sz w:val="24"/>
@@ -9550,6 +9729,7 @@
           </w:tcPr>
           <w:p>
             <w:pPr>
+              <w:keepNext/>
               <w:jc w:val="center"/>
               <w:rPr>
                 <w:sz w:val="24"/>
@@ -9580,6 +9760,7 @@
           </w:tcPr>
           <w:p>
             <w:pPr>
+              <w:keepNext/>
               <w:jc w:val="center"/>
               <w:rPr>
                 <w:sz w:val="24"/>
@@ -9600,11 +9781,13 @@
       </w:tr>
       <w:tr>
         <w:trPr>
+          <w:cantSplit/>
           <w:jc w:val="center"/>
+          <w:trHeight w:val="453" w:hRule="atLeast"/>
         </w:trPr>
         <w:tc>
           <w:tcPr>
-            <w:tcW w:w="510" w:type="dxa"/>
+            <w:tcW w:w="567" w:type="dxa"/>
             <w:tcBorders>
               <w:top w:val="single" w:sz="8" w:space="0" w:color="000000"/>
               <w:left w:val="single" w:sz="8" w:space="0" w:color="000000"/>
@@ -9632,7 +9815,7 @@
         </w:tc>
         <w:tc>
           <w:tcPr>
-            <w:tcW w:w="3402" w:type="dxa"/>
+            <w:tcW w:w="3345" w:type="dxa"/>
             <w:tcBorders>
               <w:top w:val="single" w:sz="8" w:space="0" w:color="000000"/>
               <w:left w:val="single" w:sz="8" w:space="0" w:color="000000"/>
@@ -9670,7 +9853,7 @@
           </w:tcPr>
           <w:p>
             <w:pPr>
-              <w:jc w:val="both"/>
+              <w:jc w:val="left"/>
               <w:rPr>
                 <w:sz w:val="24"/>
                 <w:szCs w:val="24"/>
@@ -9698,7 +9881,7 @@
           </w:tcPr>
           <w:p>
             <w:pPr>
-              <w:jc w:val="both"/>
+              <w:jc w:val="left"/>
               <w:rPr>
                 <w:sz w:val="24"/>
                 <w:szCs w:val="24"/>
@@ -9716,11 +9899,13 @@
       </w:tr>
       <w:tr>
         <w:trPr>
+          <w:cantSplit/>
           <w:jc w:val="center"/>
+          <w:trHeight w:val="453" w:hRule="atLeast"/>
         </w:trPr>
         <w:tc>
           <w:tcPr>
-            <w:tcW w:w="510" w:type="dxa"/>
+            <w:tcW w:w="567" w:type="dxa"/>
             <w:tcBorders>
               <w:top w:val="single" w:sz="8" w:space="0" w:color="000000"/>
               <w:left w:val="single" w:sz="8" w:space="0" w:color="000000"/>
@@ -9748,7 +9933,7 @@
         </w:tc>
         <w:tc>
           <w:tcPr>
-            <w:tcW w:w="3402" w:type="dxa"/>
+            <w:tcW w:w="3345" w:type="dxa"/>
             <w:tcBorders>
               <w:top w:val="single" w:sz="8" w:space="0" w:color="000000"/>
               <w:left w:val="single" w:sz="8" w:space="0" w:color="000000"/>
@@ -9786,7 +9971,7 @@
           </w:tcPr>
           <w:p>
             <w:pPr>
-              <w:jc w:val="both"/>
+              <w:jc w:val="left"/>
               <w:rPr>
                 <w:sz w:val="24"/>
                 <w:szCs w:val="24"/>
@@ -9814,7 +9999,7 @@
           </w:tcPr>
           <w:p>
             <w:pPr>
-              <w:jc w:val="both"/>
+              <w:jc w:val="left"/>
               <w:rPr>
                 <w:sz w:val="24"/>
                 <w:szCs w:val="24"/>
@@ -9832,11 +10017,13 @@
       </w:tr>
       <w:tr>
         <w:trPr>
+          <w:cantSplit/>
           <w:jc w:val="center"/>
+          <w:trHeight w:val="453" w:hRule="atLeast"/>
         </w:trPr>
         <w:tc>
           <w:tcPr>
-            <w:tcW w:w="510" w:type="dxa"/>
+            <w:tcW w:w="567" w:type="dxa"/>
             <w:tcBorders>
               <w:top w:val="single" w:sz="8" w:space="0" w:color="000000"/>
               <w:left w:val="single" w:sz="8" w:space="0" w:color="000000"/>
@@ -9864,7 +10051,7 @@
         </w:tc>
         <w:tc>
           <w:tcPr>
-            <w:tcW w:w="3402" w:type="dxa"/>
+            <w:tcW w:w="3345" w:type="dxa"/>
             <w:tcBorders>
               <w:top w:val="single" w:sz="8" w:space="0" w:color="000000"/>
               <w:left w:val="single" w:sz="8" w:space="0" w:color="000000"/>
@@ -9902,7 +10089,7 @@
           </w:tcPr>
           <w:p>
             <w:pPr>
-              <w:jc w:val="both"/>
+              <w:jc w:val="left"/>
               <w:rPr>
                 <w:sz w:val="24"/>
                 <w:szCs w:val="24"/>
@@ -9930,7 +10117,7 @@
           </w:tcPr>
           <w:p>
             <w:pPr>
-              <w:jc w:val="both"/>
+              <w:jc w:val="left"/>
               <w:rPr>
                 <w:sz w:val="24"/>
                 <w:szCs w:val="24"/>
@@ -9948,11 +10135,13 @@
       </w:tr>
       <w:tr>
         <w:trPr>
+          <w:cantSplit/>
           <w:jc w:val="center"/>
+          <w:trHeight w:val="453" w:hRule="atLeast"/>
         </w:trPr>
         <w:tc>
           <w:tcPr>
-            <w:tcW w:w="510" w:type="dxa"/>
+            <w:tcW w:w="567" w:type="dxa"/>
             <w:tcBorders>
               <w:top w:val="single" w:sz="8" w:space="0" w:color="000000"/>
               <w:left w:val="single" w:sz="8" w:space="0" w:color="000000"/>
@@ -9980,7 +10169,7 @@
         </w:tc>
         <w:tc>
           <w:tcPr>
-            <w:tcW w:w="3402" w:type="dxa"/>
+            <w:tcW w:w="3345" w:type="dxa"/>
             <w:tcBorders>
               <w:top w:val="single" w:sz="8" w:space="0" w:color="000000"/>
               <w:left w:val="single" w:sz="8" w:space="0" w:color="000000"/>
@@ -10018,7 +10207,7 @@
           </w:tcPr>
           <w:p>
             <w:pPr>
-              <w:jc w:val="both"/>
+              <w:jc w:val="left"/>
               <w:rPr>
                 <w:sz w:val="24"/>
                 <w:szCs w:val="24"/>
@@ -10046,7 +10235,7 @@
           </w:tcPr>
           <w:p>
             <w:pPr>
-              <w:jc w:val="both"/>
+              <w:jc w:val="left"/>
               <w:rPr>
                 <w:sz w:val="24"/>
                 <w:szCs w:val="24"/>
@@ -10064,11 +10253,13 @@
       </w:tr>
       <w:tr>
         <w:trPr>
+          <w:cantSplit/>
           <w:jc w:val="center"/>
+          <w:trHeight w:val="453" w:hRule="atLeast"/>
         </w:trPr>
         <w:tc>
           <w:tcPr>
-            <w:tcW w:w="510" w:type="dxa"/>
+            <w:tcW w:w="567" w:type="dxa"/>
             <w:tcBorders>
               <w:top w:val="single" w:sz="8" w:space="0" w:color="000000"/>
               <w:left w:val="single" w:sz="8" w:space="0" w:color="000000"/>
@@ -10096,7 +10287,7 @@
         </w:tc>
         <w:tc>
           <w:tcPr>
-            <w:tcW w:w="3402" w:type="dxa"/>
+            <w:tcW w:w="3345" w:type="dxa"/>
             <w:tcBorders>
               <w:top w:val="single" w:sz="8" w:space="0" w:color="000000"/>
               <w:left w:val="single" w:sz="8" w:space="0" w:color="000000"/>
@@ -10134,7 +10325,7 @@
           </w:tcPr>
           <w:p>
             <w:pPr>
-              <w:jc w:val="both"/>
+              <w:jc w:val="left"/>
               <w:rPr>
                 <w:sz w:val="24"/>
                 <w:szCs w:val="24"/>
@@ -10162,7 +10353,7 @@
           </w:tcPr>
           <w:p>
             <w:pPr>
-              <w:jc w:val="both"/>
+              <w:jc w:val="left"/>
               <w:rPr>
                 <w:sz w:val="24"/>
                 <w:szCs w:val="24"/>
@@ -10180,11 +10371,13 @@
       </w:tr>
       <w:tr>
         <w:trPr>
+          <w:cantSplit/>
           <w:jc w:val="center"/>
+          <w:trHeight w:val="453" w:hRule="atLeast"/>
         </w:trPr>
         <w:tc>
           <w:tcPr>
-            <w:tcW w:w="510" w:type="dxa"/>
+            <w:tcW w:w="567" w:type="dxa"/>
             <w:tcBorders>
               <w:top w:val="single" w:sz="8" w:space="0" w:color="000000"/>
               <w:left w:val="single" w:sz="8" w:space="0" w:color="000000"/>
@@ -10212,7 +10405,7 @@
         </w:tc>
         <w:tc>
           <w:tcPr>
-            <w:tcW w:w="3402" w:type="dxa"/>
+            <w:tcW w:w="3345" w:type="dxa"/>
             <w:tcBorders>
               <w:top w:val="single" w:sz="8" w:space="0" w:color="000000"/>
               <w:left w:val="single" w:sz="8" w:space="0" w:color="000000"/>
@@ -10250,7 +10443,7 @@
           </w:tcPr>
           <w:p>
             <w:pPr>
-              <w:jc w:val="both"/>
+              <w:jc w:val="left"/>
               <w:rPr>
                 <w:sz w:val="24"/>
                 <w:szCs w:val="24"/>
@@ -10278,7 +10471,7 @@
           </w:tcPr>
           <w:p>
             <w:pPr>
-              <w:jc w:val="both"/>
+              <w:jc w:val="left"/>
               <w:rPr>
                 <w:sz w:val="24"/>
                 <w:szCs w:val="24"/>
@@ -10296,11 +10489,13 @@
       </w:tr>
       <w:tr>
         <w:trPr>
+          <w:cantSplit/>
           <w:jc w:val="center"/>
+          <w:trHeight w:val="453" w:hRule="atLeast"/>
         </w:trPr>
         <w:tc>
           <w:tcPr>
-            <w:tcW w:w="510" w:type="dxa"/>
+            <w:tcW w:w="567" w:type="dxa"/>
             <w:tcBorders>
               <w:top w:val="single" w:sz="8" w:space="0" w:color="000000"/>
               <w:left w:val="single" w:sz="8" w:space="0" w:color="000000"/>
@@ -10328,7 +10523,7 @@
         </w:tc>
         <w:tc>
           <w:tcPr>
-            <w:tcW w:w="3402" w:type="dxa"/>
+            <w:tcW w:w="3345" w:type="dxa"/>
             <w:tcBorders>
               <w:top w:val="single" w:sz="8" w:space="0" w:color="000000"/>
               <w:left w:val="single" w:sz="8" w:space="0" w:color="000000"/>
@@ -10366,7 +10561,7 @@
           </w:tcPr>
           <w:p>
             <w:pPr>
-              <w:jc w:val="both"/>
+              <w:jc w:val="left"/>
               <w:rPr>
                 <w:sz w:val="24"/>
                 <w:szCs w:val="24"/>
@@ -10394,7 +10589,7 @@
           </w:tcPr>
           <w:p>
             <w:pPr>
-              <w:jc w:val="both"/>
+              <w:jc w:val="left"/>
               <w:rPr>
                 <w:sz w:val="24"/>
                 <w:szCs w:val="24"/>
@@ -10412,11 +10607,13 @@
       </w:tr>
       <w:tr>
         <w:trPr>
+          <w:cantSplit/>
           <w:jc w:val="center"/>
+          <w:trHeight w:val="453" w:hRule="atLeast"/>
         </w:trPr>
         <w:tc>
           <w:tcPr>
-            <w:tcW w:w="510" w:type="dxa"/>
+            <w:tcW w:w="567" w:type="dxa"/>
             <w:tcBorders>
               <w:top w:val="single" w:sz="8" w:space="0" w:color="000000"/>
               <w:left w:val="single" w:sz="8" w:space="0" w:color="000000"/>
@@ -10444,7 +10641,7 @@
         </w:tc>
         <w:tc>
           <w:tcPr>
-            <w:tcW w:w="3402" w:type="dxa"/>
+            <w:tcW w:w="3345" w:type="dxa"/>
             <w:tcBorders>
               <w:top w:val="single" w:sz="8" w:space="0" w:color="000000"/>
               <w:left w:val="single" w:sz="8" w:space="0" w:color="000000"/>
@@ -10482,7 +10679,7 @@
           </w:tcPr>
           <w:p>
             <w:pPr>
-              <w:jc w:val="both"/>
+              <w:jc w:val="left"/>
               <w:rPr>
                 <w:sz w:val="24"/>
                 <w:szCs w:val="24"/>
@@ -10510,7 +10707,7 @@
           </w:tcPr>
           <w:p>
             <w:pPr>
-              <w:jc w:val="both"/>
+              <w:jc w:val="left"/>
               <w:rPr>
                 <w:sz w:val="24"/>
                 <w:szCs w:val="24"/>
@@ -10528,11 +10725,13 @@
       </w:tr>
       <w:tr>
         <w:trPr>
+          <w:cantSplit/>
           <w:jc w:val="center"/>
+          <w:trHeight w:val="453" w:hRule="atLeast"/>
         </w:trPr>
         <w:tc>
           <w:tcPr>
-            <w:tcW w:w="510" w:type="dxa"/>
+            <w:tcW w:w="567" w:type="dxa"/>
             <w:tcBorders>
               <w:top w:val="single" w:sz="8" w:space="0" w:color="000000"/>
               <w:left w:val="single" w:sz="8" w:space="0" w:color="000000"/>
@@ -10560,7 +10759,7 @@
         </w:tc>
         <w:tc>
           <w:tcPr>
-            <w:tcW w:w="3402" w:type="dxa"/>
+            <w:tcW w:w="3345" w:type="dxa"/>
             <w:tcBorders>
               <w:top w:val="single" w:sz="8" w:space="0" w:color="000000"/>
               <w:left w:val="single" w:sz="8" w:space="0" w:color="000000"/>
@@ -10598,7 +10797,7 @@
           </w:tcPr>
           <w:p>
             <w:pPr>
-              <w:jc w:val="both"/>
+              <w:jc w:val="left"/>
               <w:rPr>
                 <w:sz w:val="24"/>
                 <w:szCs w:val="24"/>
@@ -10626,7 +10825,7 @@
           </w:tcPr>
           <w:p>
             <w:pPr>
-              <w:jc w:val="both"/>
+              <w:jc w:val="left"/>
               <w:rPr>
                 <w:sz w:val="24"/>
                 <w:szCs w:val="24"/>
@@ -10644,11 +10843,13 @@
       </w:tr>
       <w:tr>
         <w:trPr>
+          <w:cantSplit/>
           <w:jc w:val="center"/>
+          <w:trHeight w:val="453" w:hRule="atLeast"/>
         </w:trPr>
         <w:tc>
           <w:tcPr>
-            <w:tcW w:w="510" w:type="dxa"/>
+            <w:tcW w:w="567" w:type="dxa"/>
             <w:tcBorders>
               <w:top w:val="single" w:sz="8" w:space="0" w:color="000000"/>
               <w:left w:val="single" w:sz="8" w:space="0" w:color="000000"/>
@@ -10676,7 +10877,7 @@
         </w:tc>
         <w:tc>
           <w:tcPr>
-            <w:tcW w:w="3402" w:type="dxa"/>
+            <w:tcW w:w="3345" w:type="dxa"/>
             <w:tcBorders>
               <w:top w:val="single" w:sz="8" w:space="0" w:color="000000"/>
               <w:left w:val="single" w:sz="8" w:space="0" w:color="000000"/>
@@ -10714,7 +10915,7 @@
           </w:tcPr>
           <w:p>
             <w:pPr>
-              <w:jc w:val="both"/>
+              <w:jc w:val="left"/>
               <w:rPr>
                 <w:sz w:val="24"/>
                 <w:szCs w:val="24"/>
@@ -10742,7 +10943,7 @@
           </w:tcPr>
           <w:p>
             <w:pPr>
-              <w:jc w:val="both"/>
+              <w:jc w:val="left"/>
               <w:rPr>
                 <w:sz w:val="24"/>
                 <w:szCs w:val="24"/>
@@ -10799,6 +11000,7 @@
     <w:p>
       <w:pPr>
         <w:pStyle w:val="Heading2"/>
+        <w:keepNext/>
         <w:numPr>
           <w:ilvl w:val="1"/>
           <w:numId w:val="7"/>
@@ -10825,6 +11027,8 @@
       </w:tblGrid>
       <w:tr>
         <w:trPr>
+          <w:cantSplit/>
+          <w:tblHeader/>
           <w:jc w:val="center"/>
         </w:trPr>
         <w:tc>
@@ -10840,6 +11044,7 @@
           </w:tcPr>
           <w:p>
             <w:pPr>
+              <w:keepNext/>
               <w:jc w:val="center"/>
               <w:rPr>
                 <w:sz w:val="24"/>
@@ -10853,7 +11058,7 @@
                 <w:sz w:val="24"/>
                 <w:szCs w:val="24"/>
               </w:rPr>
-              <w:t>Rekaman</w:t>
+              <w:t>Record</w:t>
             </w:r>
           </w:p>
         </w:tc>
@@ -10870,6 +11075,7 @@
           </w:tcPr>
           <w:p>
             <w:pPr>
+              <w:keepNext/>
               <w:jc w:val="center"/>
               <w:rPr>
                 <w:sz w:val="24"/>
@@ -10900,6 +11106,7 @@
           </w:tcPr>
           <w:p>
             <w:pPr>
+              <w:keepNext/>
               <w:jc w:val="center"/>
               <w:rPr>
                 <w:sz w:val="24"/>
@@ -10920,6 +11127,7 @@
       </w:tr>
       <w:tr>
         <w:trPr>
+          <w:cantSplit/>
           <w:jc w:val="center"/>
         </w:trPr>
         <w:tc>
@@ -10991,25 +11199,26 @@
           </w:tcPr>
           <w:p>
             <w:pPr>
-              <w:jc w:val="both"/>
-              <w:rPr>
-                <w:sz w:val="24"/>
-                <w:szCs w:val="24"/>
-              </w:rPr>
-            </w:pPr>
-            <w:r>
-              <w:rPr>
-                <w:b w:val="0"/>
-                <w:sz w:val="24"/>
-                <w:szCs w:val="24"/>
-              </w:rPr>
-              <w:t>Minimal 10 tahun (USULAN). Angka berasal dari retensi dokumen penagihan dan perpajakan (SNX-FAT-SOP-01, SNX-FAT-SOP-05); perluasan ke log ini belum diputus.</w:t>
+              <w:jc w:val="left"/>
+              <w:rPr>
+                <w:sz w:val="24"/>
+                <w:szCs w:val="24"/>
+              </w:rPr>
+            </w:pPr>
+            <w:r>
+              <w:rPr>
+                <w:b w:val="0"/>
+                <w:sz w:val="24"/>
+                <w:szCs w:val="24"/>
+              </w:rPr>
+              <w:t>Minimal 10 tahun, mengikuti retensi dokumen penagihan dan perpajakan di SNX-FAT-SOP-01 dan SNX-FAT-SOP-05; penerapannya pada log ini belum diputus (USULAN).</w:t>
             </w:r>
           </w:p>
         </w:tc>
       </w:tr>
       <w:tr>
         <w:trPr>
+          <w:cantSplit/>
           <w:jc w:val="center"/>
         </w:trPr>
         <w:tc>
@@ -11064,7 +11273,7 @@
                 <w:sz w:val="24"/>
                 <w:szCs w:val="24"/>
               </w:rPr>
-              <w:t>Folder Google Drive Departemen FAT (USULAN); lokasi berkas tiap baris ditulis di Tabel 3 (butir 6.11). Pemilik: Finance Lead (USULAN). Aturan arsip mengikuti SNX-FAT-SOP-04.</w:t>
+              <w:t>Folder Google Drive Departemen FAT (USULAN); lokasi berkas tiap baris ditulis di Tabel 3. Pemilik: Finance Lead (USULAN). Aturan arsip mengikuti SNX-FAT-SOP-04.</w:t>
             </w:r>
           </w:p>
         </w:tc>
@@ -11081,7 +11290,7 @@
           </w:tcPr>
           <w:p>
             <w:pPr>
-              <w:jc w:val="both"/>
+              <w:jc w:val="left"/>
               <w:rPr>
                 <w:sz w:val="24"/>
                 <w:szCs w:val="24"/>
@@ -11138,6 +11347,7 @@
     </w:p>
     <w:p>
       <w:pPr>
+        <w:keepNext/>
         <w:pBdr>
           <w:top w:val="nil"/>
           <w:left w:val="nil"/>
@@ -11176,6 +11386,8 @@
       </w:tblGrid>
       <w:tr>
         <w:trPr>
+          <w:cantSplit/>
+          <w:tblHeader/>
           <w:jc w:val="center"/>
         </w:trPr>
         <w:tc>
@@ -11191,6 +11403,7 @@
           </w:tcPr>
           <w:p>
             <w:pPr>
+              <w:keepNext/>
               <w:jc w:val="center"/>
               <w:rPr>
                 <w:sz w:val="24"/>
@@ -11221,6 +11434,7 @@
           </w:tcPr>
           <w:p>
             <w:pPr>
+              <w:keepNext/>
               <w:jc w:val="center"/>
               <w:rPr>
                 <w:sz w:val="24"/>
@@ -11251,6 +11465,7 @@
           </w:tcPr>
           <w:p>
             <w:pPr>
+              <w:keepNext/>
               <w:jc w:val="center"/>
               <w:rPr>
                 <w:sz w:val="24"/>
@@ -11271,6 +11486,7 @@
       </w:tr>
       <w:tr>
         <w:trPr>
+          <w:cantSplit/>
           <w:jc w:val="center"/>
         </w:trPr>
         <w:tc>
@@ -11342,7 +11558,7 @@
           </w:tcPr>
           <w:p>
             <w:pPr>
-              <w:jc w:val="both"/>
+              <w:jc w:val="left"/>
               <w:rPr>
                 <w:sz w:val="24"/>
                 <w:szCs w:val="24"/>
@@ -11361,6 +11577,7 @@
       </w:tr>
       <w:tr>
         <w:trPr>
+          <w:cantSplit/>
           <w:jc w:val="center"/>
         </w:trPr>
         <w:tc>
@@ -11432,25 +11649,26 @@
           </w:tcPr>
           <w:p>
             <w:pPr>
-              <w:jc w:val="both"/>
-              <w:rPr>
-                <w:sz w:val="24"/>
-                <w:szCs w:val="24"/>
-              </w:rPr>
-            </w:pPr>
-            <w:r>
-              <w:rPr>
-                <w:b w:val="0"/>
-                <w:sz w:val="24"/>
-                <w:szCs w:val="24"/>
-              </w:rPr>
-              <w:t>Rekaman keputusan dan bukti persetujuan punya lokasi, pemilik, dan retensi yang tercatat di tabel Rekaman.</w:t>
+              <w:jc w:val="left"/>
+              <w:rPr>
+                <w:sz w:val="24"/>
+                <w:szCs w:val="24"/>
+              </w:rPr>
+            </w:pPr>
+            <w:r>
+              <w:rPr>
+                <w:b w:val="0"/>
+                <w:sz w:val="24"/>
+                <w:szCs w:val="24"/>
+              </w:rPr>
+              <w:t>Record keputusan dan bukti persetujuan memiliki lokasi, pemilik, dan retensi yang tercatat di tabel Record.</w:t>
             </w:r>
           </w:p>
         </w:tc>
       </w:tr>
       <w:tr>
         <w:trPr>
+          <w:cantSplit/>
           <w:jc w:val="center"/>
         </w:trPr>
         <w:tc>
@@ -11522,7 +11740,7 @@
           </w:tcPr>
           <w:p>
             <w:pPr>
-              <w:jc w:val="both"/>
+              <w:jc w:val="left"/>
               <w:rPr>
                 <w:sz w:val="24"/>
                 <w:szCs w:val="24"/>
@@ -11541,6 +11759,7 @@
       </w:tr>
       <w:tr>
         <w:trPr>
+          <w:cantSplit/>
           <w:jc w:val="center"/>
         </w:trPr>
         <w:tc>
@@ -11595,7 +11814,7 @@
                 <w:sz w:val="24"/>
                 <w:szCs w:val="24"/>
               </w:rPr>
-              <w:t>Annex A 5.33 Perlindungan rekaman</w:t>
+              <w:t>Annex A 5.33 Perlindungan record</w:t>
             </w:r>
           </w:p>
         </w:tc>
@@ -11612,19 +11831,19 @@
           </w:tcPr>
           <w:p>
             <w:pPr>
-              <w:jc w:val="both"/>
-              <w:rPr>
-                <w:sz w:val="24"/>
-                <w:szCs w:val="24"/>
-              </w:rPr>
-            </w:pPr>
-            <w:r>
-              <w:rPr>
-                <w:b w:val="0"/>
-                <w:sz w:val="24"/>
-                <w:szCs w:val="24"/>
-              </w:rPr>
-              <w:t>Log dan bukti persetujuan disimpan di lokasi dan klasifikasi yang tercatat di tabel Rekaman.</w:t>
+              <w:jc w:val="left"/>
+              <w:rPr>
+                <w:sz w:val="24"/>
+                <w:szCs w:val="24"/>
+              </w:rPr>
+            </w:pPr>
+            <w:r>
+              <w:rPr>
+                <w:b w:val="0"/>
+                <w:sz w:val="24"/>
+                <w:szCs w:val="24"/>
+              </w:rPr>
+              <w:t>Log dan bukti persetujuan disimpan di lokasi dan klasifikasi yang tercatat di tabel Record.</w:t>
             </w:r>
           </w:p>
         </w:tc>
@@ -11657,6 +11876,7 @@
     <w:p>
       <w:pPr>
         <w:pStyle w:val="Heading1"/>
+        <w:keepNext/>
         <w:numPr>
           <w:ilvl w:val="0"/>
           <w:numId w:val="7"/>
@@ -11682,6 +11902,8 @@
       </w:tblGrid>
       <w:tr>
         <w:trPr>
+          <w:cantSplit/>
+          <w:tblHeader/>
           <w:jc w:val="center"/>
         </w:trPr>
         <w:tc>
@@ -11697,6 +11919,7 @@
           </w:tcPr>
           <w:p>
             <w:pPr>
+              <w:keepNext/>
               <w:jc w:val="center"/>
               <w:rPr>
                 <w:sz w:val="24"/>
@@ -11727,6 +11950,7 @@
           </w:tcPr>
           <w:p>
             <w:pPr>
+              <w:keepNext/>
               <w:jc w:val="center"/>
               <w:rPr>
                 <w:sz w:val="24"/>
@@ -11747,6 +11971,7 @@
       </w:tr>
       <w:tr>
         <w:trPr>
+          <w:cantSplit/>
           <w:jc w:val="center"/>
         </w:trPr>
         <w:tc>
@@ -11801,13 +12026,14 @@
                 <w:sz w:val="24"/>
                 <w:szCs w:val="24"/>
               </w:rPr>
-              <w:t>Struktur Organisasi SINUX: sumber nama jabatan. Pemetaan Finance Lead dan Finance Staff ke jabatan mengikuti definisi di bagian 3 (SNX-HR-ORG-01 butir K-13).</w:t>
+              <w:t>Struktur Organisasi SINUX, sumber nama jabatan dan pemetaan Finance Lead serta Finance Staff (butir K-13).</w:t>
             </w:r>
           </w:p>
         </w:tc>
       </w:tr>
       <w:tr>
         <w:trPr>
+          <w:cantSplit/>
           <w:jc w:val="center"/>
         </w:trPr>
         <w:tc>
@@ -11862,13 +12088,14 @@
                 <w:sz w:val="24"/>
                 <w:szCs w:val="24"/>
               </w:rPr>
-              <w:t>Job Analysis dan Uraian Jabatan: tugas nomor 4 dan wewenang JA-10 yang dipakai di butir 4.3.</w:t>
+              <w:t>Job Analysis dan Uraian Jabatan. Tugas nomor 4 dan wewenang JA-10 menjadi dasar butir 4.3.</w:t>
             </w:r>
           </w:p>
         </w:tc>
       </w:tr>
       <w:tr>
         <w:trPr>
+          <w:cantSplit/>
           <w:jc w:val="center"/>
         </w:trPr>
         <w:tc>
@@ -11930,6 +12157,7 @@
       </w:tr>
       <w:tr>
         <w:trPr>
+          <w:cantSplit/>
           <w:jc w:val="center"/>
         </w:trPr>
         <w:tc>
@@ -11984,13 +12212,14 @@
                 <w:sz w:val="24"/>
                 <w:szCs w:val="24"/>
               </w:rPr>
-              <w:t>Financial Document Control &amp; Retention: aturan pengarsipan dokumen keuangan, dipakai untuk lokasi dan retensi rekaman form ini (USULAN).</w:t>
+              <w:t>Financial Document Control &amp; Retention: aturan pengarsipan dokumen keuangan, dipakai untuk lokasi dan retensi record form ini (USULAN).</w:t>
             </w:r>
           </w:p>
         </w:tc>
       </w:tr>
       <w:tr>
         <w:trPr>
+          <w:cantSplit/>
           <w:jc w:val="center"/>
         </w:trPr>
         <w:tc>
@@ -12045,13 +12274,14 @@
                 <w:sz w:val="24"/>
                 <w:szCs w:val="24"/>
               </w:rPr>
-              <w:t>Tax Administration &amp; Reporting: butir 6.3 langkah 2 menyebut form ini sebagai tempat mencatat persetujuan utang pajak, dan tabel rekaman di bagian 11 menyebutnya untuk persetujuan utang pajak dan pengajuan pembayaran (USULAN).</w:t>
+              <w:t>Tax Administration &amp; Reporting. Butir 6.3 langkah 2 dan tabel record bagian 11 SOP itu memakai form ini untuk mencatat persetujuan utang pajak dan pengajuan pembayaran (USULAN).</w:t>
             </w:r>
           </w:p>
         </w:tc>
       </w:tr>
       <w:tr>
         <w:trPr>
+          <w:cantSplit/>
           <w:jc w:val="center"/>
         </w:trPr>
         <w:tc>
@@ -12113,6 +12343,7 @@
       </w:tr>
       <w:tr>
         <w:trPr>
+          <w:cantSplit/>
           <w:jc w:val="center"/>
         </w:trPr>
         <w:tc>
@@ -12174,6 +12405,7 @@
       </w:tr>
       <w:tr>
         <w:trPr>
+          <w:cantSplit/>
           <w:jc w:val="center"/>
         </w:trPr>
         <w:tc>
@@ -12235,6 +12467,7 @@
       </w:tr>
       <w:tr>
         <w:trPr>
+          <w:cantSplit/>
           <w:jc w:val="center"/>
         </w:trPr>
         <w:tc>
@@ -12289,13 +12522,14 @@
                 <w:sz w:val="24"/>
                 <w:szCs w:val="24"/>
               </w:rPr>
-              <w:t>SOP Payment and Disbursement Approval: dalam peninjauan. Mengatur pengajuan pembayaran invoice, reimbursement, dan cash advance; form ini mencatat approval atas pengajuan itu.</w:t>
+              <w:t>SOP Payment and Disbursement Approval: dalam review. Mengatur pengajuan pembayaran invoice, reimbursement, dan cash advance; form ini mencatat approval atas pengajuan itu.</w:t>
             </w:r>
           </w:p>
         </w:tc>
       </w:tr>
       <w:tr>
         <w:trPr>
+          <w:cantSplit/>
           <w:jc w:val="center"/>
         </w:trPr>
         <w:tc>
@@ -12350,13 +12584,14 @@
                 <w:sz w:val="24"/>
                 <w:szCs w:val="24"/>
               </w:rPr>
-              <w:t>SOP Account Receivable &amp; Collection: dalam peninjauan. Penagihan dan piutang, dikecualikan dari form ini.</w:t>
+              <w:t>SOP Account Receivable &amp; Collection: dalam review. Penagihan dan piutang, dikecualikan dari form ini.</w:t>
             </w:r>
           </w:p>
         </w:tc>
       </w:tr>
       <w:tr>
         <w:trPr>
+          <w:cantSplit/>
           <w:jc w:val="center"/>
         </w:trPr>
         <w:tc>
@@ -12475,7 +12710,7 @@
           <w:sz w:val="24"/>
           <w:szCs w:val="24"/>
         </w:rPr>
-        <w:t xml:space="preserve">Form ini berstatus Draft dan baru dipakai sesudah Direktur Utama menandatangani blok Approval dan FAT menetapkan struktur kolom serta jabatan Penyetuju. Finance Lead meninjau form ini setiap tahun (USULAN).</w:t>
+        <w:t xml:space="preserve">Form ini masih Draft dan baru dipakai setelah Direktur Utama menandatangani blok Approval, serta FAT menetapkan struktur kolom dan jabatan Penyetuju. Finance Lead meninjau form ini setiap tahun (USULAN).</w:t>
       </w:r>
     </w:p>
     <w:sectPr>

--- a/out/03_FAT/SNX-FAT-FRM-01 Financial Transaction Approval Records (Rev00 DRAFT).docx
+++ b/out/03_FAT/SNX-FAT-FRM-01 Financial Transaction Approval Records (Rev00 DRAFT).docx
@@ -11814,7 +11814,7 @@
                 <w:sz w:val="24"/>
                 <w:szCs w:val="24"/>
               </w:rPr>
-              <w:t>Annex A 5.33 Perlindungan record</w:t>
+              <w:t>Annex A 5.33 Perlindungan rekaman</w:t>
             </w:r>
           </w:p>
         </w:tc>

--- a/out/03_FAT/SNX-FAT-FRM-01 Financial Transaction Approval Records (Rev00 DRAFT).docx
+++ b/out/03_FAT/SNX-FAT-FRM-01 Financial Transaction Approval Records (Rev00 DRAFT).docx
@@ -2487,7 +2487,7 @@
           <w:sz w:val="24"/>
           <w:szCs w:val="24"/>
         </w:rPr>
-        <w:t xml:space="preserve">Form ini mencakup setiap transaksi pembayaran yang dikelola FAT, yaitu pembayaran invoice, reimbursement, cash advance, dan pembayaran pajak. Transaksi jenis lain juga dicatat, dengan nama jenisnya ditulis di kolom Jenis Transaksi.</w:t>
+        <w:t xml:space="preserve">Form ini mencakup setiap transaksi pembayaran yang dikelola FAT, yaitu pembayaran invoice, reimbursement, cash advance, dan pembayaran pajak. Transaksi pembayaran jenis lain juga dicatat, dengan nama jenisnya ditulis di kolom Jenis Transaksi.</w:t>
       </w:r>
     </w:p>
     <w:p>
@@ -12274,7 +12274,7 @@
                 <w:sz w:val="24"/>
                 <w:szCs w:val="24"/>
               </w:rPr>
-              <w:t>Tax Administration &amp; Reporting. Butir 6.3 langkah 2 dan tabel record bagian 11 SOP itu memakai form ini untuk mencatat persetujuan utang pajak dan pengajuan pembayaran (USULAN).</w:t>
+              <w:t>Tax Administration &amp; Reporting. Butir 6.3 langkah 2 SOP itu memakai form ini untuk mencatat persetujuan utang pajak, dan tabel record bagian 11 memakainya untuk persetujuan utang pajak dan pengajuan pembayaran (USULAN).</w:t>
             </w:r>
           </w:p>
         </w:tc>
